--- a/C_codespace/2 kurs/1-st senester/Algorithms and data structure/1-st lab/Vlad/БПИ24-02_Гордов_В._Лабораторная_работа_№1.docx
+++ b/C_codespace/2 kurs/1-st senester/Algorithms and data structure/1-st lab/Vlad/БПИ24-02_Гордов_В._Лабораторная_работа_№1.docx
@@ -1,6 +1,6 @@
 
 <file path=word/document.xml><?xml version="1.0" encoding="utf-8"?>
-<w:document xmlns:wpc="http://schemas.microsoft.com/office/word/2010/wordprocessingCanvas" xmlns:cx="http://schemas.microsoft.com/office/drawing/2014/chartex" xmlns:cx1="http://schemas.microsoft.com/office/drawing/2015/9/8/chartex" xmlns:cx2="http://schemas.microsoft.com/office/drawing/2015/10/21/chartex" xmlns:cx3="http://schemas.microsoft.com/office/drawing/2016/5/9/chartex" xmlns:cx4="http://schemas.microsoft.com/office/drawing/2016/5/10/chartex" xmlns:cx5="http://schemas.microsoft.com/office/drawing/2016/5/11/chartex" xmlns:cx6="http://schemas.microsoft.com/office/drawing/2016/5/12/chartex" xmlns:cx7="http://schemas.microsoft.com/office/drawing/2016/5/13/chartex" xmlns:cx8="http://schemas.microsoft.com/office/drawing/2016/5/14/chartex" xmlns:mc="http://schemas.openxmlformats.org/markup-compatibility/2006" xmlns:aink="http://schemas.microsoft.com/office/drawing/2016/ink" xmlns:am3d="http://schemas.microsoft.com/office/drawing/2017/model3d" xmlns:o="urn:schemas-microsoft-com:office:office" xmlns:oel="http://schemas.microsoft.com/office/2019/extlst" xmlns:r="http://schemas.openxmlformats.org/officeDocument/2006/relationships" xmlns:m="http://schemas.openxmlformats.org/officeDocument/2006/math" xmlns:v="urn:schemas-microsoft-com:vml" xmlns:wp14="http://schemas.microsoft.com/office/word/2010/wordprocessingDrawing" xmlns:wp="http://schemas.openxmlformats.org/drawingml/2006/wordprocessingDrawing" xmlns:w10="urn:schemas-microsoft-com:office:word" xmlns:w="http://schemas.openxmlformats.org/wordprocessingml/2006/main" xmlns:w14="http://schemas.microsoft.com/office/word/2010/wordml" xmlns:w15="http://schemas.microsoft.com/office/word/2012/wordml" xmlns:w16cex="http://schemas.microsoft.com/office/word/2018/wordml/cex" xmlns:w16cid="http://schemas.microsoft.com/office/word/2016/wordml/cid" xmlns:w16="http://schemas.microsoft.com/office/word/2018/wordml" xmlns:w16du="http://schemas.microsoft.com/office/word/2023/wordml/word16du" xmlns:w16sdtdh="http://schemas.microsoft.com/office/word/2020/wordml/sdtdatahash" xmlns:w16sdtfl="http://schemas.microsoft.com/office/word/2024/wordml/sdtformatlock" xmlns:w16se="http://schemas.microsoft.com/office/word/2015/wordml/symex" xmlns:wpg="http://schemas.microsoft.com/office/word/2010/wordprocessingGroup" xmlns:wpi="http://schemas.microsoft.com/office/word/2010/wordprocessingInk" xmlns:wne="http://schemas.microsoft.com/office/word/2006/wordml" xmlns:wps="http://schemas.microsoft.com/office/word/2010/wordprocessingShape" mc:Ignorable="w14 w15 w16se w16cid w16 w16cex w16sdtdh w16sdtfl w16du wp14">
+<w:document xmlns:wpc="http://schemas.microsoft.com/office/word/2010/wordprocessingCanvas" xmlns:mc="http://schemas.openxmlformats.org/markup-compatibility/2006" xmlns:o="urn:schemas-microsoft-com:office:office" xmlns:r="http://schemas.openxmlformats.org/officeDocument/2006/relationships" xmlns:m="http://schemas.openxmlformats.org/officeDocument/2006/math" xmlns:v="urn:schemas-microsoft-com:vml" xmlns:wp14="http://schemas.microsoft.com/office/word/2010/wordprocessingDrawing" xmlns:wp="http://schemas.openxmlformats.org/drawingml/2006/wordprocessingDrawing" xmlns:w10="urn:schemas-microsoft-com:office:word" xmlns:w="http://schemas.openxmlformats.org/wordprocessingml/2006/main" xmlns:w14="http://schemas.microsoft.com/office/word/2010/wordml" xmlns:w15="http://schemas.microsoft.com/office/word/2012/wordml" xmlns:wpg="http://schemas.microsoft.com/office/word/2010/wordprocessingGroup" xmlns:wpi="http://schemas.microsoft.com/office/word/2010/wordprocessingInk" xmlns:wne="http://schemas.microsoft.com/office/word/2006/wordml" xmlns:wps="http://schemas.microsoft.com/office/word/2010/wordprocessingShape" mc:Ignorable="w14 w15 wp14">
   <w:body>
     <w:p>
       <w:pPr>
@@ -960,13 +960,7 @@
         <w:t xml:space="preserve"> </w:t>
       </w:r>
       <w:r>
-        <w:t>со</w:t>
-      </w:r>
-      <w:r>
-        <w:t>р</w:t>
-      </w:r>
-      <w:r>
-        <w:t>тировка выбором;</w:t>
+        <w:t>сортировка выбором;</w:t>
       </w:r>
       <w:r>
         <w:t xml:space="preserve"> </w:t>
@@ -991,13 +985,7 @@
         <w:t xml:space="preserve"> указанных методов</w:t>
       </w:r>
       <w:r>
-        <w:t xml:space="preserve"> и степень естественности их пов</w:t>
-      </w:r>
-      <w:r>
-        <w:t>е</w:t>
-      </w:r>
-      <w:r>
-        <w:t>дения.</w:t>
+        <w:t xml:space="preserve"> и степень естественности их поведения.</w:t>
       </w:r>
     </w:p>
     <w:p>
@@ -1115,10 +1103,7 @@
         <w:t xml:space="preserve"> указанных далее,</w:t>
       </w:r>
       <w:r>
-        <w:t xml:space="preserve"> обеспечивающих </w:t>
-      </w:r>
-      <w:r>
-        <w:t xml:space="preserve">полноценное функционирование объектов </w:t>
+        <w:t xml:space="preserve"> обеспечивающих полноценное функционирование объектов </w:t>
       </w:r>
       <w:r>
         <w:t>данного</w:t>
@@ -1137,6 +1122,10 @@
         <w:jc w:val="center"/>
       </w:pPr>
       <w:r>
+        <w:rPr>
+          <w:noProof/>
+          <w:lang w:eastAsia="ru-RU"/>
+        </w:rPr>
         <w:drawing>
           <wp:inline distT="0" distB="0" distL="0" distR="0" wp14:anchorId="4CBE8FB3" wp14:editId="00F394FB">
             <wp:extent cx="1495634" cy="1047896"/>
@@ -1266,25 +1255,13 @@
     </w:p>
     <w:p>
       <w:r>
-        <w:t>Были реализованы конструкторы</w:t>
-      </w:r>
-      <w:r>
-        <w:t xml:space="preserve"> класса</w:t>
-      </w:r>
-      <w:r>
-        <w:t xml:space="preserve"> (по умолчанию, с параметрами, копирования)</w:t>
-      </w:r>
-      <w:r>
-        <w:t>, а также деструктор (</w:t>
+        <w:t>Были реализованы конструкторы класса (по умолчанию, с параметрами, копирования), а также деструктор (</w:t>
       </w:r>
       <w:r>
         <w:fldChar w:fldCharType="begin"/>
       </w:r>
       <w:r>
-        <w:instrText xml:space="preserve"> REF _Ref211041381 \h </w:instrText>
-      </w:r>
-      <w:r>
-        <w:instrText xml:space="preserve"> \* MERGEFORMAT </w:instrText>
+        <w:instrText xml:space="preserve"> REF _Ref211041381 \h  \* MERGEFORMAT </w:instrText>
       </w:r>
       <w:r>
         <w:fldChar w:fldCharType="separate"/>
@@ -1310,6 +1287,10 @@
         <w:jc w:val="center"/>
       </w:pPr>
       <w:r>
+        <w:rPr>
+          <w:noProof/>
+          <w:lang w:eastAsia="ru-RU"/>
+        </w:rPr>
         <w:drawing>
           <wp:inline distT="0" distB="0" distL="0" distR="0" wp14:anchorId="67538748" wp14:editId="0A79BEBC">
             <wp:extent cx="3258005" cy="3115110"/>
@@ -1459,6 +1440,10 @@
         </w:rPr>
       </w:pPr>
       <w:r>
+        <w:rPr>
+          <w:noProof/>
+          <w:lang w:eastAsia="ru-RU"/>
+        </w:rPr>
         <w:lastRenderedPageBreak/>
         <w:drawing>
           <wp:inline distT="0" distB="0" distL="0" distR="0" wp14:anchorId="0D0B5A09" wp14:editId="0789CCC3">
@@ -1533,6 +1518,10 @@
         <w:jc w:val="center"/>
       </w:pPr>
       <w:r>
+        <w:rPr>
+          <w:noProof/>
+          <w:lang w:eastAsia="ru-RU"/>
+        </w:rPr>
         <w:drawing>
           <wp:inline distT="0" distB="0" distL="0" distR="0" wp14:anchorId="46399BFE" wp14:editId="2B223E5C">
             <wp:extent cx="3505689" cy="1362265"/>
@@ -1606,6 +1595,10 @@
         <w:jc w:val="center"/>
       </w:pPr>
       <w:r>
+        <w:rPr>
+          <w:noProof/>
+          <w:lang w:eastAsia="ru-RU"/>
+        </w:rPr>
         <w:drawing>
           <wp:inline distT="0" distB="0" distL="0" distR="0" wp14:anchorId="66259529" wp14:editId="4AD827C0">
             <wp:extent cx="2534004" cy="866896"/>
@@ -1682,6 +1675,10 @@
         <w:jc w:val="center"/>
       </w:pPr>
       <w:r>
+        <w:rPr>
+          <w:noProof/>
+          <w:lang w:eastAsia="ru-RU"/>
+        </w:rPr>
         <w:drawing>
           <wp:inline distT="0" distB="0" distL="0" distR="0" wp14:anchorId="6AE31CD2" wp14:editId="25D58985">
             <wp:extent cx="3162741" cy="905001"/>
@@ -1800,6 +1797,10 @@
         <w:jc w:val="center"/>
       </w:pPr>
       <w:r>
+        <w:rPr>
+          <w:noProof/>
+          <w:lang w:eastAsia="ru-RU"/>
+        </w:rPr>
         <w:drawing>
           <wp:inline distT="0" distB="0" distL="0" distR="0" wp14:anchorId="211BD854" wp14:editId="4446C849">
             <wp:extent cx="3200847" cy="1609950"/>
@@ -1940,6 +1941,10 @@
         <w:jc w:val="center"/>
       </w:pPr>
       <w:r>
+        <w:rPr>
+          <w:noProof/>
+          <w:lang w:eastAsia="ru-RU"/>
+        </w:rPr>
         <w:lastRenderedPageBreak/>
         <w:drawing>
           <wp:inline distT="0" distB="0" distL="0" distR="0" wp14:anchorId="0BC417BC" wp14:editId="7CCF4975">
@@ -2089,6 +2094,10 @@
         </w:rPr>
       </w:pPr>
       <w:r>
+        <w:rPr>
+          <w:noProof/>
+          <w:lang w:eastAsia="ru-RU"/>
+        </w:rPr>
         <w:drawing>
           <wp:inline distT="0" distB="0" distL="0" distR="0" wp14:anchorId="03D9913D" wp14:editId="4CA58E4D">
             <wp:extent cx="3410426" cy="2657846"/>
@@ -2175,13 +2184,7 @@
     </w:p>
     <w:p>
       <w:r>
-        <w:t xml:space="preserve">Метод </w:t>
-      </w:r>
-      <w:r>
-        <w:t>пирамидальной сортировки</w:t>
-      </w:r>
-      <w:r>
-        <w:t xml:space="preserve"> (</w:t>
+        <w:t>Метод пирамидальной сортировки (</w:t>
       </w:r>
       <w:r>
         <w:fldChar w:fldCharType="begin"/>
@@ -2254,13 +2257,7 @@
         <w:rPr>
           <w:noProof/>
         </w:rPr>
-        <w:t>1</w:t>
-      </w:r>
-      <w:r>
-        <w:rPr>
-          <w:noProof/>
-        </w:rPr>
-        <w:t>1</w:t>
+        <w:t>11</w:t>
       </w:r>
       <w:r>
         <w:rPr>
@@ -2288,7 +2285,8 @@
       </w:pPr>
       <w:r>
         <w:rPr>
-          <w:lang w:val="en-US"/>
+          <w:noProof/>
+          <w:lang w:eastAsia="ru-RU"/>
         </w:rPr>
         <w:lastRenderedPageBreak/>
         <w:drawing>
@@ -2372,6 +2370,10 @@
         </w:rPr>
       </w:pPr>
       <w:r>
+        <w:rPr>
+          <w:noProof/>
+          <w:lang w:eastAsia="ru-RU"/>
+        </w:rPr>
         <w:drawing>
           <wp:inline distT="0" distB="0" distL="0" distR="0" wp14:anchorId="1F4C55BE" wp14:editId="4E822D91">
             <wp:extent cx="4582164" cy="3915321"/>
@@ -2438,16 +2440,7 @@
       </w:r>
       <w:bookmarkEnd w:id="10"/>
       <w:r>
-        <w:t xml:space="preserve"> </w:t>
-      </w:r>
-      <w:r>
-        <w:t>–</w:t>
-      </w:r>
-      <w:r>
-        <w:t xml:space="preserve"> </w:t>
-      </w:r>
-      <w:r>
-        <w:t>Вспомогательный метод</w:t>
+        <w:t xml:space="preserve"> – Вспомогательный метод</w:t>
       </w:r>
     </w:p>
     <w:p>
@@ -2458,10 +2451,7 @@
         <w:t xml:space="preserve"> (</w:t>
       </w:r>
       <w:r>
-        <w:t xml:space="preserve">Рис. </w:t>
-      </w:r>
-      <w:r>
-        <w:t>12-13</w:t>
+        <w:t>Рис. 12-13</w:t>
       </w:r>
       <w:r>
         <w:t>)</w:t>
@@ -2478,6 +2468,10 @@
         <w:jc w:val="center"/>
       </w:pPr>
       <w:r>
+        <w:rPr>
+          <w:noProof/>
+          <w:lang w:eastAsia="ru-RU"/>
+        </w:rPr>
         <w:lastRenderedPageBreak/>
         <w:drawing>
           <wp:inline distT="0" distB="0" distL="0" distR="0" wp14:anchorId="2A0B9B1C" wp14:editId="1A4A3DB7">
@@ -2572,6 +2566,7 @@
       <w:r>
         <w:rPr>
           <w:noProof/>
+          <w:lang w:eastAsia="ru-RU"/>
           <w14:ligatures w14:val="standardContextual"/>
         </w:rPr>
         <w:drawing>
@@ -2649,10 +2644,7 @@
     </w:p>
     <w:p>
       <w:r>
-        <w:t>Метод</w:t>
-      </w:r>
-      <w:r>
-        <w:t xml:space="preserve"> сортировки одного массива (</w:t>
+        <w:t>Метод сортировки одного массива (</w:t>
       </w:r>
       <w:r>
         <w:fldChar w:fldCharType="begin"/>
@@ -2682,28 +2674,7 @@
         <w:t xml:space="preserve">: </w:t>
       </w:r>
       <w:r>
-        <w:t>пользователь вводит желаемые</w:t>
-      </w:r>
-      <w:r>
-        <w:t xml:space="preserve"> размер массива, диапазон значений (от наименьшего</w:t>
-      </w:r>
-      <w:r>
-        <w:t xml:space="preserve"> </w:t>
-      </w:r>
-      <w:r>
-        <w:t xml:space="preserve">до наибольшего </w:t>
-      </w:r>
-      <w:r>
-        <w:t>возможных</w:t>
-      </w:r>
-      <w:r>
-        <w:t xml:space="preserve">), </w:t>
-      </w:r>
-      <w:r>
-        <w:t xml:space="preserve">выбирает желаемый </w:t>
-      </w:r>
-      <w:r>
-        <w:t>метод сортировки</w:t>
+        <w:t>пользователь вводит желаемые размер массива, диапазон значений (от наименьшего до наибольшего возможных), выбирает желаемый метод сортировки</w:t>
       </w:r>
       <w:r>
         <w:t xml:space="preserve">. </w:t>
@@ -2742,10 +2713,7 @@
         <w:t>По завершении сортировки выводится статистика (время сортировки, количество сравнений и количество перестановок) и отсортированный массив</w:t>
       </w:r>
       <w:r>
-        <w:t xml:space="preserve"> </w:t>
-      </w:r>
-      <w:r>
-        <w:t>(</w:t>
+        <w:t xml:space="preserve"> (</w:t>
       </w:r>
       <w:r>
         <w:fldChar w:fldCharType="begin"/>
@@ -2769,10 +2737,7 @@
         <w:fldChar w:fldCharType="end"/>
       </w:r>
       <w:r>
-        <w:t>).</w:t>
-      </w:r>
-      <w:r>
-        <w:t xml:space="preserve"> </w:t>
+        <w:t xml:space="preserve">). </w:t>
       </w:r>
       <w:r>
         <w:t>Оба варианта массива записываются в соответствующие файлы</w:t>
@@ -2796,13 +2761,7 @@
         <w:rPr>
           <w:noProof/>
         </w:rPr>
-        <w:t>1</w:t>
-      </w:r>
-      <w:r>
-        <w:rPr>
-          <w:noProof/>
-        </w:rPr>
-        <w:t>6</w:t>
+        <w:t>16</w:t>
       </w:r>
       <w:r>
         <w:fldChar w:fldCharType="end"/>
@@ -2812,9 +2771,6 @@
       </w:r>
       <w:r>
         <w:instrText xml:space="preserve"> REF _Ref211036264 \h </w:instrText>
-      </w:r>
-      <w:r>
-        <w:fldChar w:fldCharType="separate"/>
       </w:r>
       <w:r>
         <w:fldChar w:fldCharType="end"/>
@@ -2832,6 +2788,7 @@
       <w:r>
         <w:rPr>
           <w:noProof/>
+          <w:lang w:eastAsia="ru-RU"/>
           <w14:ligatures w14:val="standardContextual"/>
         </w:rPr>
         <w:lastRenderedPageBreak/>
@@ -2917,6 +2874,10 @@
         <w:jc w:val="center"/>
       </w:pPr>
       <w:r>
+        <w:rPr>
+          <w:noProof/>
+          <w:lang w:eastAsia="ru-RU"/>
+        </w:rPr>
         <w:lastRenderedPageBreak/>
         <w:drawing>
           <wp:inline distT="0" distB="0" distL="0" distR="0" wp14:anchorId="60F208A5" wp14:editId="40427F9A">
@@ -2996,6 +2957,8 @@
         <w:rPr>
           <w:b/>
           <w:bCs/>
+          <w:noProof/>
+          <w:lang w:eastAsia="ru-RU"/>
         </w:rPr>
         <w:drawing>
           <wp:inline distT="0" distB="0" distL="0" distR="0" wp14:anchorId="49C0EFA4" wp14:editId="1B8AC9EB">
@@ -3075,19 +3038,37 @@
     <w:p/>
     <w:p>
       <w:r>
-        <w:t>Метод</w:t>
-      </w:r>
-      <w:r>
-        <w:t xml:space="preserve"> накопления статистических данных () реализован следующим образом</w:t>
+        <w:t>Метод накопления статистических данных (</w:t>
+      </w:r>
+      <w:r>
+        <w:fldChar w:fldCharType="begin"/>
+      </w:r>
+      <w:r>
+        <w:instrText xml:space="preserve"> REF _Ref211037493 \h </w:instrText>
+      </w:r>
+      <w:r>
+        <w:fldChar w:fldCharType="separate"/>
+      </w:r>
+      <w:r>
+        <w:t xml:space="preserve">Рисунок </w:t>
+      </w:r>
+      <w:r>
+        <w:rPr>
+          <w:noProof/>
+        </w:rPr>
+        <w:t>17</w:t>
+      </w:r>
+      <w:r>
+        <w:fldChar w:fldCharType="end"/>
+      </w:r>
+      <w:r>
+        <w:t>) реализован следующим образом</w:t>
       </w:r>
       <w:r>
         <w:t xml:space="preserve">: </w:t>
       </w:r>
       <w:r>
-        <w:t xml:space="preserve">пользователь </w:t>
-      </w:r>
-      <w:r>
-        <w:t>выбирает желаемый способ формирования элементов массива (с</w:t>
+        <w:t>пользователь выбирает желаемый способ формирования элементов массива (с</w:t>
       </w:r>
       <w:r>
         <w:t>лучайные значения,</w:t>
@@ -3105,16 +3086,60 @@
         <w:t>братно упорядоченная последовательность</w:t>
       </w:r>
       <w:r>
-        <w:t>)</w:t>
-      </w:r>
-      <w:r>
-        <w:t>,</w:t>
-      </w:r>
-      <w:r>
-        <w:t xml:space="preserve"> диапазон размеров массивов (от наименьшего к наибольшему возможным), шаг изменения размера и метод сортировки (). После этого программа открывает цикл с указанными параметрами, в котором создаётся массив, происходит его заполнение и сортировка. Статистика выполнения процесса сортировки записывается в соответствующий файл ().</w:t>
-      </w:r>
-    </w:p>
-    <w:p/>
+        <w:t>),</w:t>
+      </w:r>
+      <w:r>
+        <w:t xml:space="preserve"> диапазон размеров массивов (от наименьшего к наибольшему возможным), шаг изменения размера и метод сортировки (</w:t>
+      </w:r>
+      <w:r>
+        <w:fldChar w:fldCharType="begin"/>
+      </w:r>
+      <w:r>
+        <w:instrText xml:space="preserve"> REF _Ref211083518 \h </w:instrText>
+      </w:r>
+      <w:r>
+        <w:fldChar w:fldCharType="separate"/>
+      </w:r>
+      <w:r>
+        <w:t xml:space="preserve">Рисунок </w:t>
+      </w:r>
+      <w:r>
+        <w:rPr>
+          <w:noProof/>
+        </w:rPr>
+        <w:t>18</w:t>
+      </w:r>
+      <w:r>
+        <w:fldChar w:fldCharType="end"/>
+      </w:r>
+      <w:r>
+        <w:t>). После этого программа открывает цикл с указанными параметрами, в котором создаётся массив, происходит его заполнение и сортировка. Статистика выполнения процесса сортировки записывается в соответствующий файл (</w:t>
+      </w:r>
+      <w:r>
+        <w:fldChar w:fldCharType="begin"/>
+      </w:r>
+      <w:r>
+        <w:instrText xml:space="preserve"> REF _Ref211083522 \h </w:instrText>
+      </w:r>
+      <w:r>
+        <w:fldChar w:fldCharType="separate"/>
+      </w:r>
+      <w:r>
+        <w:t xml:space="preserve">Рисунок </w:t>
+      </w:r>
+      <w:r>
+        <w:rPr>
+          <w:noProof/>
+        </w:rPr>
+        <w:t>19</w:t>
+      </w:r>
+      <w:r>
+        <w:fldChar w:fldCharType="end"/>
+      </w:r>
+      <w:r>
+        <w:t>).</w:t>
+      </w:r>
+    </w:p>
     <w:p>
       <w:pPr>
         <w:keepNext/>
@@ -3122,6 +3147,10 @@
         <w:jc w:val="center"/>
       </w:pPr>
       <w:r>
+        <w:rPr>
+          <w:noProof/>
+          <w:lang w:eastAsia="ru-RU"/>
+        </w:rPr>
         <w:lastRenderedPageBreak/>
         <w:drawing>
           <wp:inline distT="0" distB="0" distL="0" distR="0" wp14:anchorId="35F478B0" wp14:editId="7EC6B932">
@@ -3166,6 +3195,7 @@
         <w:ind w:firstLine="0"/>
       </w:pPr>
       <w:bookmarkStart w:id="14" w:name="_Ref211037493"/>
+      <w:bookmarkStart w:id="15" w:name="_Ref211082984"/>
       <w:r>
         <w:t xml:space="preserve">Рисунок </w:t>
       </w:r>
@@ -3194,6 +3224,7 @@
       <w:r>
         <w:t>Режим накопления статистических данных</w:t>
       </w:r>
+      <w:bookmarkEnd w:id="15"/>
     </w:p>
     <w:bookmarkEnd w:id="2"/>
     <w:p>
@@ -3203,6 +3234,10 @@
         <w:jc w:val="center"/>
       </w:pPr>
       <w:r>
+        <w:rPr>
+          <w:noProof/>
+          <w:lang w:eastAsia="ru-RU"/>
+        </w:rPr>
         <w:lastRenderedPageBreak/>
         <w:drawing>
           <wp:inline distT="0" distB="0" distL="0" distR="0" wp14:anchorId="7430433F" wp14:editId="7A90ABC3">
@@ -3246,6 +3281,8 @@
         <w:pStyle w:val="af2"/>
         <w:ind w:firstLine="0"/>
       </w:pPr>
+      <w:bookmarkStart w:id="16" w:name="_Ref211082978"/>
+      <w:bookmarkStart w:id="17" w:name="_Ref211083518"/>
       <w:r>
         <w:t xml:space="preserve">Рисунок </w:t>
       </w:r>
@@ -3267,15 +3304,11 @@
       <w:r>
         <w:fldChar w:fldCharType="end"/>
       </w:r>
-      <w:r>
-        <w:t xml:space="preserve"> - </w:t>
-      </w:r>
-      <w:r>
-        <w:t xml:space="preserve">Демонстрация работы метода </w:t>
-      </w:r>
-      <w:r>
-        <w:t>накопления статистических данных</w:t>
-      </w:r>
+      <w:bookmarkEnd w:id="17"/>
+      <w:r>
+        <w:t xml:space="preserve"> - Демонстрация работы метода накопления статистических данных</w:t>
+      </w:r>
+      <w:bookmarkEnd w:id="16"/>
     </w:p>
     <w:p>
       <w:pPr>
@@ -3284,6 +3317,10 @@
         <w:jc w:val="center"/>
       </w:pPr>
       <w:r>
+        <w:rPr>
+          <w:noProof/>
+          <w:lang w:eastAsia="ru-RU"/>
+        </w:rPr>
         <w:drawing>
           <wp:inline distT="0" distB="0" distL="0" distR="0" wp14:anchorId="6F00D1AD" wp14:editId="0D78D914">
             <wp:extent cx="1724266" cy="3153215"/>
@@ -3326,6 +3363,8 @@
         <w:pStyle w:val="af2"/>
         <w:ind w:firstLine="0"/>
       </w:pPr>
+      <w:bookmarkStart w:id="18" w:name="_Ref211083002"/>
+      <w:bookmarkStart w:id="19" w:name="_Ref211083522"/>
       <w:r>
         <w:t xml:space="preserve">Рисунок </w:t>
       </w:r>
@@ -3347,6 +3386,7 @@
       <w:r>
         <w:fldChar w:fldCharType="end"/>
       </w:r>
+      <w:bookmarkEnd w:id="19"/>
       <w:r>
         <w:t xml:space="preserve"> - </w:t>
       </w:r>
@@ -3375,88 +3415,121 @@
         <w:rPr>
           <w:noProof/>
         </w:rPr>
+        <w:t xml:space="preserve"> в файл</w:t>
+      </w:r>
+      <w:bookmarkEnd w:id="18"/>
+    </w:p>
+    <w:p>
+      <w:r>
+        <w:t xml:space="preserve">Для тестирования первого режима программы были выбраны параметры: </w:t>
+      </w:r>
+      <w:r>
+        <w:t>размер массива – 50000, диапазон значений элементов – от 1 до 100000.</w:t>
+      </w:r>
+      <w:r>
         <w:t xml:space="preserve"> </w:t>
       </w:r>
+    </w:p>
+    <w:p>
+      <w:r>
+        <w:t>Результаты сортировки</w:t>
+      </w:r>
+      <w:r>
+        <w:t xml:space="preserve"> выбором</w:t>
+      </w:r>
+      <w:r>
+        <w:t xml:space="preserve"> </w:t>
+      </w:r>
+      <w:r>
+        <w:t>(</w:t>
+      </w:r>
+      <w:r>
+        <w:fldChar w:fldCharType="begin"/>
+      </w:r>
+      <w:r>
+        <w:instrText xml:space="preserve"> REF _Ref211038907 \h </w:instrText>
+      </w:r>
+      <w:r>
+        <w:fldChar w:fldCharType="separate"/>
+      </w:r>
+      <w:r>
+        <w:t xml:space="preserve">Рисунок </w:t>
+      </w:r>
       <w:r>
         <w:rPr>
           <w:noProof/>
         </w:rPr>
-        <w:t>в файл</w:t>
-      </w:r>
-    </w:p>
-    <w:p/>
-    <w:p>
-      <w:r>
-        <w:t>Результат работы программы в первом режиме</w:t>
-      </w:r>
-      <w:r>
-        <w:t xml:space="preserve">. </w:t>
-      </w:r>
-      <w:r>
-        <w:t>Был</w:t>
+        <w:t>20</w:t>
+      </w:r>
+      <w:r>
+        <w:fldChar w:fldCharType="end"/>
+      </w:r>
+      <w:r>
+        <w:t>)</w:t>
+      </w:r>
+      <w:r>
+        <w:t>:</w:t>
+      </w:r>
+    </w:p>
+    <w:p>
+      <w:pPr>
+        <w:pStyle w:val="a7"/>
+        <w:numPr>
+          <w:ilvl w:val="0"/>
+          <w:numId w:val="2"/>
+        </w:numPr>
+      </w:pPr>
+      <w:r>
+        <w:t>В</w:t>
+      </w:r>
+      <w:r>
+        <w:t>ремя – 3501.56 мс</w:t>
+      </w:r>
+      <w:r>
+        <w:t>.</w:t>
+      </w:r>
+    </w:p>
+    <w:p>
+      <w:pPr>
+        <w:pStyle w:val="a7"/>
+        <w:numPr>
+          <w:ilvl w:val="0"/>
+          <w:numId w:val="2"/>
+        </w:numPr>
+      </w:pPr>
+      <w:r>
+        <w:t>Ко</w:t>
+      </w:r>
+      <w:r>
+        <w:t xml:space="preserve">личество сравнений – </w:t>
+      </w:r>
+      <w:r>
+        <w:t>1249975000</w:t>
+      </w:r>
+      <w:r>
+        <w:t>.</w:t>
       </w:r>
       <w:r>
         <w:t xml:space="preserve"> </w:t>
       </w:r>
-      <w:r>
-        <w:t>выбран массив размером в 50000. Минимальный элемент – 1, максимальный – 100000. В сортировке Шелла вышло 1916905 сравнений и 1598970 перестановок (</w:t>
-      </w:r>
-      <w:r>
-        <w:fldChar w:fldCharType="begin"/>
-      </w:r>
-      <w:r>
-        <w:instrText xml:space="preserve"> REF _Ref211038907 \h </w:instrText>
-      </w:r>
-      <w:r>
-        <w:fldChar w:fldCharType="separate"/>
-      </w:r>
-      <w:r>
-        <w:t xml:space="preserve">Рисунок </w:t>
-      </w:r>
-      <w:r>
-        <w:rPr>
-          <w:noProof/>
-        </w:rPr>
-        <w:t>20</w:t>
-      </w:r>
-      <w:r>
-        <w:fldChar w:fldCharType="end"/>
-      </w:r>
-      <w:r>
-        <w:t>). В пирамидальной – 1409920 сравнений и 737547 перестановок (</w:t>
-      </w:r>
-      <w:r>
-        <w:fldChar w:fldCharType="begin"/>
-      </w:r>
-      <w:r>
-        <w:instrText xml:space="preserve"> REF _Ref211038916 \h </w:instrText>
-      </w:r>
-      <w:r>
-        <w:fldChar w:fldCharType="separate"/>
-      </w:r>
-      <w:r>
-        <w:t xml:space="preserve">Рисунок </w:t>
-      </w:r>
-      <w:r>
-        <w:rPr>
-          <w:noProof/>
-        </w:rPr>
-        <w:t>21</w:t>
-      </w:r>
-      <w:r>
-        <w:fldChar w:fldCharType="end"/>
-      </w:r>
-      <w:r>
-        <w:t>).</w:t>
-      </w:r>
-      <w:r>
-        <w:t xml:space="preserve"> Вычисления были проделаны ещё 4 раза для программных ошибок. Результаты отличались с максимальной погрешностью в 10%. </w:t>
-      </w:r>
-    </w:p>
-    <w:p>
-      <w:pPr>
-        <w:ind w:firstLine="0"/>
-      </w:pPr>
+    </w:p>
+    <w:p>
+      <w:pPr>
+        <w:pStyle w:val="a7"/>
+        <w:numPr>
+          <w:ilvl w:val="0"/>
+          <w:numId w:val="2"/>
+        </w:numPr>
+      </w:pPr>
+      <w:r>
+        <w:t>К</w:t>
+      </w:r>
+      <w:r>
+        <w:t>оличество перестановок – 49988.</w:t>
+      </w:r>
+      <w:r>
+        <w:t xml:space="preserve"> </w:t>
+      </w:r>
     </w:p>
     <w:p>
       <w:pPr>
@@ -3465,16 +3538,12 @@
         <w:jc w:val="center"/>
       </w:pPr>
       <w:r>
-        <w:rPr>
-          <w:noProof/>
-          <w14:ligatures w14:val="standardContextual"/>
-        </w:rPr>
         <w:lastRenderedPageBreak/>
         <w:drawing>
-          <wp:inline distT="0" distB="0" distL="0" distR="0" wp14:anchorId="1CDA9B41" wp14:editId="0C2953B9">
-            <wp:extent cx="5940425" cy="1813560"/>
-            <wp:effectExtent l="0" t="0" r="3175" b="0"/>
-            <wp:docPr id="24" name="Рисунок 24"/>
+          <wp:inline distT="0" distB="0" distL="0" distR="0" wp14:anchorId="20C2EEDD" wp14:editId="71524BF4">
+            <wp:extent cx="5611008" cy="4648849"/>
+            <wp:effectExtent l="0" t="0" r="8890" b="0"/>
+            <wp:docPr id="1" name="Рисунок 1"/>
             <wp:cNvGraphicFramePr>
               <a:graphicFrameLocks xmlns:a="http://schemas.openxmlformats.org/drawingml/2006/main" noChangeAspect="1"/>
             </wp:cNvGraphicFramePr>
@@ -3494,7 +3563,7 @@
                   <pic:spPr>
                     <a:xfrm>
                       <a:off x="0" y="0"/>
-                      <a:ext cx="5940425" cy="1813560"/>
+                      <a:ext cx="5611008" cy="4648849"/>
                     </a:xfrm>
                     <a:prstGeom prst="rect">
                       <a:avLst/>
@@ -3512,7 +3581,7 @@
         <w:pStyle w:val="af2"/>
         <w:ind w:firstLine="0"/>
       </w:pPr>
-      <w:bookmarkStart w:id="15" w:name="_Ref211038907"/>
+      <w:bookmarkStart w:id="20" w:name="_Ref211038907"/>
       <w:r>
         <w:t xml:space="preserve">Рисунок </w:t>
       </w:r>
@@ -3534,32 +3603,133 @@
       <w:r>
         <w:fldChar w:fldCharType="end"/>
       </w:r>
-      <w:bookmarkEnd w:id="15"/>
-      <w:r>
-        <w:t xml:space="preserve"> - Режим 1. Метод Шелла</w:t>
+      <w:bookmarkEnd w:id="20"/>
+      <w:r>
+        <w:t xml:space="preserve"> - Режим 1. Сортировка выбором</w:t>
       </w:r>
     </w:p>
     <w:p>
       <w:pPr>
         <w:ind w:firstLine="0"/>
       </w:pPr>
+    </w:p>
+    <w:p>
+      <w:r>
+        <w:t>Р</w:t>
+      </w:r>
+      <w:r>
+        <w:t>езультаты пирамидальной сортировки</w:t>
+      </w:r>
+      <w:r>
+        <w:t xml:space="preserve"> </w:t>
+      </w:r>
+      <w:r>
+        <w:t>(</w:t>
+      </w:r>
+      <w:r>
+        <w:fldChar w:fldCharType="begin"/>
+      </w:r>
+      <w:r>
+        <w:instrText xml:space="preserve"> REF _Ref211038916 \h </w:instrText>
+      </w:r>
+      <w:r>
+        <w:fldChar w:fldCharType="separate"/>
+      </w:r>
+      <w:r>
+        <w:t xml:space="preserve">Рисунок </w:t>
+      </w:r>
+      <w:r>
+        <w:rPr>
+          <w:noProof/>
+        </w:rPr>
+        <w:t>21</w:t>
+      </w:r>
+      <w:r>
+        <w:fldChar w:fldCharType="end"/>
+      </w:r>
+      <w:r>
+        <w:t>)</w:t>
+      </w:r>
+      <w:r>
+        <w:t>:</w:t>
+      </w:r>
+    </w:p>
+    <w:p>
+      <w:pPr>
+        <w:pStyle w:val="a7"/>
+        <w:numPr>
+          <w:ilvl w:val="0"/>
+          <w:numId w:val="2"/>
+        </w:numPr>
+      </w:pPr>
+      <w:r>
+        <w:t xml:space="preserve">Время – </w:t>
+      </w:r>
+      <w:r>
+        <w:t>25.413</w:t>
+      </w:r>
+      <w:r>
+        <w:t xml:space="preserve"> </w:t>
+      </w:r>
+      <w:r>
+        <w:t>мс.</w:t>
+      </w:r>
+    </w:p>
+    <w:p>
+      <w:pPr>
+        <w:pStyle w:val="a7"/>
+        <w:numPr>
+          <w:ilvl w:val="0"/>
+          <w:numId w:val="2"/>
+        </w:numPr>
+      </w:pPr>
+      <w:r>
+        <w:t xml:space="preserve">Количество сравнений – </w:t>
+      </w:r>
+      <w:r>
+        <w:t>1409539</w:t>
+      </w:r>
+      <w:r>
+        <w:t xml:space="preserve">. </w:t>
+      </w:r>
+    </w:p>
+    <w:p>
+      <w:pPr>
+        <w:pStyle w:val="a7"/>
+        <w:numPr>
+          <w:ilvl w:val="0"/>
+          <w:numId w:val="2"/>
+        </w:numPr>
+      </w:pPr>
+      <w:r>
+        <w:t xml:space="preserve">Количество перестановок – </w:t>
+      </w:r>
+      <w:r>
+        <w:t>737219</w:t>
+      </w:r>
+      <w:r>
+        <w:t>.</w:t>
+      </w:r>
     </w:p>
     <w:p>
       <w:pPr>
         <w:keepNext/>
         <w:ind w:firstLine="0"/>
         <w:jc w:val="center"/>
-      </w:pPr>
-      <w:r>
-        <w:rPr>
-          <w:noProof/>
-          <w14:ligatures w14:val="standardContextual"/>
-        </w:rPr>
+        <w:rPr>
+          <w:i/>
+        </w:rPr>
+      </w:pPr>
+      <w:r>
+        <w:rPr>
+          <w:i/>
+        </w:rPr>
+        <w:lastRenderedPageBreak/>
         <w:drawing>
-          <wp:inline distT="0" distB="0" distL="0" distR="0" wp14:anchorId="73E9D336" wp14:editId="5A48D793">
-            <wp:extent cx="5940425" cy="2410460"/>
-            <wp:effectExtent l="0" t="0" r="3175" b="8890"/>
-            <wp:docPr id="26" name="Рисунок 26"/>
+          <wp:inline distT="0" distB="0" distL="0" distR="0" wp14:anchorId="721838F7" wp14:editId="264E5E42">
+            <wp:extent cx="5940425" cy="3541395"/>
+            <wp:effectExtent l="0" t="0" r="3175" b="1905"/>
+            <wp:docPr id="2" name="Рисунок 2"/>
             <wp:cNvGraphicFramePr>
               <a:graphicFrameLocks xmlns:a="http://schemas.openxmlformats.org/drawingml/2006/main" noChangeAspect="1"/>
             </wp:cNvGraphicFramePr>
@@ -3579,7 +3749,7 @@
                   <pic:spPr>
                     <a:xfrm>
                       <a:off x="0" y="0"/>
-                      <a:ext cx="5940425" cy="2410460"/>
+                      <a:ext cx="5940425" cy="3541395"/>
                     </a:xfrm>
                     <a:prstGeom prst="rect">
                       <a:avLst/>
@@ -3595,8 +3765,9 @@
     <w:p>
       <w:pPr>
         <w:pStyle w:val="af2"/>
-      </w:pPr>
-      <w:bookmarkStart w:id="16" w:name="_Ref211038916"/>
+        <w:ind w:firstLine="0"/>
+      </w:pPr>
+      <w:bookmarkStart w:id="21" w:name="_Ref211038916"/>
       <w:r>
         <w:t xml:space="preserve">Рисунок </w:t>
       </w:r>
@@ -3618,7 +3789,7 @@
       <w:r>
         <w:fldChar w:fldCharType="end"/>
       </w:r>
-      <w:bookmarkEnd w:id="16"/>
+      <w:bookmarkEnd w:id="21"/>
       <w:r>
         <w:t xml:space="preserve"> - </w:t>
       </w:r>
@@ -3626,28 +3797,31 @@
         <w:rPr>
           <w:noProof/>
         </w:rPr>
-        <w:t xml:space="preserve">Режим 1. </w:t>
-      </w:r>
-      <w:r>
-        <w:rPr>
-          <w:noProof/>
-        </w:rPr>
-        <w:t>Пирамидальный метод</w:t>
-      </w:r>
-    </w:p>
-    <w:p>
-      <w:pPr>
-        <w:spacing w:after="160" w:line="278" w:lineRule="auto"/>
+        <w:t>Режим 1. Пирамидальная сортировка</w:t>
+      </w:r>
+    </w:p>
+    <w:p>
+      <w:pPr>
         <w:ind w:firstLine="0"/>
-        <w:jc w:val="left"/>
-      </w:pPr>
-      <w:r>
-        <w:br w:type="page"/>
-      </w:r>
-    </w:p>
-    <w:p>
-      <w:r>
-        <w:lastRenderedPageBreak/>
+      </w:pPr>
+    </w:p>
+    <w:p>
+      <w:r>
+        <w:t xml:space="preserve">Для точности результатов вычисления были проделаны </w:t>
+      </w:r>
+      <w:r>
+        <w:t>ещё 4 раза, по итогам которых результаты отличались не более чем на 1-2% для сортировки выбором и</w:t>
+      </w:r>
+      <w:r>
+        <w:t xml:space="preserve"> на</w:t>
+      </w:r>
+      <w:r>
+        <w:t xml:space="preserve"> 10% для пирамидальной сортировки, что можно списать на погрешность.</w:t>
+      </w:r>
+    </w:p>
+    <w:p/>
+    <w:p>
+      <w:r>
         <w:t>Для сравнения методов сортировки были выбраны параметры</w:t>
       </w:r>
       <w:r>
@@ -3710,37 +3884,36 @@
     </w:p>
     <w:p>
       <w:r>
-        <w:t xml:space="preserve">При данных значениях </w:t>
-      </w:r>
-      <w:r>
-        <w:t xml:space="preserve">выполнение программы не требует большого количества времени, а количество шагов отлично подходит для детального отображения на графике затраченного на сортировку времени. </w:t>
-      </w:r>
-    </w:p>
-    <w:p>
-      <w:r>
-        <w:t xml:space="preserve">При заполнении массива случайными значениями время на сортировку методами Шелла и Пирамидальным примерно равно. </w:t>
-      </w:r>
-      <w:r>
-        <w:t>Пирамидальный метод сортировки на 10% быстрее метода Шелла</w:t>
+        <w:t xml:space="preserve">Данные параметры являются оптимальными, так как выполнение программы не требует большого количества времени, а полученные результаты </w:t>
+      </w:r>
+      <w:r>
+        <w:t>удобны для расположения</w:t>
+      </w:r>
+      <w:r>
+        <w:t xml:space="preserve"> на графике для демонстрации результатов.</w:t>
+      </w:r>
+    </w:p>
+    <w:p>
+      <w:r>
+        <w:t xml:space="preserve">По итогам тестирования методов сортировки при разных способах заполнения массива было выяснено, что пирамидальная сортировка </w:t>
+      </w:r>
+      <w:r>
+        <w:t>выполняется многократно быстрее сортировки выбором во всех случаях – в среднем в 165 раз быстрее.</w:t>
       </w:r>
     </w:p>
     <w:p>
       <w:r>
         <w:rPr>
           <w:noProof/>
+          <w:lang w:eastAsia="ru-RU"/>
           <w14:ligatures w14:val="standardContextual"/>
         </w:rPr>
+        <w:lastRenderedPageBreak/>
         <w:drawing>
-          <wp:inline distT="0" distB="0" distL="0" distR="0" wp14:anchorId="49C6929E" wp14:editId="61F388D8">
-            <wp:extent cx="4552294" cy="2775409"/>
-            <wp:effectExtent l="0" t="0" r="1270" b="6350"/>
-            <wp:docPr id="27" name="Диаграмма 27">
-              <a:extLst xmlns:a="http://schemas.openxmlformats.org/drawingml/2006/main">
-                <a:ext uri="{FF2B5EF4-FFF2-40B4-BE49-F238E27FC236}">
-                  <a16:creationId xmlns:a16="http://schemas.microsoft.com/office/drawing/2014/main" id="{DD80646E-8A24-2EA5-594B-07769B87295D}"/>
-                </a:ext>
-              </a:extLst>
-            </wp:docPr>
+          <wp:inline distT="0" distB="0" distL="0" distR="0" wp14:anchorId="032EDA8C" wp14:editId="22671488">
+            <wp:extent cx="4572000" cy="2743200"/>
+            <wp:effectExtent l="0" t="0" r="0" b="0"/>
+            <wp:docPr id="4" name="Диаграмма 4"/>
             <wp:cNvGraphicFramePr/>
             <a:graphic xmlns:a="http://schemas.openxmlformats.org/drawingml/2006/main">
               <a:graphicData uri="http://schemas.openxmlformats.org/drawingml/2006/chart">
@@ -3751,40 +3924,19 @@
         </w:drawing>
       </w:r>
     </w:p>
-    <w:p>
-      <w:r>
-        <w:t xml:space="preserve">Самая большая разница получилась при сортировке списков, заполненных упорядоченной последовательностью значений. Метод Шелла справляется с поставленной задачей </w:t>
-      </w:r>
-      <w:r>
-        <w:t>в 2,</w:t>
-      </w:r>
-      <w:r>
-        <w:rPr>
-          <w:lang w:val="en-US"/>
-        </w:rPr>
-        <w:t>3</w:t>
-      </w:r>
-      <w:r>
-        <w:t xml:space="preserve"> раза быстрее.</w:t>
-      </w:r>
-    </w:p>
+    <w:p/>
     <w:p>
       <w:r>
         <w:rPr>
           <w:noProof/>
+          <w:lang w:eastAsia="ru-RU"/>
           <w14:ligatures w14:val="standardContextual"/>
         </w:rPr>
         <w:drawing>
-          <wp:inline distT="0" distB="0" distL="0" distR="0" wp14:anchorId="4AE556BC" wp14:editId="5B3D4C60">
-            <wp:extent cx="4545090" cy="2765884"/>
-            <wp:effectExtent l="0" t="0" r="8255" b="15875"/>
-            <wp:docPr id="28" name="Диаграмма 28">
-              <a:extLst xmlns:a="http://schemas.openxmlformats.org/drawingml/2006/main">
-                <a:ext uri="{FF2B5EF4-FFF2-40B4-BE49-F238E27FC236}">
-                  <a16:creationId xmlns:a16="http://schemas.microsoft.com/office/drawing/2014/main" id="{21D47BA4-25F2-B085-F436-5B16DC5B8CDC}"/>
-                </a:ext>
-              </a:extLst>
-            </wp:docPr>
+          <wp:inline distT="0" distB="0" distL="0" distR="0" wp14:anchorId="29E75826" wp14:editId="678B7A00">
+            <wp:extent cx="4572000" cy="2743200"/>
+            <wp:effectExtent l="0" t="0" r="0" b="0"/>
+            <wp:docPr id="5" name="Диаграмма 5"/>
             <wp:cNvGraphicFramePr/>
             <a:graphic xmlns:a="http://schemas.openxmlformats.org/drawingml/2006/main">
               <a:graphicData uri="http://schemas.openxmlformats.org/drawingml/2006/chart">
@@ -3795,37 +3947,19 @@
         </w:drawing>
       </w:r>
     </w:p>
-    <w:p>
-      <w:r>
-        <w:t>В списках, заполненных значениями, расположенными в обратном порядке, метод Шелла также занимает лидирующее положение. Он быстрее Пирамидального метода в 1,6 раз быстрее.</w:t>
-      </w:r>
-    </w:p>
-    <w:p>
-      <w:pPr>
-        <w:rPr>
-          <w:b/>
-          <w:bCs/>
-          <w:caps/>
-          <w:szCs w:val="28"/>
-        </w:rPr>
-      </w:pPr>
+    <w:p/>
+    <w:p>
       <w:r>
         <w:rPr>
           <w:noProof/>
+          <w:lang w:eastAsia="ru-RU"/>
           <w14:ligatures w14:val="standardContextual"/>
         </w:rPr>
-        <w:lastRenderedPageBreak/>
         <w:drawing>
-          <wp:inline distT="0" distB="0" distL="0" distR="0" wp14:anchorId="3179D65F" wp14:editId="2A21BE53">
-            <wp:extent cx="4550084" cy="2772095"/>
-            <wp:effectExtent l="0" t="0" r="3175" b="9525"/>
-            <wp:docPr id="30" name="Диаграмма 30">
-              <a:extLst xmlns:a="http://schemas.openxmlformats.org/drawingml/2006/main">
-                <a:ext uri="{FF2B5EF4-FFF2-40B4-BE49-F238E27FC236}">
-                  <a16:creationId xmlns:a16="http://schemas.microsoft.com/office/drawing/2014/main" id="{EB90BC10-61A2-75F8-D1A0-9183A028E4CB}"/>
-                </a:ext>
-              </a:extLst>
-            </wp:docPr>
+          <wp:inline distT="0" distB="0" distL="0" distR="0" wp14:anchorId="2C238976" wp14:editId="13E61F32">
+            <wp:extent cx="4572000" cy="2743200"/>
+            <wp:effectExtent l="0" t="0" r="0" b="0"/>
+            <wp:docPr id="7" name="Диаграмма 7"/>
             <wp:cNvGraphicFramePr/>
             <a:graphic xmlns:a="http://schemas.openxmlformats.org/drawingml/2006/main">
               <a:graphicData uri="http://schemas.openxmlformats.org/drawingml/2006/chart">
@@ -3835,28 +3969,8 @@
           </wp:inline>
         </w:drawing>
       </w:r>
-    </w:p>
-    <w:p>
-      <w:pPr>
-        <w:spacing w:after="160" w:line="278" w:lineRule="auto"/>
-        <w:ind w:firstLine="0"/>
-        <w:jc w:val="left"/>
-        <w:rPr>
-          <w:b/>
-          <w:bCs/>
-          <w:caps/>
-          <w:szCs w:val="28"/>
-        </w:rPr>
-      </w:pPr>
-      <w:r>
-        <w:rPr>
-          <w:b/>
-          <w:bCs/>
-          <w:caps/>
-          <w:szCs w:val="28"/>
-        </w:rPr>
-        <w:br w:type="page"/>
-      </w:r>
+      <w:bookmarkStart w:id="22" w:name="_GoBack"/>
+      <w:bookmarkEnd w:id="22"/>
     </w:p>
     <w:p>
       <w:pPr>
@@ -3898,28 +4012,36 @@
         <w:t>П</w:t>
       </w:r>
       <w:r>
-        <w:t xml:space="preserve">ри заполнении списков случайными значениями Пирамидальный метод сортировки показал себя лучше, чем метод Шелла. Это подтверждают разница в количестве сравнений и перестановок, и график. </w:t>
-      </w:r>
-      <w:r>
-        <w:t>Но при упорядоченной последовательности и значениях в обратном порядке метод Шелла быстрее в среднем в 2 раза</w:t>
-      </w:r>
-      <w:r>
-        <w:t>. Это говорит о том</w:t>
-      </w:r>
-      <w:r>
-        <w:t xml:space="preserve">, что </w:t>
-      </w:r>
-      <w:r>
-        <w:t xml:space="preserve">метод Шелла имеет высокую степень естественности в отличие от Пирамидального. Сумма этих факторов </w:t>
-      </w:r>
-      <w:r>
-        <w:t>ставит метод Шелла на первое место</w:t>
-      </w:r>
-      <w:r>
-        <w:t>.</w:t>
+        <w:t xml:space="preserve">ри заполнении списков случайными значениями </w:t>
+      </w:r>
+      <w:r>
+        <w:t>пирамидальный метод сортировки оказался значительно лучше метода сортировки выбором. Это подтверждае</w:t>
+      </w:r>
+      <w:r>
+        <w:t>т</w:t>
+      </w:r>
+      <w:r>
+        <w:t>ся</w:t>
       </w:r>
       <w:r>
         <w:t xml:space="preserve"> </w:t>
+      </w:r>
+      <w:r>
+        <w:t>разницей в количестве сравнений во время выполнения сортировки, а также временем сортировки, отображаемым на графиках</w:t>
+      </w:r>
+      <w:r>
+        <w:t xml:space="preserve">. </w:t>
+      </w:r>
+      <w:r>
+        <w:t>Разница времени выполнения обоих способов сортировок на выбранных массивах данных составила в среднем 165 раз.</w:t>
+      </w:r>
+    </w:p>
+    <w:p>
+      <w:pPr>
+        <w:ind w:firstLine="708"/>
+      </w:pPr>
+      <w:r>
+        <w:t>По полученным результатам можно сделать вывод о том, что пирамидальный способ сортировки является эффективнее сортировки выбором.</w:t>
       </w:r>
     </w:p>
     <w:p/>
@@ -3936,7 +4058,7 @@
 </file>
 
 <file path=word/endnotes.xml><?xml version="1.0" encoding="utf-8"?>
-<w:endnotes xmlns:wpc="http://schemas.microsoft.com/office/word/2010/wordprocessingCanvas" xmlns:cx="http://schemas.microsoft.com/office/drawing/2014/chartex" xmlns:cx1="http://schemas.microsoft.com/office/drawing/2015/9/8/chartex" xmlns:cx2="http://schemas.microsoft.com/office/drawing/2015/10/21/chartex" xmlns:cx3="http://schemas.microsoft.com/office/drawing/2016/5/9/chartex" xmlns:cx4="http://schemas.microsoft.com/office/drawing/2016/5/10/chartex" xmlns:cx5="http://schemas.microsoft.com/office/drawing/2016/5/11/chartex" xmlns:cx6="http://schemas.microsoft.com/office/drawing/2016/5/12/chartex" xmlns:cx7="http://schemas.microsoft.com/office/drawing/2016/5/13/chartex" xmlns:cx8="http://schemas.microsoft.com/office/drawing/2016/5/14/chartex" xmlns:mc="http://schemas.openxmlformats.org/markup-compatibility/2006" xmlns:aink="http://schemas.microsoft.com/office/drawing/2016/ink" xmlns:am3d="http://schemas.microsoft.com/office/drawing/2017/model3d" xmlns:o="urn:schemas-microsoft-com:office:office" xmlns:oel="http://schemas.microsoft.com/office/2019/extlst" xmlns:r="http://schemas.openxmlformats.org/officeDocument/2006/relationships" xmlns:m="http://schemas.openxmlformats.org/officeDocument/2006/math" xmlns:v="urn:schemas-microsoft-com:vml" xmlns:wp14="http://schemas.microsoft.com/office/word/2010/wordprocessingDrawing" xmlns:wp="http://schemas.openxmlformats.org/drawingml/2006/wordprocessingDrawing" xmlns:w10="urn:schemas-microsoft-com:office:word" xmlns:w="http://schemas.openxmlformats.org/wordprocessingml/2006/main" xmlns:w14="http://schemas.microsoft.com/office/word/2010/wordml" xmlns:w15="http://schemas.microsoft.com/office/word/2012/wordml" xmlns:w16cex="http://schemas.microsoft.com/office/word/2018/wordml/cex" xmlns:w16cid="http://schemas.microsoft.com/office/word/2016/wordml/cid" xmlns:w16="http://schemas.microsoft.com/office/word/2018/wordml" xmlns:w16du="http://schemas.microsoft.com/office/word/2023/wordml/word16du" xmlns:w16sdtdh="http://schemas.microsoft.com/office/word/2020/wordml/sdtdatahash" xmlns:w16sdtfl="http://schemas.microsoft.com/office/word/2024/wordml/sdtformatlock" xmlns:w16se="http://schemas.microsoft.com/office/word/2015/wordml/symex" xmlns:wpg="http://schemas.microsoft.com/office/word/2010/wordprocessingGroup" xmlns:wpi="http://schemas.microsoft.com/office/word/2010/wordprocessingInk" xmlns:wne="http://schemas.microsoft.com/office/word/2006/wordml" xmlns:wps="http://schemas.microsoft.com/office/word/2010/wordprocessingShape" mc:Ignorable="w14 w15 w16se w16cid w16 w16cex w16sdtdh w16sdtfl w16du wp14">
+<w:endnotes xmlns:wpc="http://schemas.microsoft.com/office/word/2010/wordprocessingCanvas" xmlns:mc="http://schemas.openxmlformats.org/markup-compatibility/2006" xmlns:o="urn:schemas-microsoft-com:office:office" xmlns:r="http://schemas.openxmlformats.org/officeDocument/2006/relationships" xmlns:m="http://schemas.openxmlformats.org/officeDocument/2006/math" xmlns:v="urn:schemas-microsoft-com:vml" xmlns:wp14="http://schemas.microsoft.com/office/word/2010/wordprocessingDrawing" xmlns:wp="http://schemas.openxmlformats.org/drawingml/2006/wordprocessingDrawing" xmlns:w10="urn:schemas-microsoft-com:office:word" xmlns:w="http://schemas.openxmlformats.org/wordprocessingml/2006/main" xmlns:w14="http://schemas.microsoft.com/office/word/2010/wordml" xmlns:w15="http://schemas.microsoft.com/office/word/2012/wordml" xmlns:wpg="http://schemas.microsoft.com/office/word/2010/wordprocessingGroup" xmlns:wpi="http://schemas.microsoft.com/office/word/2010/wordprocessingInk" xmlns:wne="http://schemas.microsoft.com/office/word/2006/wordml" xmlns:wps="http://schemas.microsoft.com/office/word/2010/wordprocessingShape" mc:Ignorable="w14 w15 wp14">
   <w:endnote w:type="separator" w:id="-1">
     <w:p>
       <w:r>
@@ -3955,7 +4077,7 @@
 </file>
 
 <file path=word/footer1.xml><?xml version="1.0" encoding="utf-8"?>
-<w:ftr xmlns:wpc="http://schemas.microsoft.com/office/word/2010/wordprocessingCanvas" xmlns:cx="http://schemas.microsoft.com/office/drawing/2014/chartex" xmlns:cx1="http://schemas.microsoft.com/office/drawing/2015/9/8/chartex" xmlns:cx2="http://schemas.microsoft.com/office/drawing/2015/10/21/chartex" xmlns:cx3="http://schemas.microsoft.com/office/drawing/2016/5/9/chartex" xmlns:cx4="http://schemas.microsoft.com/office/drawing/2016/5/10/chartex" xmlns:cx5="http://schemas.microsoft.com/office/drawing/2016/5/11/chartex" xmlns:cx6="http://schemas.microsoft.com/office/drawing/2016/5/12/chartex" xmlns:cx7="http://schemas.microsoft.com/office/drawing/2016/5/13/chartex" xmlns:cx8="http://schemas.microsoft.com/office/drawing/2016/5/14/chartex" xmlns:mc="http://schemas.openxmlformats.org/markup-compatibility/2006" xmlns:aink="http://schemas.microsoft.com/office/drawing/2016/ink" xmlns:am3d="http://schemas.microsoft.com/office/drawing/2017/model3d" xmlns:o="urn:schemas-microsoft-com:office:office" xmlns:oel="http://schemas.microsoft.com/office/2019/extlst" xmlns:r="http://schemas.openxmlformats.org/officeDocument/2006/relationships" xmlns:m="http://schemas.openxmlformats.org/officeDocument/2006/math" xmlns:v="urn:schemas-microsoft-com:vml" xmlns:wp14="http://schemas.microsoft.com/office/word/2010/wordprocessingDrawing" xmlns:wp="http://schemas.openxmlformats.org/drawingml/2006/wordprocessingDrawing" xmlns:w10="urn:schemas-microsoft-com:office:word" xmlns:w="http://schemas.openxmlformats.org/wordprocessingml/2006/main" xmlns:w14="http://schemas.microsoft.com/office/word/2010/wordml" xmlns:w15="http://schemas.microsoft.com/office/word/2012/wordml" xmlns:w16cex="http://schemas.microsoft.com/office/word/2018/wordml/cex" xmlns:w16cid="http://schemas.microsoft.com/office/word/2016/wordml/cid" xmlns:w16="http://schemas.microsoft.com/office/word/2018/wordml" xmlns:w16du="http://schemas.microsoft.com/office/word/2023/wordml/word16du" xmlns:w16sdtdh="http://schemas.microsoft.com/office/word/2020/wordml/sdtdatahash" xmlns:w16sdtfl="http://schemas.microsoft.com/office/word/2024/wordml/sdtformatlock" xmlns:w16se="http://schemas.microsoft.com/office/word/2015/wordml/symex" xmlns:wpg="http://schemas.microsoft.com/office/word/2010/wordprocessingGroup" xmlns:wpi="http://schemas.microsoft.com/office/word/2010/wordprocessingInk" xmlns:wne="http://schemas.microsoft.com/office/word/2006/wordml" xmlns:wps="http://schemas.microsoft.com/office/word/2010/wordprocessingShape" mc:Ignorable="w14 w15 w16se w16cid w16 w16cex w16sdtdh w16sdtfl w16du wp14">
+<w:ftr xmlns:wpc="http://schemas.microsoft.com/office/word/2010/wordprocessingCanvas" xmlns:mc="http://schemas.openxmlformats.org/markup-compatibility/2006" xmlns:o="urn:schemas-microsoft-com:office:office" xmlns:r="http://schemas.openxmlformats.org/officeDocument/2006/relationships" xmlns:m="http://schemas.openxmlformats.org/officeDocument/2006/math" xmlns:v="urn:schemas-microsoft-com:vml" xmlns:wp14="http://schemas.microsoft.com/office/word/2010/wordprocessingDrawing" xmlns:wp="http://schemas.openxmlformats.org/drawingml/2006/wordprocessingDrawing" xmlns:w10="urn:schemas-microsoft-com:office:word" xmlns:w="http://schemas.openxmlformats.org/wordprocessingml/2006/main" xmlns:w14="http://schemas.microsoft.com/office/word/2010/wordml" xmlns:w15="http://schemas.microsoft.com/office/word/2012/wordml" xmlns:wpg="http://schemas.microsoft.com/office/word/2010/wordprocessingGroup" xmlns:wpi="http://schemas.microsoft.com/office/word/2010/wordprocessingInk" xmlns:wne="http://schemas.microsoft.com/office/word/2006/wordml" xmlns:wps="http://schemas.microsoft.com/office/word/2010/wordprocessingShape" mc:Ignorable="w14 w15 wp14">
   <w:p>
     <w:pPr>
       <w:pStyle w:val="ac"/>
@@ -4006,7 +4128,7 @@
 </file>
 
 <file path=word/footer2.xml><?xml version="1.0" encoding="utf-8"?>
-<w:ftr xmlns:wpc="http://schemas.microsoft.com/office/word/2010/wordprocessingCanvas" xmlns:cx="http://schemas.microsoft.com/office/drawing/2014/chartex" xmlns:cx1="http://schemas.microsoft.com/office/drawing/2015/9/8/chartex" xmlns:cx2="http://schemas.microsoft.com/office/drawing/2015/10/21/chartex" xmlns:cx3="http://schemas.microsoft.com/office/drawing/2016/5/9/chartex" xmlns:cx4="http://schemas.microsoft.com/office/drawing/2016/5/10/chartex" xmlns:cx5="http://schemas.microsoft.com/office/drawing/2016/5/11/chartex" xmlns:cx6="http://schemas.microsoft.com/office/drawing/2016/5/12/chartex" xmlns:cx7="http://schemas.microsoft.com/office/drawing/2016/5/13/chartex" xmlns:cx8="http://schemas.microsoft.com/office/drawing/2016/5/14/chartex" xmlns:mc="http://schemas.openxmlformats.org/markup-compatibility/2006" xmlns:aink="http://schemas.microsoft.com/office/drawing/2016/ink" xmlns:am3d="http://schemas.microsoft.com/office/drawing/2017/model3d" xmlns:o="urn:schemas-microsoft-com:office:office" xmlns:oel="http://schemas.microsoft.com/office/2019/extlst" xmlns:r="http://schemas.openxmlformats.org/officeDocument/2006/relationships" xmlns:m="http://schemas.openxmlformats.org/officeDocument/2006/math" xmlns:v="urn:schemas-microsoft-com:vml" xmlns:wp14="http://schemas.microsoft.com/office/word/2010/wordprocessingDrawing" xmlns:wp="http://schemas.openxmlformats.org/drawingml/2006/wordprocessingDrawing" xmlns:w10="urn:schemas-microsoft-com:office:word" xmlns:w="http://schemas.openxmlformats.org/wordprocessingml/2006/main" xmlns:w14="http://schemas.microsoft.com/office/word/2010/wordml" xmlns:w15="http://schemas.microsoft.com/office/word/2012/wordml" xmlns:w16cex="http://schemas.microsoft.com/office/word/2018/wordml/cex" xmlns:w16cid="http://schemas.microsoft.com/office/word/2016/wordml/cid" xmlns:w16="http://schemas.microsoft.com/office/word/2018/wordml" xmlns:w16du="http://schemas.microsoft.com/office/word/2023/wordml/word16du" xmlns:w16sdtdh="http://schemas.microsoft.com/office/word/2020/wordml/sdtdatahash" xmlns:w16sdtfl="http://schemas.microsoft.com/office/word/2024/wordml/sdtformatlock" xmlns:w16se="http://schemas.microsoft.com/office/word/2015/wordml/symex" xmlns:wpg="http://schemas.microsoft.com/office/word/2010/wordprocessingGroup" xmlns:wpi="http://schemas.microsoft.com/office/word/2010/wordprocessingInk" xmlns:wne="http://schemas.microsoft.com/office/word/2006/wordml" xmlns:wps="http://schemas.microsoft.com/office/word/2010/wordprocessingShape" mc:Ignorable="w14 w15 w16se w16cid w16 w16cex w16sdtdh w16sdtfl w16du wp14">
+<w:ftr xmlns:wpc="http://schemas.microsoft.com/office/word/2010/wordprocessingCanvas" xmlns:mc="http://schemas.openxmlformats.org/markup-compatibility/2006" xmlns:o="urn:schemas-microsoft-com:office:office" xmlns:r="http://schemas.openxmlformats.org/officeDocument/2006/relationships" xmlns:m="http://schemas.openxmlformats.org/officeDocument/2006/math" xmlns:v="urn:schemas-microsoft-com:vml" xmlns:wp14="http://schemas.microsoft.com/office/word/2010/wordprocessingDrawing" xmlns:wp="http://schemas.openxmlformats.org/drawingml/2006/wordprocessingDrawing" xmlns:w10="urn:schemas-microsoft-com:office:word" xmlns:w="http://schemas.openxmlformats.org/wordprocessingml/2006/main" xmlns:w14="http://schemas.microsoft.com/office/word/2010/wordml" xmlns:w15="http://schemas.microsoft.com/office/word/2012/wordml" xmlns:wpg="http://schemas.microsoft.com/office/word/2010/wordprocessingGroup" xmlns:wpi="http://schemas.microsoft.com/office/word/2010/wordprocessingInk" xmlns:wne="http://schemas.microsoft.com/office/word/2006/wordml" xmlns:wps="http://schemas.microsoft.com/office/word/2010/wordprocessingShape" mc:Ignorable="w14 w15 wp14">
   <w:p>
     <w:pPr>
       <w:pStyle w:val="ac"/>
@@ -4035,7 +4157,7 @@
 </file>
 
 <file path=word/footer3.xml><?xml version="1.0" encoding="utf-8"?>
-<w:ftr xmlns:wpc="http://schemas.microsoft.com/office/word/2010/wordprocessingCanvas" xmlns:cx="http://schemas.microsoft.com/office/drawing/2014/chartex" xmlns:cx1="http://schemas.microsoft.com/office/drawing/2015/9/8/chartex" xmlns:cx2="http://schemas.microsoft.com/office/drawing/2015/10/21/chartex" xmlns:cx3="http://schemas.microsoft.com/office/drawing/2016/5/9/chartex" xmlns:cx4="http://schemas.microsoft.com/office/drawing/2016/5/10/chartex" xmlns:cx5="http://schemas.microsoft.com/office/drawing/2016/5/11/chartex" xmlns:cx6="http://schemas.microsoft.com/office/drawing/2016/5/12/chartex" xmlns:cx7="http://schemas.microsoft.com/office/drawing/2016/5/13/chartex" xmlns:cx8="http://schemas.microsoft.com/office/drawing/2016/5/14/chartex" xmlns:mc="http://schemas.openxmlformats.org/markup-compatibility/2006" xmlns:aink="http://schemas.microsoft.com/office/drawing/2016/ink" xmlns:am3d="http://schemas.microsoft.com/office/drawing/2017/model3d" xmlns:o="urn:schemas-microsoft-com:office:office" xmlns:oel="http://schemas.microsoft.com/office/2019/extlst" xmlns:r="http://schemas.openxmlformats.org/officeDocument/2006/relationships" xmlns:m="http://schemas.openxmlformats.org/officeDocument/2006/math" xmlns:v="urn:schemas-microsoft-com:vml" xmlns:wp14="http://schemas.microsoft.com/office/word/2010/wordprocessingDrawing" xmlns:wp="http://schemas.openxmlformats.org/drawingml/2006/wordprocessingDrawing" xmlns:w10="urn:schemas-microsoft-com:office:word" xmlns:w="http://schemas.openxmlformats.org/wordprocessingml/2006/main" xmlns:w14="http://schemas.microsoft.com/office/word/2010/wordml" xmlns:w15="http://schemas.microsoft.com/office/word/2012/wordml" xmlns:w16cex="http://schemas.microsoft.com/office/word/2018/wordml/cex" xmlns:w16cid="http://schemas.microsoft.com/office/word/2016/wordml/cid" xmlns:w16="http://schemas.microsoft.com/office/word/2018/wordml" xmlns:w16du="http://schemas.microsoft.com/office/word/2023/wordml/word16du" xmlns:w16sdtdh="http://schemas.microsoft.com/office/word/2020/wordml/sdtdatahash" xmlns:w16sdtfl="http://schemas.microsoft.com/office/word/2024/wordml/sdtformatlock" xmlns:w16se="http://schemas.microsoft.com/office/word/2015/wordml/symex" xmlns:wpg="http://schemas.microsoft.com/office/word/2010/wordprocessingGroup" xmlns:wpi="http://schemas.microsoft.com/office/word/2010/wordprocessingInk" xmlns:wne="http://schemas.microsoft.com/office/word/2006/wordml" xmlns:wps="http://schemas.microsoft.com/office/word/2010/wordprocessingShape" mc:Ignorable="w14 w15 w16se w16cid w16 w16cex w16sdtdh w16sdtfl w16du wp14">
+<w:ftr xmlns:wpc="http://schemas.microsoft.com/office/word/2010/wordprocessingCanvas" xmlns:mc="http://schemas.openxmlformats.org/markup-compatibility/2006" xmlns:o="urn:schemas-microsoft-com:office:office" xmlns:r="http://schemas.openxmlformats.org/officeDocument/2006/relationships" xmlns:m="http://schemas.openxmlformats.org/officeDocument/2006/math" xmlns:v="urn:schemas-microsoft-com:vml" xmlns:wp14="http://schemas.microsoft.com/office/word/2010/wordprocessingDrawing" xmlns:wp="http://schemas.openxmlformats.org/drawingml/2006/wordprocessingDrawing" xmlns:w10="urn:schemas-microsoft-com:office:word" xmlns:w="http://schemas.openxmlformats.org/wordprocessingml/2006/main" xmlns:w14="http://schemas.microsoft.com/office/word/2010/wordml" xmlns:w15="http://schemas.microsoft.com/office/word/2012/wordml" xmlns:wpg="http://schemas.microsoft.com/office/word/2010/wordprocessingGroup" xmlns:wpi="http://schemas.microsoft.com/office/word/2010/wordprocessingInk" xmlns:wne="http://schemas.microsoft.com/office/word/2006/wordml" xmlns:wps="http://schemas.microsoft.com/office/word/2010/wordprocessingShape" mc:Ignorable="w14 w15 wp14">
   <w:p>
     <w:pPr>
       <w:pStyle w:val="ac"/>
@@ -4087,7 +4209,7 @@
 </file>
 
 <file path=word/footer4.xml><?xml version="1.0" encoding="utf-8"?>
-<w:ftr xmlns:wpc="http://schemas.microsoft.com/office/word/2010/wordprocessingCanvas" xmlns:cx="http://schemas.microsoft.com/office/drawing/2014/chartex" xmlns:cx1="http://schemas.microsoft.com/office/drawing/2015/9/8/chartex" xmlns:cx2="http://schemas.microsoft.com/office/drawing/2015/10/21/chartex" xmlns:cx3="http://schemas.microsoft.com/office/drawing/2016/5/9/chartex" xmlns:cx4="http://schemas.microsoft.com/office/drawing/2016/5/10/chartex" xmlns:cx5="http://schemas.microsoft.com/office/drawing/2016/5/11/chartex" xmlns:cx6="http://schemas.microsoft.com/office/drawing/2016/5/12/chartex" xmlns:cx7="http://schemas.microsoft.com/office/drawing/2016/5/13/chartex" xmlns:cx8="http://schemas.microsoft.com/office/drawing/2016/5/14/chartex" xmlns:mc="http://schemas.openxmlformats.org/markup-compatibility/2006" xmlns:aink="http://schemas.microsoft.com/office/drawing/2016/ink" xmlns:am3d="http://schemas.microsoft.com/office/drawing/2017/model3d" xmlns:o="urn:schemas-microsoft-com:office:office" xmlns:oel="http://schemas.microsoft.com/office/2019/extlst" xmlns:r="http://schemas.openxmlformats.org/officeDocument/2006/relationships" xmlns:m="http://schemas.openxmlformats.org/officeDocument/2006/math" xmlns:v="urn:schemas-microsoft-com:vml" xmlns:wp14="http://schemas.microsoft.com/office/word/2010/wordprocessingDrawing" xmlns:wp="http://schemas.openxmlformats.org/drawingml/2006/wordprocessingDrawing" xmlns:w10="urn:schemas-microsoft-com:office:word" xmlns:w="http://schemas.openxmlformats.org/wordprocessingml/2006/main" xmlns:w14="http://schemas.microsoft.com/office/word/2010/wordml" xmlns:w15="http://schemas.microsoft.com/office/word/2012/wordml" xmlns:w16cex="http://schemas.microsoft.com/office/word/2018/wordml/cex" xmlns:w16cid="http://schemas.microsoft.com/office/word/2016/wordml/cid" xmlns:w16="http://schemas.microsoft.com/office/word/2018/wordml" xmlns:w16du="http://schemas.microsoft.com/office/word/2023/wordml/word16du" xmlns:w16sdtdh="http://schemas.microsoft.com/office/word/2020/wordml/sdtdatahash" xmlns:w16sdtfl="http://schemas.microsoft.com/office/word/2024/wordml/sdtformatlock" xmlns:w16se="http://schemas.microsoft.com/office/word/2015/wordml/symex" xmlns:wpg="http://schemas.microsoft.com/office/word/2010/wordprocessingGroup" xmlns:wpi="http://schemas.microsoft.com/office/word/2010/wordprocessingInk" xmlns:wne="http://schemas.microsoft.com/office/word/2006/wordml" xmlns:wps="http://schemas.microsoft.com/office/word/2010/wordprocessingShape" mc:Ignorable="w14 w15 w16se w16cid w16 w16cex w16sdtdh w16sdtfl w16du wp14">
+<w:ftr xmlns:wpc="http://schemas.microsoft.com/office/word/2010/wordprocessingCanvas" xmlns:mc="http://schemas.openxmlformats.org/markup-compatibility/2006" xmlns:o="urn:schemas-microsoft-com:office:office" xmlns:r="http://schemas.openxmlformats.org/officeDocument/2006/relationships" xmlns:m="http://schemas.openxmlformats.org/officeDocument/2006/math" xmlns:v="urn:schemas-microsoft-com:vml" xmlns:wp14="http://schemas.microsoft.com/office/word/2010/wordprocessingDrawing" xmlns:wp="http://schemas.openxmlformats.org/drawingml/2006/wordprocessingDrawing" xmlns:w10="urn:schemas-microsoft-com:office:word" xmlns:w="http://schemas.openxmlformats.org/wordprocessingml/2006/main" xmlns:w14="http://schemas.microsoft.com/office/word/2010/wordml" xmlns:w15="http://schemas.microsoft.com/office/word/2012/wordml" xmlns:wpg="http://schemas.microsoft.com/office/word/2010/wordprocessingGroup" xmlns:wpi="http://schemas.microsoft.com/office/word/2010/wordprocessingInk" xmlns:wne="http://schemas.microsoft.com/office/word/2006/wordml" xmlns:wps="http://schemas.microsoft.com/office/word/2010/wordprocessingShape" mc:Ignorable="w14 w15 wp14">
   <w:p>
     <w:pPr>
       <w:pStyle w:val="ac"/>
@@ -4106,7 +4228,7 @@
       <w:rPr>
         <w:noProof/>
       </w:rPr>
-      <w:t>7</w:t>
+      <w:t>15</w:t>
     </w:r>
     <w:r>
       <w:fldChar w:fldCharType="end"/>
@@ -4117,7 +4239,7 @@
 </file>
 
 <file path=word/footnotes.xml><?xml version="1.0" encoding="utf-8"?>
-<w:footnotes xmlns:wpc="http://schemas.microsoft.com/office/word/2010/wordprocessingCanvas" xmlns:cx="http://schemas.microsoft.com/office/drawing/2014/chartex" xmlns:cx1="http://schemas.microsoft.com/office/drawing/2015/9/8/chartex" xmlns:cx2="http://schemas.microsoft.com/office/drawing/2015/10/21/chartex" xmlns:cx3="http://schemas.microsoft.com/office/drawing/2016/5/9/chartex" xmlns:cx4="http://schemas.microsoft.com/office/drawing/2016/5/10/chartex" xmlns:cx5="http://schemas.microsoft.com/office/drawing/2016/5/11/chartex" xmlns:cx6="http://schemas.microsoft.com/office/drawing/2016/5/12/chartex" xmlns:cx7="http://schemas.microsoft.com/office/drawing/2016/5/13/chartex" xmlns:cx8="http://schemas.microsoft.com/office/drawing/2016/5/14/chartex" xmlns:mc="http://schemas.openxmlformats.org/markup-compatibility/2006" xmlns:aink="http://schemas.microsoft.com/office/drawing/2016/ink" xmlns:am3d="http://schemas.microsoft.com/office/drawing/2017/model3d" xmlns:o="urn:schemas-microsoft-com:office:office" xmlns:oel="http://schemas.microsoft.com/office/2019/extlst" xmlns:r="http://schemas.openxmlformats.org/officeDocument/2006/relationships" xmlns:m="http://schemas.openxmlformats.org/officeDocument/2006/math" xmlns:v="urn:schemas-microsoft-com:vml" xmlns:wp14="http://schemas.microsoft.com/office/word/2010/wordprocessingDrawing" xmlns:wp="http://schemas.openxmlformats.org/drawingml/2006/wordprocessingDrawing" xmlns:w10="urn:schemas-microsoft-com:office:word" xmlns:w="http://schemas.openxmlformats.org/wordprocessingml/2006/main" xmlns:w14="http://schemas.microsoft.com/office/word/2010/wordml" xmlns:w15="http://schemas.microsoft.com/office/word/2012/wordml" xmlns:w16cex="http://schemas.microsoft.com/office/word/2018/wordml/cex" xmlns:w16cid="http://schemas.microsoft.com/office/word/2016/wordml/cid" xmlns:w16="http://schemas.microsoft.com/office/word/2018/wordml" xmlns:w16du="http://schemas.microsoft.com/office/word/2023/wordml/word16du" xmlns:w16sdtdh="http://schemas.microsoft.com/office/word/2020/wordml/sdtdatahash" xmlns:w16sdtfl="http://schemas.microsoft.com/office/word/2024/wordml/sdtformatlock" xmlns:w16se="http://schemas.microsoft.com/office/word/2015/wordml/symex" xmlns:wpg="http://schemas.microsoft.com/office/word/2010/wordprocessingGroup" xmlns:wpi="http://schemas.microsoft.com/office/word/2010/wordprocessingInk" xmlns:wne="http://schemas.microsoft.com/office/word/2006/wordml" xmlns:wps="http://schemas.microsoft.com/office/word/2010/wordprocessingShape" mc:Ignorable="w14 w15 w16se w16cid w16 w16cex w16sdtdh w16sdtfl w16du wp14">
+<w:footnotes xmlns:wpc="http://schemas.microsoft.com/office/word/2010/wordprocessingCanvas" xmlns:mc="http://schemas.openxmlformats.org/markup-compatibility/2006" xmlns:o="urn:schemas-microsoft-com:office:office" xmlns:r="http://schemas.openxmlformats.org/officeDocument/2006/relationships" xmlns:m="http://schemas.openxmlformats.org/officeDocument/2006/math" xmlns:v="urn:schemas-microsoft-com:vml" xmlns:wp14="http://schemas.microsoft.com/office/word/2010/wordprocessingDrawing" xmlns:wp="http://schemas.openxmlformats.org/drawingml/2006/wordprocessingDrawing" xmlns:w10="urn:schemas-microsoft-com:office:word" xmlns:w="http://schemas.openxmlformats.org/wordprocessingml/2006/main" xmlns:w14="http://schemas.microsoft.com/office/word/2010/wordml" xmlns:w15="http://schemas.microsoft.com/office/word/2012/wordml" xmlns:wpg="http://schemas.microsoft.com/office/word/2010/wordprocessingGroup" xmlns:wpi="http://schemas.microsoft.com/office/word/2010/wordprocessingInk" xmlns:wne="http://schemas.microsoft.com/office/word/2006/wordml" xmlns:wps="http://schemas.microsoft.com/office/word/2010/wordprocessingShape" mc:Ignorable="w14 w15 wp14">
   <w:footnote w:type="separator" w:id="-1">
     <w:p>
       <w:r>
@@ -4136,8 +4258,8 @@
 </file>
 
 <file path=word/numbering.xml><?xml version="1.0" encoding="utf-8"?>
-<w:numbering xmlns:wpc="http://schemas.microsoft.com/office/word/2010/wordprocessingCanvas" xmlns:cx="http://schemas.microsoft.com/office/drawing/2014/chartex" xmlns:cx1="http://schemas.microsoft.com/office/drawing/2015/9/8/chartex" xmlns:cx2="http://schemas.microsoft.com/office/drawing/2015/10/21/chartex" xmlns:cx3="http://schemas.microsoft.com/office/drawing/2016/5/9/chartex" xmlns:cx4="http://schemas.microsoft.com/office/drawing/2016/5/10/chartex" xmlns:cx5="http://schemas.microsoft.com/office/drawing/2016/5/11/chartex" xmlns:cx6="http://schemas.microsoft.com/office/drawing/2016/5/12/chartex" xmlns:cx7="http://schemas.microsoft.com/office/drawing/2016/5/13/chartex" xmlns:cx8="http://schemas.microsoft.com/office/drawing/2016/5/14/chartex" xmlns:mc="http://schemas.openxmlformats.org/markup-compatibility/2006" xmlns:aink="http://schemas.microsoft.com/office/drawing/2016/ink" xmlns:am3d="http://schemas.microsoft.com/office/drawing/2017/model3d" xmlns:o="urn:schemas-microsoft-com:office:office" xmlns:oel="http://schemas.microsoft.com/office/2019/extlst" xmlns:r="http://schemas.openxmlformats.org/officeDocument/2006/relationships" xmlns:m="http://schemas.openxmlformats.org/officeDocument/2006/math" xmlns:v="urn:schemas-microsoft-com:vml" xmlns:wp14="http://schemas.microsoft.com/office/word/2010/wordprocessingDrawing" xmlns:wp="http://schemas.openxmlformats.org/drawingml/2006/wordprocessingDrawing" xmlns:w10="urn:schemas-microsoft-com:office:word" xmlns:w="http://schemas.openxmlformats.org/wordprocessingml/2006/main" xmlns:w14="http://schemas.microsoft.com/office/word/2010/wordml" xmlns:w15="http://schemas.microsoft.com/office/word/2012/wordml" xmlns:w16cex="http://schemas.microsoft.com/office/word/2018/wordml/cex" xmlns:w16cid="http://schemas.microsoft.com/office/word/2016/wordml/cid" xmlns:w16="http://schemas.microsoft.com/office/word/2018/wordml" xmlns:w16du="http://schemas.microsoft.com/office/word/2023/wordml/word16du" xmlns:w16sdtdh="http://schemas.microsoft.com/office/word/2020/wordml/sdtdatahash" xmlns:w16sdtfl="http://schemas.microsoft.com/office/word/2024/wordml/sdtformatlock" xmlns:w16se="http://schemas.microsoft.com/office/word/2015/wordml/symex" xmlns:wpg="http://schemas.microsoft.com/office/word/2010/wordprocessingGroup" xmlns:wpi="http://schemas.microsoft.com/office/word/2010/wordprocessingInk" xmlns:wne="http://schemas.microsoft.com/office/word/2006/wordml" xmlns:wps="http://schemas.microsoft.com/office/word/2010/wordprocessingShape" mc:Ignorable="w14 w15 w16se w16cid w16 w16cex w16sdtdh w16sdtfl w16du wp14">
-  <w:abstractNum w:abstractNumId="0" w15:restartNumberingAfterBreak="0">
+<w:numbering xmlns:wpc="http://schemas.microsoft.com/office/word/2010/wordprocessingCanvas" xmlns:mc="http://schemas.openxmlformats.org/markup-compatibility/2006" xmlns:o="urn:schemas-microsoft-com:office:office" xmlns:r="http://schemas.openxmlformats.org/officeDocument/2006/relationships" xmlns:m="http://schemas.openxmlformats.org/officeDocument/2006/math" xmlns:v="urn:schemas-microsoft-com:vml" xmlns:wp14="http://schemas.microsoft.com/office/word/2010/wordprocessingDrawing" xmlns:wp="http://schemas.openxmlformats.org/drawingml/2006/wordprocessingDrawing" xmlns:w10="urn:schemas-microsoft-com:office:word" xmlns:w="http://schemas.openxmlformats.org/wordprocessingml/2006/main" xmlns:w14="http://schemas.microsoft.com/office/word/2010/wordml" xmlns:w15="http://schemas.microsoft.com/office/word/2012/wordml" xmlns:wpg="http://schemas.microsoft.com/office/word/2010/wordprocessingGroup" xmlns:wpi="http://schemas.microsoft.com/office/word/2010/wordprocessingInk" xmlns:wne="http://schemas.microsoft.com/office/word/2006/wordml" xmlns:wps="http://schemas.microsoft.com/office/word/2010/wordprocessingShape" mc:Ignorable="w14 w15 wp14">
+  <w:abstractNum w:abstractNumId="0">
     <w:nsid w:val="05C517F4"/>
     <w:multiLevelType w:val="hybridMultilevel"/>
     <w:tmpl w:val="431C1E1C"/>
@@ -4147,7 +4269,7 @@
       <w:lvlText w:val=""/>
       <w:lvlJc w:val="left"/>
       <w:pPr>
-        <w:ind w:left="1429" w:hanging="360"/>
+        <w:ind w:left="1069" w:hanging="360"/>
       </w:pPr>
       <w:rPr>
         <w:rFonts w:ascii="Symbol" w:hAnsi="Symbol" w:hint="default"/>
@@ -4159,7 +4281,7 @@
       <w:lvlText w:val="o"/>
       <w:lvlJc w:val="left"/>
       <w:pPr>
-        <w:ind w:left="2149" w:hanging="360"/>
+        <w:ind w:left="1789" w:hanging="360"/>
       </w:pPr>
       <w:rPr>
         <w:rFonts w:ascii="Courier New" w:hAnsi="Courier New" w:cs="Courier New" w:hint="default"/>
@@ -4171,7 +4293,7 @@
       <w:lvlText w:val=""/>
       <w:lvlJc w:val="left"/>
       <w:pPr>
-        <w:ind w:left="2869" w:hanging="360"/>
+        <w:ind w:left="2509" w:hanging="360"/>
       </w:pPr>
       <w:rPr>
         <w:rFonts w:ascii="Wingdings" w:hAnsi="Wingdings" w:hint="default"/>
@@ -4183,7 +4305,7 @@
       <w:lvlText w:val=""/>
       <w:lvlJc w:val="left"/>
       <w:pPr>
-        <w:ind w:left="3589" w:hanging="360"/>
+        <w:ind w:left="3229" w:hanging="360"/>
       </w:pPr>
       <w:rPr>
         <w:rFonts w:ascii="Symbol" w:hAnsi="Symbol" w:hint="default"/>
@@ -4195,7 +4317,7 @@
       <w:lvlText w:val="o"/>
       <w:lvlJc w:val="left"/>
       <w:pPr>
-        <w:ind w:left="4309" w:hanging="360"/>
+        <w:ind w:left="3949" w:hanging="360"/>
       </w:pPr>
       <w:rPr>
         <w:rFonts w:ascii="Courier New" w:hAnsi="Courier New" w:cs="Courier New" w:hint="default"/>
@@ -4207,7 +4329,7 @@
       <w:lvlText w:val=""/>
       <w:lvlJc w:val="left"/>
       <w:pPr>
-        <w:ind w:left="5029" w:hanging="360"/>
+        <w:ind w:left="4669" w:hanging="360"/>
       </w:pPr>
       <w:rPr>
         <w:rFonts w:ascii="Wingdings" w:hAnsi="Wingdings" w:hint="default"/>
@@ -4219,7 +4341,7 @@
       <w:lvlText w:val=""/>
       <w:lvlJc w:val="left"/>
       <w:pPr>
-        <w:ind w:left="5749" w:hanging="360"/>
+        <w:ind w:left="5389" w:hanging="360"/>
       </w:pPr>
       <w:rPr>
         <w:rFonts w:ascii="Symbol" w:hAnsi="Symbol" w:hint="default"/>
@@ -4231,7 +4353,7 @@
       <w:lvlText w:val="o"/>
       <w:lvlJc w:val="left"/>
       <w:pPr>
-        <w:ind w:left="6469" w:hanging="360"/>
+        <w:ind w:left="6109" w:hanging="360"/>
       </w:pPr>
       <w:rPr>
         <w:rFonts w:ascii="Courier New" w:hAnsi="Courier New" w:cs="Courier New" w:hint="default"/>
@@ -4243,21 +4365,137 @@
       <w:lvlText w:val=""/>
       <w:lvlJc w:val="left"/>
       <w:pPr>
-        <w:ind w:left="7189" w:hanging="360"/>
+        <w:ind w:left="6829" w:hanging="360"/>
       </w:pPr>
       <w:rPr>
         <w:rFonts w:ascii="Wingdings" w:hAnsi="Wingdings" w:hint="default"/>
       </w:rPr>
     </w:lvl>
   </w:abstractNum>
-  <w:num w:numId="1" w16cid:durableId="417944127">
+  <w:abstractNum w:abstractNumId="1">
+    <w:nsid w:val="2A6A55EB"/>
+    <w:multiLevelType w:val="hybridMultilevel"/>
+    <w:tmpl w:val="A6323928"/>
+    <w:lvl w:ilvl="0" w:tplc="04190001">
+      <w:start w:val="1"/>
+      <w:numFmt w:val="bullet"/>
+      <w:lvlText w:val=""/>
+      <w:lvlJc w:val="left"/>
+      <w:pPr>
+        <w:ind w:left="1068" w:hanging="360"/>
+      </w:pPr>
+      <w:rPr>
+        <w:rFonts w:ascii="Symbol" w:hAnsi="Symbol" w:hint="default"/>
+      </w:rPr>
+    </w:lvl>
+    <w:lvl w:ilvl="1" w:tplc="04190003" w:tentative="1">
+      <w:start w:val="1"/>
+      <w:numFmt w:val="bullet"/>
+      <w:lvlText w:val="o"/>
+      <w:lvlJc w:val="left"/>
+      <w:pPr>
+        <w:ind w:left="1788" w:hanging="360"/>
+      </w:pPr>
+      <w:rPr>
+        <w:rFonts w:ascii="Courier New" w:hAnsi="Courier New" w:cs="Courier New" w:hint="default"/>
+      </w:rPr>
+    </w:lvl>
+    <w:lvl w:ilvl="2" w:tplc="04190005" w:tentative="1">
+      <w:start w:val="1"/>
+      <w:numFmt w:val="bullet"/>
+      <w:lvlText w:val=""/>
+      <w:lvlJc w:val="left"/>
+      <w:pPr>
+        <w:ind w:left="2508" w:hanging="360"/>
+      </w:pPr>
+      <w:rPr>
+        <w:rFonts w:ascii="Wingdings" w:hAnsi="Wingdings" w:hint="default"/>
+      </w:rPr>
+    </w:lvl>
+    <w:lvl w:ilvl="3" w:tplc="04190001" w:tentative="1">
+      <w:start w:val="1"/>
+      <w:numFmt w:val="bullet"/>
+      <w:lvlText w:val=""/>
+      <w:lvlJc w:val="left"/>
+      <w:pPr>
+        <w:ind w:left="3228" w:hanging="360"/>
+      </w:pPr>
+      <w:rPr>
+        <w:rFonts w:ascii="Symbol" w:hAnsi="Symbol" w:hint="default"/>
+      </w:rPr>
+    </w:lvl>
+    <w:lvl w:ilvl="4" w:tplc="04190003" w:tentative="1">
+      <w:start w:val="1"/>
+      <w:numFmt w:val="bullet"/>
+      <w:lvlText w:val="o"/>
+      <w:lvlJc w:val="left"/>
+      <w:pPr>
+        <w:ind w:left="3948" w:hanging="360"/>
+      </w:pPr>
+      <w:rPr>
+        <w:rFonts w:ascii="Courier New" w:hAnsi="Courier New" w:cs="Courier New" w:hint="default"/>
+      </w:rPr>
+    </w:lvl>
+    <w:lvl w:ilvl="5" w:tplc="04190005" w:tentative="1">
+      <w:start w:val="1"/>
+      <w:numFmt w:val="bullet"/>
+      <w:lvlText w:val=""/>
+      <w:lvlJc w:val="left"/>
+      <w:pPr>
+        <w:ind w:left="4668" w:hanging="360"/>
+      </w:pPr>
+      <w:rPr>
+        <w:rFonts w:ascii="Wingdings" w:hAnsi="Wingdings" w:hint="default"/>
+      </w:rPr>
+    </w:lvl>
+    <w:lvl w:ilvl="6" w:tplc="04190001" w:tentative="1">
+      <w:start w:val="1"/>
+      <w:numFmt w:val="bullet"/>
+      <w:lvlText w:val=""/>
+      <w:lvlJc w:val="left"/>
+      <w:pPr>
+        <w:ind w:left="5388" w:hanging="360"/>
+      </w:pPr>
+      <w:rPr>
+        <w:rFonts w:ascii="Symbol" w:hAnsi="Symbol" w:hint="default"/>
+      </w:rPr>
+    </w:lvl>
+    <w:lvl w:ilvl="7" w:tplc="04190003" w:tentative="1">
+      <w:start w:val="1"/>
+      <w:numFmt w:val="bullet"/>
+      <w:lvlText w:val="o"/>
+      <w:lvlJc w:val="left"/>
+      <w:pPr>
+        <w:ind w:left="6108" w:hanging="360"/>
+      </w:pPr>
+      <w:rPr>
+        <w:rFonts w:ascii="Courier New" w:hAnsi="Courier New" w:cs="Courier New" w:hint="default"/>
+      </w:rPr>
+    </w:lvl>
+    <w:lvl w:ilvl="8" w:tplc="04190005" w:tentative="1">
+      <w:start w:val="1"/>
+      <w:numFmt w:val="bullet"/>
+      <w:lvlText w:val=""/>
+      <w:lvlJc w:val="left"/>
+      <w:pPr>
+        <w:ind w:left="6828" w:hanging="360"/>
+      </w:pPr>
+      <w:rPr>
+        <w:rFonts w:ascii="Wingdings" w:hAnsi="Wingdings" w:hint="default"/>
+      </w:rPr>
+    </w:lvl>
+  </w:abstractNum>
+  <w:num w:numId="1">
     <w:abstractNumId w:val="0"/>
+  </w:num>
+  <w:num w:numId="2">
+    <w:abstractNumId w:val="1"/>
   </w:num>
 </w:numbering>
 </file>
 
 <file path=word/styles.xml><?xml version="1.0" encoding="utf-8"?>
-<w:styles xmlns:mc="http://schemas.openxmlformats.org/markup-compatibility/2006" xmlns:r="http://schemas.openxmlformats.org/officeDocument/2006/relationships" xmlns:w="http://schemas.openxmlformats.org/wordprocessingml/2006/main" xmlns:w14="http://schemas.microsoft.com/office/word/2010/wordml" xmlns:w15="http://schemas.microsoft.com/office/word/2012/wordml" xmlns:w16cex="http://schemas.microsoft.com/office/word/2018/wordml/cex" xmlns:w16cid="http://schemas.microsoft.com/office/word/2016/wordml/cid" xmlns:w16="http://schemas.microsoft.com/office/word/2018/wordml" xmlns:w16du="http://schemas.microsoft.com/office/word/2023/wordml/word16du" xmlns:w16sdtdh="http://schemas.microsoft.com/office/word/2020/wordml/sdtdatahash" xmlns:w16sdtfl="http://schemas.microsoft.com/office/word/2024/wordml/sdtformatlock" xmlns:w16se="http://schemas.microsoft.com/office/word/2015/wordml/symex" mc:Ignorable="w14 w15 w16se w16cid w16 w16cex w16sdtdh w16sdtfl w16du">
+<w:styles xmlns:mc="http://schemas.openxmlformats.org/markup-compatibility/2006" xmlns:r="http://schemas.openxmlformats.org/officeDocument/2006/relationships" xmlns:w="http://schemas.openxmlformats.org/wordprocessingml/2006/main" xmlns:w14="http://schemas.microsoft.com/office/word/2010/wordml" xmlns:w15="http://schemas.microsoft.com/office/word/2012/wordml" mc:Ignorable="w14 w15">
   <w:docDefaults>
     <w:rPrDefault>
       <w:rPr>
@@ -4275,7 +4513,7 @@
       </w:pPr>
     </w:pPrDefault>
   </w:docDefaults>
-  <w:latentStyles w:defLockedState="0" w:defUIPriority="99" w:defSemiHidden="0" w:defUnhideWhenUsed="0" w:defQFormat="0" w:count="376">
+  <w:latentStyles w:defLockedState="0" w:defUIPriority="99" w:defSemiHidden="0" w:defUnhideWhenUsed="0" w:defQFormat="0" w:count="371">
     <w:lsdException w:name="Normal" w:uiPriority="0" w:qFormat="1"/>
     <w:lsdException w:name="heading 1" w:uiPriority="9" w:qFormat="1"/>
     <w:lsdException w:name="heading 2" w:semiHidden="1" w:uiPriority="9" w:unhideWhenUsed="1" w:qFormat="1"/>
@@ -4647,11 +4885,6 @@
     <w:lsdException w:name="List Table 5 Dark Accent 6" w:uiPriority="50"/>
     <w:lsdException w:name="List Table 6 Colorful Accent 6" w:uiPriority="51"/>
     <w:lsdException w:name="List Table 7 Colorful Accent 6" w:uiPriority="52"/>
-    <w:lsdException w:name="Mention" w:semiHidden="1" w:unhideWhenUsed="1"/>
-    <w:lsdException w:name="Smart Hyperlink" w:semiHidden="1" w:unhideWhenUsed="1"/>
-    <w:lsdException w:name="Hashtag" w:semiHidden="1" w:unhideWhenUsed="1"/>
-    <w:lsdException w:name="Unresolved Mention" w:semiHidden="1" w:unhideWhenUsed="1"/>
-    <w:lsdException w:name="Smart Link" w:semiHidden="1" w:unhideWhenUsed="1"/>
   </w:latentStyles>
   <w:style w:type="paragraph" w:default="1" w:styleId="a">
     <w:name w:val="Normal"/>
@@ -4869,6 +5102,7 @@
   <w:style w:type="character" w:default="1" w:styleId="a0">
     <w:name w:val="Default Paragraph Font"/>
     <w:uiPriority w:val="1"/>
+    <w:semiHidden/>
     <w:unhideWhenUsed/>
   </w:style>
   <w:style w:type="table" w:default="1" w:styleId="a1">
@@ -5032,7 +5266,7 @@
     </w:rPr>
   </w:style>
   <w:style w:type="character" w:customStyle="1" w:styleId="a4">
-    <w:name w:val="Заголовок Знак"/>
+    <w:name w:val="Название Знак"/>
     <w:basedOn w:val="a0"/>
     <w:link w:val="a3"/>
     <w:uiPriority w:val="10"/>
@@ -5225,6 +5459,7 @@
       <w14:ligatures w14:val="none"/>
     </w:rPr>
     <w:tblPr>
+      <w:tblInd w:w="0" w:type="dxa"/>
       <w:tblBorders>
         <w:top w:val="single" w:sz="4" w:space="0" w:color="auto"/>
         <w:left w:val="single" w:sz="4" w:space="0" w:color="auto"/>
@@ -5233,6 +5468,12 @@
         <w:insideH w:val="single" w:sz="4" w:space="0" w:color="auto"/>
         <w:insideV w:val="single" w:sz="4" w:space="0" w:color="auto"/>
       </w:tblBorders>
+      <w:tblCellMar>
+        <w:top w:w="0" w:type="dxa"/>
+        <w:left w:w="108" w:type="dxa"/>
+        <w:bottom w:w="0" w:type="dxa"/>
+        <w:right w:w="108" w:type="dxa"/>
+      </w:tblCellMar>
     </w:tblPr>
   </w:style>
   <w:style w:type="paragraph" w:styleId="af0">
@@ -5289,7 +5530,7 @@
 </file>
 
 <file path=word/charts/chart1.xml><?xml version="1.0" encoding="utf-8"?>
-<c:chartSpace xmlns:c="http://schemas.openxmlformats.org/drawingml/2006/chart" xmlns:a="http://schemas.openxmlformats.org/drawingml/2006/main" xmlns:r="http://schemas.openxmlformats.org/officeDocument/2006/relationships" xmlns:c16r2="http://schemas.microsoft.com/office/drawing/2015/06/chart">
+<c:chartSpace xmlns:c="http://schemas.openxmlformats.org/drawingml/2006/chart" xmlns:a="http://schemas.openxmlformats.org/drawingml/2006/main" xmlns:r="http://schemas.openxmlformats.org/officeDocument/2006/relationships">
   <c:date1904 val="0"/>
   <c:lang val="ru-RU"/>
   <c:roundedCorners val="0"/>
@@ -5322,11 +5563,14 @@
               </a:defRPr>
             </a:pPr>
             <a:r>
-              <a:rPr lang="ru-RU" sz="1400" b="0" i="0" u="none" strike="noStrike" baseline="0">
-                <a:effectLst/>
-              </a:rPr>
-              <a:t>случайные значения</a:t>
+              <a:rPr lang="ru-RU"/>
+              <a:t>Случайные значения</a:t>
             </a:r>
+          </a:p>
+          <a:p>
+            <a:pPr>
+              <a:defRPr/>
+            </a:pPr>
             <a:endParaRPr lang="ru-RU"/>
           </a:p>
         </c:rich>
@@ -5363,394 +5607,25 @@
     <c:autoTitleDeleted val="0"/>
     <c:plotArea>
       <c:layout/>
-      <c:scatterChart>
-        <c:scatterStyle val="lineMarker"/>
+      <c:lineChart>
+        <c:grouping val="standard"/>
         <c:varyColors val="0"/>
         <c:ser>
-          <c:idx val="0"/>
+          <c:idx val="1"/>
           <c:order val="0"/>
           <c:tx>
             <c:strRef>
-              <c:f>Лист1!$B$1:$B$2</c:f>
+              <c:f>Лист1!$B$1</c:f>
               <c:strCache>
-                <c:ptCount val="2"/>
+                <c:ptCount val="1"/>
                 <c:pt idx="0">
-                  <c:v>Шелла</c:v>
-                </c:pt>
-                <c:pt idx="1">
-                  <c:v>время сортировки</c:v>
+                  <c:v>Время пирамидальной сортировки (мс)</c:v>
                 </c:pt>
               </c:strCache>
             </c:strRef>
           </c:tx>
           <c:spPr>
-            <a:ln w="19050" cap="rnd">
-              <a:solidFill>
-                <a:schemeClr val="accent1"/>
-              </a:solidFill>
-              <a:round/>
-            </a:ln>
-            <a:effectLst/>
-          </c:spPr>
-          <c:marker>
-            <c:symbol val="circle"/>
-            <c:size val="5"/>
-            <c:spPr>
-              <a:solidFill>
-                <a:schemeClr val="accent1"/>
-              </a:solidFill>
-              <a:ln w="9525">
-                <a:solidFill>
-                  <a:schemeClr val="accent1"/>
-                </a:solidFill>
-              </a:ln>
-              <a:effectLst/>
-            </c:spPr>
-          </c:marker>
-          <c:xVal>
-            <c:numRef>
-              <c:f>Лист1!$A$3:$A$52</c:f>
-              <c:numCache>
-                <c:formatCode>General</c:formatCode>
-                <c:ptCount val="50"/>
-                <c:pt idx="0">
-                  <c:v>1000</c:v>
-                </c:pt>
-                <c:pt idx="1">
-                  <c:v>2000</c:v>
-                </c:pt>
-                <c:pt idx="2">
-                  <c:v>3000</c:v>
-                </c:pt>
-                <c:pt idx="3">
-                  <c:v>4000</c:v>
-                </c:pt>
-                <c:pt idx="4">
-                  <c:v>5000</c:v>
-                </c:pt>
-                <c:pt idx="5">
-                  <c:v>6000</c:v>
-                </c:pt>
-                <c:pt idx="6">
-                  <c:v>7000</c:v>
-                </c:pt>
-                <c:pt idx="7">
-                  <c:v>8000</c:v>
-                </c:pt>
-                <c:pt idx="8">
-                  <c:v>9000</c:v>
-                </c:pt>
-                <c:pt idx="9">
-                  <c:v>10000</c:v>
-                </c:pt>
-                <c:pt idx="10">
-                  <c:v>11000</c:v>
-                </c:pt>
-                <c:pt idx="11">
-                  <c:v>12000</c:v>
-                </c:pt>
-                <c:pt idx="12">
-                  <c:v>13000</c:v>
-                </c:pt>
-                <c:pt idx="13">
-                  <c:v>14000</c:v>
-                </c:pt>
-                <c:pt idx="14">
-                  <c:v>15000</c:v>
-                </c:pt>
-                <c:pt idx="15">
-                  <c:v>16000</c:v>
-                </c:pt>
-                <c:pt idx="16">
-                  <c:v>17000</c:v>
-                </c:pt>
-                <c:pt idx="17">
-                  <c:v>18000</c:v>
-                </c:pt>
-                <c:pt idx="18">
-                  <c:v>19000</c:v>
-                </c:pt>
-                <c:pt idx="19">
-                  <c:v>20000</c:v>
-                </c:pt>
-                <c:pt idx="20">
-                  <c:v>21000</c:v>
-                </c:pt>
-                <c:pt idx="21">
-                  <c:v>22000</c:v>
-                </c:pt>
-                <c:pt idx="22">
-                  <c:v>23000</c:v>
-                </c:pt>
-                <c:pt idx="23">
-                  <c:v>24000</c:v>
-                </c:pt>
-                <c:pt idx="24">
-                  <c:v>25000</c:v>
-                </c:pt>
-                <c:pt idx="25">
-                  <c:v>26000</c:v>
-                </c:pt>
-                <c:pt idx="26">
-                  <c:v>27000</c:v>
-                </c:pt>
-                <c:pt idx="27">
-                  <c:v>28000</c:v>
-                </c:pt>
-                <c:pt idx="28">
-                  <c:v>29000</c:v>
-                </c:pt>
-                <c:pt idx="29">
-                  <c:v>30000</c:v>
-                </c:pt>
-                <c:pt idx="30">
-                  <c:v>31000</c:v>
-                </c:pt>
-                <c:pt idx="31">
-                  <c:v>32000</c:v>
-                </c:pt>
-                <c:pt idx="32">
-                  <c:v>33000</c:v>
-                </c:pt>
-                <c:pt idx="33">
-                  <c:v>34000</c:v>
-                </c:pt>
-                <c:pt idx="34">
-                  <c:v>35000</c:v>
-                </c:pt>
-                <c:pt idx="35">
-                  <c:v>36000</c:v>
-                </c:pt>
-                <c:pt idx="36">
-                  <c:v>37000</c:v>
-                </c:pt>
-                <c:pt idx="37">
-                  <c:v>38000</c:v>
-                </c:pt>
-                <c:pt idx="38">
-                  <c:v>39000</c:v>
-                </c:pt>
-                <c:pt idx="39">
-                  <c:v>40000</c:v>
-                </c:pt>
-                <c:pt idx="40">
-                  <c:v>41000</c:v>
-                </c:pt>
-                <c:pt idx="41">
-                  <c:v>42000</c:v>
-                </c:pt>
-                <c:pt idx="42">
-                  <c:v>43000</c:v>
-                </c:pt>
-                <c:pt idx="43">
-                  <c:v>44000</c:v>
-                </c:pt>
-                <c:pt idx="44">
-                  <c:v>45000</c:v>
-                </c:pt>
-                <c:pt idx="45">
-                  <c:v>46000</c:v>
-                </c:pt>
-                <c:pt idx="46">
-                  <c:v>47000</c:v>
-                </c:pt>
-                <c:pt idx="47">
-                  <c:v>48000</c:v>
-                </c:pt>
-                <c:pt idx="48">
-                  <c:v>49000</c:v>
-                </c:pt>
-                <c:pt idx="49">
-                  <c:v>50000</c:v>
-                </c:pt>
-              </c:numCache>
-            </c:numRef>
-          </c:xVal>
-          <c:yVal>
-            <c:numRef>
-              <c:f>Лист1!$B$3:$B$52</c:f>
-              <c:numCache>
-                <c:formatCode>0.00</c:formatCode>
-                <c:ptCount val="50"/>
-                <c:pt idx="0">
-                  <c:v>0.2475</c:v>
-                </c:pt>
-                <c:pt idx="1">
-                  <c:v>0.53749999999999998</c:v>
-                </c:pt>
-                <c:pt idx="2">
-                  <c:v>1.1015999999999999</c:v>
-                </c:pt>
-                <c:pt idx="3">
-                  <c:v>1.2885</c:v>
-                </c:pt>
-                <c:pt idx="4">
-                  <c:v>1.8313999999999999</c:v>
-                </c:pt>
-                <c:pt idx="5">
-                  <c:v>2.6497999999999999</c:v>
-                </c:pt>
-                <c:pt idx="6">
-                  <c:v>2.7742</c:v>
-                </c:pt>
-                <c:pt idx="7">
-                  <c:v>3.1743000000000001</c:v>
-                </c:pt>
-                <c:pt idx="8">
-                  <c:v>3.6619000000000002</c:v>
-                </c:pt>
-                <c:pt idx="9">
-                  <c:v>4.5715000000000003</c:v>
-                </c:pt>
-                <c:pt idx="10">
-                  <c:v>4.0796999999999999</c:v>
-                </c:pt>
-                <c:pt idx="11">
-                  <c:v>4.4874999999999998</c:v>
-                </c:pt>
-                <c:pt idx="12">
-                  <c:v>6.1680000000000001</c:v>
-                </c:pt>
-                <c:pt idx="13">
-                  <c:v>5.4492000000000003</c:v>
-                </c:pt>
-                <c:pt idx="14">
-                  <c:v>6.4715999999999996</c:v>
-                </c:pt>
-                <c:pt idx="15">
-                  <c:v>7.0945</c:v>
-                </c:pt>
-                <c:pt idx="16">
-                  <c:v>7.8747999999999996</c:v>
-                </c:pt>
-                <c:pt idx="17">
-                  <c:v>8.2665000000000006</c:v>
-                </c:pt>
-                <c:pt idx="18">
-                  <c:v>9.4771000000000001</c:v>
-                </c:pt>
-                <c:pt idx="19">
-                  <c:v>10.1905</c:v>
-                </c:pt>
-                <c:pt idx="20">
-                  <c:v>11.3752</c:v>
-                </c:pt>
-                <c:pt idx="21">
-                  <c:v>10.811199999999999</c:v>
-                </c:pt>
-                <c:pt idx="22">
-                  <c:v>10.25</c:v>
-                </c:pt>
-                <c:pt idx="23">
-                  <c:v>11.2997</c:v>
-                </c:pt>
-                <c:pt idx="24">
-                  <c:v>11.8598</c:v>
-                </c:pt>
-                <c:pt idx="25">
-                  <c:v>13.2997</c:v>
-                </c:pt>
-                <c:pt idx="26">
-                  <c:v>12.563700000000001</c:v>
-                </c:pt>
-                <c:pt idx="27">
-                  <c:v>13.0068</c:v>
-                </c:pt>
-                <c:pt idx="28">
-                  <c:v>15.385999999999999</c:v>
-                </c:pt>
-                <c:pt idx="29">
-                  <c:v>14.8215</c:v>
-                </c:pt>
-                <c:pt idx="30">
-                  <c:v>14.5177</c:v>
-                </c:pt>
-                <c:pt idx="31">
-                  <c:v>16.678100000000001</c:v>
-                </c:pt>
-                <c:pt idx="32">
-                  <c:v>18.335599999999999</c:v>
-                </c:pt>
-                <c:pt idx="33">
-                  <c:v>16.104099999999999</c:v>
-                </c:pt>
-                <c:pt idx="34">
-                  <c:v>18.484500000000001</c:v>
-                </c:pt>
-                <c:pt idx="35">
-                  <c:v>17.3384</c:v>
-                </c:pt>
-                <c:pt idx="36">
-                  <c:v>19.408000000000001</c:v>
-                </c:pt>
-                <c:pt idx="37">
-                  <c:v>19.5168</c:v>
-                </c:pt>
-                <c:pt idx="38">
-                  <c:v>20.600100000000001</c:v>
-                </c:pt>
-                <c:pt idx="39">
-                  <c:v>20.1404</c:v>
-                </c:pt>
-                <c:pt idx="40">
-                  <c:v>26.880600000000001</c:v>
-                </c:pt>
-                <c:pt idx="41">
-                  <c:v>23.0289</c:v>
-                </c:pt>
-                <c:pt idx="42">
-                  <c:v>21.716799999999999</c:v>
-                </c:pt>
-                <c:pt idx="43">
-                  <c:v>22.321899999999999</c:v>
-                </c:pt>
-                <c:pt idx="44">
-                  <c:v>22.922899999999998</c:v>
-                </c:pt>
-                <c:pt idx="45">
-                  <c:v>23.396000000000001</c:v>
-                </c:pt>
-                <c:pt idx="46">
-                  <c:v>24.399799999999999</c:v>
-                </c:pt>
-                <c:pt idx="47">
-                  <c:v>26.8626</c:v>
-                </c:pt>
-                <c:pt idx="48">
-                  <c:v>25.906500000000001</c:v>
-                </c:pt>
-                <c:pt idx="49">
-                  <c:v>26.970199999999998</c:v>
-                </c:pt>
-              </c:numCache>
-            </c:numRef>
-          </c:yVal>
-          <c:smooth val="0"/>
-          <c:extLst>
-            <c:ext xmlns:c16="http://schemas.microsoft.com/office/drawing/2014/chart" uri="{C3380CC4-5D6E-409C-BE32-E72D297353CC}">
-              <c16:uniqueId val="{00000000-C7A9-4C48-9EEB-D9EADA2AED29}"/>
-            </c:ext>
-          </c:extLst>
-        </c:ser>
-        <c:ser>
-          <c:idx val="1"/>
-          <c:order val="1"/>
-          <c:tx>
-            <c:strRef>
-              <c:f>Лист1!$D$1:$D$2</c:f>
-              <c:strCache>
-                <c:ptCount val="2"/>
-                <c:pt idx="0">
-                  <c:v>Пирамидальная</c:v>
-                </c:pt>
-                <c:pt idx="1">
-                  <c:v>время сортировки</c:v>
-                </c:pt>
-              </c:strCache>
-            </c:strRef>
-          </c:tx>
-          <c:spPr>
-            <a:ln w="19050" cap="rnd">
+            <a:ln w="28575" cap="rnd">
               <a:solidFill>
                 <a:schemeClr val="accent2"/>
               </a:solidFill>
@@ -5773,330 +5648,365 @@
               <a:effectLst/>
             </c:spPr>
           </c:marker>
-          <c:xVal>
+          <c:val>
             <c:numRef>
-              <c:f>Лист1!$C$3:$C$52</c:f>
+              <c:f>Лист1!$B$2:$B$51</c:f>
               <c:numCache>
-                <c:formatCode>General</c:formatCode>
+                <c:formatCode>0.000</c:formatCode>
                 <c:ptCount val="50"/>
                 <c:pt idx="0">
-                  <c:v>1000</c:v>
+                  <c:v>0.153</c:v>
                 </c:pt>
                 <c:pt idx="1">
-                  <c:v>2000</c:v>
+                  <c:v>0.33300000000000002</c:v>
                 </c:pt>
                 <c:pt idx="2">
-                  <c:v>3000</c:v>
+                  <c:v>0.52600000000000002</c:v>
                 </c:pt>
                 <c:pt idx="3">
-                  <c:v>4000</c:v>
+                  <c:v>0.72499999999999998</c:v>
                 </c:pt>
                 <c:pt idx="4">
-                  <c:v>5000</c:v>
+                  <c:v>0.92800000000000005</c:v>
                 </c:pt>
                 <c:pt idx="5">
-                  <c:v>6000</c:v>
+                  <c:v>1.137</c:v>
                 </c:pt>
                 <c:pt idx="6">
-                  <c:v>7000</c:v>
+                  <c:v>1.4590000000000001</c:v>
                 </c:pt>
                 <c:pt idx="7">
-                  <c:v>8000</c:v>
+                  <c:v>1.595</c:v>
                 </c:pt>
                 <c:pt idx="8">
-                  <c:v>9000</c:v>
+                  <c:v>1.8660000000000001</c:v>
                 </c:pt>
                 <c:pt idx="9">
-                  <c:v>10000</c:v>
+                  <c:v>2.2450000000000001</c:v>
                 </c:pt>
                 <c:pt idx="10">
-                  <c:v>11000</c:v>
+                  <c:v>2.2360000000000002</c:v>
                 </c:pt>
                 <c:pt idx="11">
-                  <c:v>12000</c:v>
+                  <c:v>2.4670000000000001</c:v>
                 </c:pt>
                 <c:pt idx="12">
-                  <c:v>13000</c:v>
+                  <c:v>2.6640000000000001</c:v>
                 </c:pt>
                 <c:pt idx="13">
-                  <c:v>14000</c:v>
+                  <c:v>2.9470000000000001</c:v>
                 </c:pt>
                 <c:pt idx="14">
-                  <c:v>15000</c:v>
+                  <c:v>3.13</c:v>
                 </c:pt>
                 <c:pt idx="15">
-                  <c:v>16000</c:v>
+                  <c:v>3.3540000000000001</c:v>
                 </c:pt>
                 <c:pt idx="16">
-                  <c:v>17000</c:v>
+                  <c:v>3.56</c:v>
                 </c:pt>
                 <c:pt idx="17">
-                  <c:v>18000</c:v>
+                  <c:v>3.8159999999999998</c:v>
                 </c:pt>
                 <c:pt idx="18">
-                  <c:v>19000</c:v>
+                  <c:v>4.41</c:v>
                 </c:pt>
                 <c:pt idx="19">
-                  <c:v>20000</c:v>
+                  <c:v>4.2789999999999999</c:v>
                 </c:pt>
                 <c:pt idx="20">
-                  <c:v>21000</c:v>
+                  <c:v>4.5019999999999998</c:v>
                 </c:pt>
                 <c:pt idx="21">
-                  <c:v>22000</c:v>
+                  <c:v>4.7869999999999999</c:v>
                 </c:pt>
                 <c:pt idx="22">
-                  <c:v>23000</c:v>
+                  <c:v>4.9880000000000004</c:v>
                 </c:pt>
                 <c:pt idx="23">
-                  <c:v>24000</c:v>
+                  <c:v>5.1970000000000001</c:v>
                 </c:pt>
                 <c:pt idx="24">
-                  <c:v>25000</c:v>
+                  <c:v>5.6859999999999999</c:v>
                 </c:pt>
                 <c:pt idx="25">
-                  <c:v>26000</c:v>
+                  <c:v>5.66</c:v>
                 </c:pt>
                 <c:pt idx="26">
-                  <c:v>27000</c:v>
+                  <c:v>6.0289999999999999</c:v>
                 </c:pt>
                 <c:pt idx="27">
-                  <c:v>28000</c:v>
+                  <c:v>6.0289999999999999</c:v>
                 </c:pt>
                 <c:pt idx="28">
-                  <c:v>29000</c:v>
+                  <c:v>6.4390000000000001</c:v>
                 </c:pt>
                 <c:pt idx="29">
-                  <c:v>30000</c:v>
+                  <c:v>6.8280000000000003</c:v>
                 </c:pt>
                 <c:pt idx="30">
-                  <c:v>31000</c:v>
+                  <c:v>6.9080000000000004</c:v>
                 </c:pt>
                 <c:pt idx="31">
-                  <c:v>32000</c:v>
+                  <c:v>7.0839999999999996</c:v>
                 </c:pt>
                 <c:pt idx="32">
-                  <c:v>33000</c:v>
+                  <c:v>8.1999999999999993</c:v>
                 </c:pt>
                 <c:pt idx="33">
-                  <c:v>34000</c:v>
+                  <c:v>7.875</c:v>
                 </c:pt>
                 <c:pt idx="34">
-                  <c:v>35000</c:v>
+                  <c:v>7.8419999999999996</c:v>
                 </c:pt>
                 <c:pt idx="35">
-                  <c:v>36000</c:v>
+                  <c:v>8.6050000000000004</c:v>
                 </c:pt>
                 <c:pt idx="36">
-                  <c:v>37000</c:v>
+                  <c:v>8.31</c:v>
                 </c:pt>
                 <c:pt idx="37">
-                  <c:v>38000</c:v>
+                  <c:v>8.577</c:v>
                 </c:pt>
                 <c:pt idx="38">
-                  <c:v>39000</c:v>
+                  <c:v>8.8360000000000003</c:v>
                 </c:pt>
                 <c:pt idx="39">
-                  <c:v>40000</c:v>
+                  <c:v>9.0609999999999999</c:v>
                 </c:pt>
                 <c:pt idx="40">
-                  <c:v>41000</c:v>
+                  <c:v>10.189</c:v>
                 </c:pt>
                 <c:pt idx="41">
-                  <c:v>42000</c:v>
+                  <c:v>9.5280000000000005</c:v>
                 </c:pt>
                 <c:pt idx="42">
-                  <c:v>43000</c:v>
+                  <c:v>10.096</c:v>
                 </c:pt>
                 <c:pt idx="43">
-                  <c:v>44000</c:v>
+                  <c:v>10.086</c:v>
                 </c:pt>
                 <c:pt idx="44">
-                  <c:v>45000</c:v>
+                  <c:v>10.253</c:v>
                 </c:pt>
                 <c:pt idx="45">
-                  <c:v>46000</c:v>
+                  <c:v>10.693</c:v>
                 </c:pt>
                 <c:pt idx="46">
-                  <c:v>47000</c:v>
+                  <c:v>11.282999999999999</c:v>
                 </c:pt>
                 <c:pt idx="47">
-                  <c:v>48000</c:v>
+                  <c:v>11.938000000000001</c:v>
                 </c:pt>
                 <c:pt idx="48">
-                  <c:v>49000</c:v>
+                  <c:v>11.65</c:v>
                 </c:pt>
                 <c:pt idx="49">
-                  <c:v>50000</c:v>
+                  <c:v>12.162000000000001</c:v>
                 </c:pt>
               </c:numCache>
             </c:numRef>
-          </c:xVal>
-          <c:yVal>
+          </c:val>
+          <c:smooth val="0"/>
+        </c:ser>
+        <c:ser>
+          <c:idx val="2"/>
+          <c:order val="1"/>
+          <c:tx>
+            <c:strRef>
+              <c:f>Лист1!$C$1</c:f>
+              <c:strCache>
+                <c:ptCount val="1"/>
+                <c:pt idx="0">
+                  <c:v>Время сортировки выбором (мс)</c:v>
+                </c:pt>
+              </c:strCache>
+            </c:strRef>
+          </c:tx>
+          <c:spPr>
+            <a:ln w="28575" cap="rnd">
+              <a:solidFill>
+                <a:schemeClr val="accent3"/>
+              </a:solidFill>
+              <a:round/>
+            </a:ln>
+            <a:effectLst/>
+          </c:spPr>
+          <c:marker>
+            <c:symbol val="circle"/>
+            <c:size val="5"/>
+            <c:spPr>
+              <a:solidFill>
+                <a:schemeClr val="accent3"/>
+              </a:solidFill>
+              <a:ln w="9525">
+                <a:solidFill>
+                  <a:schemeClr val="accent3"/>
+                </a:solidFill>
+              </a:ln>
+              <a:effectLst/>
+            </c:spPr>
+          </c:marker>
+          <c:val>
             <c:numRef>
-              <c:f>Лист1!$D$3:$D$52</c:f>
+              <c:f>Лист1!$C$2:$C$51</c:f>
               <c:numCache>
-                <c:formatCode>0.00</c:formatCode>
+                <c:formatCode>0.000</c:formatCode>
                 <c:ptCount val="50"/>
                 <c:pt idx="0">
-                  <c:v>0.27560000000000001</c:v>
+                  <c:v>1.1299999999999999</c:v>
                 </c:pt>
                 <c:pt idx="1">
-                  <c:v>0.6129</c:v>
+                  <c:v>4.3479999999999999</c:v>
                 </c:pt>
                 <c:pt idx="2">
-                  <c:v>0.90629999999999999</c:v>
+                  <c:v>10.452999999999999</c:v>
                 </c:pt>
                 <c:pt idx="3">
-                  <c:v>1.3359000000000001</c:v>
+                  <c:v>17.864000000000001</c:v>
                 </c:pt>
                 <c:pt idx="4">
-                  <c:v>1.6773</c:v>
+                  <c:v>27.8</c:v>
                 </c:pt>
                 <c:pt idx="5">
-                  <c:v>2.0200999999999998</c:v>
+                  <c:v>40.325000000000003</c:v>
                 </c:pt>
                 <c:pt idx="6">
-                  <c:v>2.5045999999999999</c:v>
+                  <c:v>54.768999999999998</c:v>
                 </c:pt>
                 <c:pt idx="7">
-                  <c:v>2.9180999999999999</c:v>
+                  <c:v>71.247</c:v>
                 </c:pt>
                 <c:pt idx="8">
-                  <c:v>3.3233999999999999</c:v>
+                  <c:v>90.984999999999999</c:v>
                 </c:pt>
                 <c:pt idx="9">
-                  <c:v>4.0366999999999997</c:v>
+                  <c:v>111.449</c:v>
                 </c:pt>
                 <c:pt idx="10">
-                  <c:v>4.7808999999999999</c:v>
+                  <c:v>135.297</c:v>
                 </c:pt>
                 <c:pt idx="11">
-                  <c:v>4.2888999999999999</c:v>
+                  <c:v>161.518</c:v>
                 </c:pt>
                 <c:pt idx="12">
-                  <c:v>5.6007999999999996</c:v>
+                  <c:v>188.685</c:v>
                 </c:pt>
                 <c:pt idx="13">
-                  <c:v>6.7404000000000002</c:v>
+                  <c:v>223.13499999999999</c:v>
                 </c:pt>
                 <c:pt idx="14">
-                  <c:v>6.3311000000000002</c:v>
+                  <c:v>259.27100000000002</c:v>
                 </c:pt>
                 <c:pt idx="15">
-                  <c:v>6.3419999999999996</c:v>
+                  <c:v>287.16000000000003</c:v>
                 </c:pt>
                 <c:pt idx="16">
-                  <c:v>7.7394999999999996</c:v>
+                  <c:v>323.06599999999997</c:v>
                 </c:pt>
                 <c:pt idx="17">
-                  <c:v>7.7763</c:v>
+                  <c:v>358.161</c:v>
                 </c:pt>
                 <c:pt idx="18">
-                  <c:v>7.2309999999999999</c:v>
+                  <c:v>400.12900000000002</c:v>
                 </c:pt>
                 <c:pt idx="19">
-                  <c:v>9.5288000000000004</c:v>
+                  <c:v>441.00700000000001</c:v>
                 </c:pt>
                 <c:pt idx="20">
-                  <c:v>8.1387999999999998</c:v>
+                  <c:v>486.15800000000002</c:v>
                 </c:pt>
                 <c:pt idx="21">
-                  <c:v>9.7063000000000006</c:v>
+                  <c:v>533.93399999999997</c:v>
                 </c:pt>
                 <c:pt idx="22">
-                  <c:v>9.1555</c:v>
+                  <c:v>585.125</c:v>
                 </c:pt>
                 <c:pt idx="23">
-                  <c:v>9.6476000000000006</c:v>
+                  <c:v>635.75599999999997</c:v>
                 </c:pt>
                 <c:pt idx="24">
-                  <c:v>10.829599999999999</c:v>
+                  <c:v>688.22699999999998</c:v>
                 </c:pt>
                 <c:pt idx="25">
-                  <c:v>10.3513</c:v>
+                  <c:v>746.13199999999995</c:v>
                 </c:pt>
                 <c:pt idx="26">
-                  <c:v>11.9465</c:v>
+                  <c:v>805.49800000000005</c:v>
                 </c:pt>
                 <c:pt idx="27">
-                  <c:v>11.8439</c:v>
+                  <c:v>866.81700000000001</c:v>
                 </c:pt>
                 <c:pt idx="28">
-                  <c:v>12.7371</c:v>
+                  <c:v>931.053</c:v>
                 </c:pt>
                 <c:pt idx="29">
-                  <c:v>12.9687</c:v>
+                  <c:v>997.51</c:v>
                 </c:pt>
                 <c:pt idx="30">
-                  <c:v>12.9816</c:v>
+                  <c:v>1064</c:v>
                 </c:pt>
                 <c:pt idx="31">
-                  <c:v>14.3475</c:v>
+                  <c:v>1131.1099999999999</c:v>
                 </c:pt>
                 <c:pt idx="32">
-                  <c:v>14.375999999999999</c:v>
+                  <c:v>1205.23</c:v>
                 </c:pt>
                 <c:pt idx="33">
-                  <c:v>14.1517</c:v>
+                  <c:v>1276.99</c:v>
                 </c:pt>
                 <c:pt idx="34">
-                  <c:v>15.4887</c:v>
+                  <c:v>1354.38</c:v>
                 </c:pt>
                 <c:pt idx="35">
-                  <c:v>15.8872</c:v>
+                  <c:v>1433.48</c:v>
                 </c:pt>
                 <c:pt idx="36">
-                  <c:v>16.187799999999999</c:v>
+                  <c:v>1511.4</c:v>
                 </c:pt>
                 <c:pt idx="37">
-                  <c:v>16.531199999999998</c:v>
+                  <c:v>1596.14</c:v>
                 </c:pt>
                 <c:pt idx="38">
-                  <c:v>16.718900000000001</c:v>
+                  <c:v>1679.26</c:v>
                 </c:pt>
                 <c:pt idx="39">
-                  <c:v>19.519100000000002</c:v>
+                  <c:v>1764.92</c:v>
                 </c:pt>
                 <c:pt idx="40">
-                  <c:v>17.393799999999999</c:v>
+                  <c:v>1852.3</c:v>
                 </c:pt>
                 <c:pt idx="41">
-                  <c:v>18.676300000000001</c:v>
+                  <c:v>1943.54</c:v>
                 </c:pt>
                 <c:pt idx="42">
-                  <c:v>19.460100000000001</c:v>
+                  <c:v>2035.47</c:v>
                 </c:pt>
                 <c:pt idx="43">
-                  <c:v>19.3931</c:v>
+                  <c:v>2134.66</c:v>
                 </c:pt>
                 <c:pt idx="44">
-                  <c:v>20.160499999999999</c:v>
+                  <c:v>2233.9899999999998</c:v>
                 </c:pt>
                 <c:pt idx="45">
-                  <c:v>21.629000000000001</c:v>
+                  <c:v>2338.62</c:v>
                 </c:pt>
                 <c:pt idx="46">
-                  <c:v>21.432600000000001</c:v>
+                  <c:v>2436.46</c:v>
                 </c:pt>
                 <c:pt idx="47">
-                  <c:v>21.780100000000001</c:v>
+                  <c:v>2545.64</c:v>
                 </c:pt>
                 <c:pt idx="48">
-                  <c:v>22.9175</c:v>
-                </c:pt>
-                <c:pt idx="49">
-                  <c:v>24.123200000000001</c:v>
+                  <c:v>2653.97</c:v>
+                </c:pt>
+                <c:pt idx="49" formatCode="General">
+                  <c:v>2761.82</c:v>
                 </c:pt>
               </c:numCache>
             </c:numRef>
-          </c:yVal>
+          </c:val>
           <c:smooth val="0"/>
-          <c:extLst>
-            <c:ext xmlns:c16="http://schemas.microsoft.com/office/drawing/2014/chart" uri="{C3380CC4-5D6E-409C-BE32-E72D297353CC}">
-              <c16:uniqueId val="{00000001-C7A9-4C48-9EEB-D9EADA2AED29}"/>
-            </c:ext>
-          </c:extLst>
         </c:ser>
         <c:dLbls>
           <c:showLegendKey val="0"/>
@@ -6106,30 +6016,81 @@
           <c:showPercent val="0"/>
           <c:showBubbleSize val="0"/>
         </c:dLbls>
-        <c:axId val="155674608"/>
-        <c:axId val="155669808"/>
-      </c:scatterChart>
-      <c:valAx>
-        <c:axId val="155674608"/>
+        <c:marker val="1"/>
+        <c:smooth val="0"/>
+        <c:axId val="-1803742928"/>
+        <c:axId val="-1803740752"/>
+      </c:lineChart>
+      <c:catAx>
+        <c:axId val="-1803742928"/>
         <c:scaling>
           <c:orientation val="minMax"/>
         </c:scaling>
         <c:delete val="0"/>
         <c:axPos val="b"/>
-        <c:majorGridlines>
+        <c:title>
+          <c:tx>
+            <c:rich>
+              <a:bodyPr rot="0" spcFirstLastPara="1" vertOverflow="ellipsis" vert="horz" wrap="square" anchor="ctr" anchorCtr="1"/>
+              <a:lstStyle/>
+              <a:p>
+                <a:pPr>
+                  <a:defRPr sz="1000" b="0" i="0" u="none" strike="noStrike" kern="1200" baseline="0">
+                    <a:solidFill>
+                      <a:schemeClr val="tx1">
+                        <a:lumMod val="65000"/>
+                        <a:lumOff val="35000"/>
+                      </a:schemeClr>
+                    </a:solidFill>
+                    <a:latin typeface="+mn-lt"/>
+                    <a:ea typeface="+mn-ea"/>
+                    <a:cs typeface="+mn-cs"/>
+                  </a:defRPr>
+                </a:pPr>
+                <a:r>
+                  <a:rPr lang="ru-RU"/>
+                  <a:t>Размер массива (тыс.</a:t>
+                </a:r>
+                <a:r>
+                  <a:rPr lang="ru-RU" baseline="0"/>
+                  <a:t> элементов</a:t>
+                </a:r>
+                <a:r>
+                  <a:rPr lang="ru-RU"/>
+                  <a:t>)</a:t>
+                </a:r>
+              </a:p>
+            </c:rich>
+          </c:tx>
+          <c:overlay val="0"/>
           <c:spPr>
-            <a:ln w="9525" cap="flat" cmpd="sng" algn="ctr">
-              <a:solidFill>
-                <a:schemeClr val="tx1">
-                  <a:lumMod val="15000"/>
-                  <a:lumOff val="85000"/>
-                </a:schemeClr>
-              </a:solidFill>
-              <a:round/>
+            <a:noFill/>
+            <a:ln>
+              <a:noFill/>
             </a:ln>
             <a:effectLst/>
           </c:spPr>
-        </c:majorGridlines>
+          <c:txPr>
+            <a:bodyPr rot="0" spcFirstLastPara="1" vertOverflow="ellipsis" vert="horz" wrap="square" anchor="ctr" anchorCtr="1"/>
+            <a:lstStyle/>
+            <a:p>
+              <a:pPr>
+                <a:defRPr sz="1000" b="0" i="0" u="none" strike="noStrike" kern="1200" baseline="0">
+                  <a:solidFill>
+                    <a:schemeClr val="tx1">
+                      <a:lumMod val="65000"/>
+                      <a:lumOff val="35000"/>
+                    </a:schemeClr>
+                  </a:solidFill>
+                  <a:latin typeface="+mn-lt"/>
+                  <a:ea typeface="+mn-ea"/>
+                  <a:cs typeface="+mn-cs"/>
+                </a:defRPr>
+              </a:pPr>
+              <a:endParaRPr lang="ru-RU"/>
+            </a:p>
+          </c:txPr>
+        </c:title>
         <c:numFmt formatCode="General" sourceLinked="1"/>
         <c:majorTickMark val="none"/>
         <c:minorTickMark val="none"/>
@@ -6139,8 +6100,8 @@
           <a:ln w="9525" cap="flat" cmpd="sng" algn="ctr">
             <a:solidFill>
               <a:schemeClr val="tx1">
-                <a:lumMod val="25000"/>
-                <a:lumOff val="75000"/>
+                <a:lumMod val="15000"/>
+                <a:lumOff val="85000"/>
               </a:schemeClr>
             </a:solidFill>
             <a:round/>
@@ -6167,12 +6128,15 @@
             <a:endParaRPr lang="ru-RU"/>
           </a:p>
         </c:txPr>
-        <c:crossAx val="155669808"/>
+        <c:crossAx val="-1803740752"/>
         <c:crosses val="autoZero"/>
-        <c:crossBetween val="midCat"/>
-      </c:valAx>
+        <c:auto val="1"/>
+        <c:lblAlgn val="ctr"/>
+        <c:lblOffset val="100"/>
+        <c:noMultiLvlLbl val="0"/>
+      </c:catAx>
       <c:valAx>
-        <c:axId val="155669808"/>
+        <c:axId val="-1803740752"/>
         <c:scaling>
           <c:orientation val="minMax"/>
         </c:scaling>
@@ -6192,20 +6156,74 @@
             <a:effectLst/>
           </c:spPr>
         </c:majorGridlines>
-        <c:numFmt formatCode="0.00" sourceLinked="1"/>
+        <c:title>
+          <c:tx>
+            <c:rich>
+              <a:bodyPr rot="-5400000" spcFirstLastPara="1" vertOverflow="ellipsis" vert="horz" wrap="square" anchor="ctr" anchorCtr="1"/>
+              <a:lstStyle/>
+              <a:p>
+                <a:pPr>
+                  <a:defRPr sz="1000" b="0" i="0" u="none" strike="noStrike" kern="1200" baseline="0">
+                    <a:solidFill>
+                      <a:schemeClr val="tx1">
+                        <a:lumMod val="65000"/>
+                        <a:lumOff val="35000"/>
+                      </a:schemeClr>
+                    </a:solidFill>
+                    <a:latin typeface="+mn-lt"/>
+                    <a:ea typeface="+mn-ea"/>
+                    <a:cs typeface="+mn-cs"/>
+                  </a:defRPr>
+                </a:pPr>
+                <a:r>
+                  <a:rPr lang="ru-RU"/>
+                  <a:t>Время сортировки</a:t>
+                </a:r>
+                <a:r>
+                  <a:rPr lang="ru-RU" baseline="0"/>
+                  <a:t> (мс)</a:t>
+                </a:r>
+                <a:endParaRPr lang="ru-RU"/>
+              </a:p>
+            </c:rich>
+          </c:tx>
+          <c:overlay val="0"/>
+          <c:spPr>
+            <a:noFill/>
+            <a:ln>
+              <a:noFill/>
+            </a:ln>
+            <a:effectLst/>
+          </c:spPr>
+          <c:txPr>
+            <a:bodyPr rot="-5400000" spcFirstLastPara="1" vertOverflow="ellipsis" vert="horz" wrap="square" anchor="ctr" anchorCtr="1"/>
+            <a:lstStyle/>
+            <a:p>
+              <a:pPr>
+                <a:defRPr sz="1000" b="0" i="0" u="none" strike="noStrike" kern="1200" baseline="0">
+                  <a:solidFill>
+                    <a:schemeClr val="tx1">
+                      <a:lumMod val="65000"/>
+                      <a:lumOff val="35000"/>
+                    </a:schemeClr>
+                  </a:solidFill>
+                  <a:latin typeface="+mn-lt"/>
+                  <a:ea typeface="+mn-ea"/>
+                  <a:cs typeface="+mn-cs"/>
+                </a:defRPr>
+              </a:pPr>
+              <a:endParaRPr lang="ru-RU"/>
+            </a:p>
+          </c:txPr>
+        </c:title>
+        <c:numFmt formatCode="0.000" sourceLinked="1"/>
         <c:majorTickMark val="none"/>
         <c:minorTickMark val="none"/>
         <c:tickLblPos val="nextTo"/>
         <c:spPr>
           <a:noFill/>
-          <a:ln w="9525" cap="flat" cmpd="sng" algn="ctr">
-            <a:solidFill>
-              <a:schemeClr val="tx1">
-                <a:lumMod val="25000"/>
-                <a:lumOff val="75000"/>
-              </a:schemeClr>
-            </a:solidFill>
-            <a:round/>
+          <a:ln>
+            <a:noFill/>
           </a:ln>
           <a:effectLst/>
         </c:spPr>
@@ -6229,9 +6247,9 @@
             <a:endParaRPr lang="ru-RU"/>
           </a:p>
         </c:txPr>
-        <c:crossAx val="155674608"/>
+        <c:crossAx val="-1803742928"/>
         <c:crosses val="autoZero"/>
-        <c:crossBetween val="midCat"/>
+        <c:crossBetween val="between"/>
       </c:valAx>
       <c:spPr>
         <a:noFill/>
@@ -6308,7 +6326,7 @@
 </file>
 
 <file path=word/charts/chart2.xml><?xml version="1.0" encoding="utf-8"?>
-<c:chartSpace xmlns:c="http://schemas.openxmlformats.org/drawingml/2006/chart" xmlns:a="http://schemas.openxmlformats.org/drawingml/2006/main" xmlns:r="http://schemas.openxmlformats.org/officeDocument/2006/relationships" xmlns:c16r2="http://schemas.microsoft.com/office/drawing/2015/06/chart">
+<c:chartSpace xmlns:c="http://schemas.openxmlformats.org/drawingml/2006/chart" xmlns:a="http://schemas.openxmlformats.org/drawingml/2006/main" xmlns:r="http://schemas.openxmlformats.org/officeDocument/2006/relationships">
   <c:date1904 val="0"/>
   <c:lang val="ru-RU"/>
   <c:roundedCorners val="0"/>
@@ -6341,12 +6359,13 @@
               </a:defRPr>
             </a:pPr>
             <a:r>
-              <a:rPr lang="ru-RU" sz="1400" b="0" i="0" u="none" strike="noStrike" baseline="0">
-                <a:effectLst/>
-              </a:rPr>
-              <a:t>упорядоченная последовательность значений</a:t>
+              <a:rPr lang="ru-RU"/>
+              <a:t>Упорядоченная</a:t>
             </a:r>
-            <a:endParaRPr lang="ru-RU"/>
+            <a:r>
+              <a:rPr lang="ru-RU" baseline="0"/>
+              <a:t> последовательность значений</a:t>
+            </a:r>
           </a:p>
         </c:rich>
       </c:tx>
@@ -6382,394 +6401,25 @@
     <c:autoTitleDeleted val="0"/>
     <c:plotArea>
       <c:layout/>
-      <c:scatterChart>
-        <c:scatterStyle val="lineMarker"/>
+      <c:lineChart>
+        <c:grouping val="standard"/>
         <c:varyColors val="0"/>
         <c:ser>
-          <c:idx val="0"/>
+          <c:idx val="1"/>
           <c:order val="0"/>
           <c:tx>
             <c:strRef>
-              <c:f>Лист1!$G$1:$G$2</c:f>
+              <c:f>Лист1!$B$1</c:f>
               <c:strCache>
-                <c:ptCount val="2"/>
+                <c:ptCount val="1"/>
                 <c:pt idx="0">
-                  <c:v>Шелла</c:v>
-                </c:pt>
-                <c:pt idx="1">
-                  <c:v>время сортировки</c:v>
+                  <c:v>Время пирамидальной сортировки (мс)</c:v>
                 </c:pt>
               </c:strCache>
             </c:strRef>
           </c:tx>
           <c:spPr>
-            <a:ln w="19050" cap="rnd">
-              <a:solidFill>
-                <a:schemeClr val="accent1"/>
-              </a:solidFill>
-              <a:round/>
-            </a:ln>
-            <a:effectLst/>
-          </c:spPr>
-          <c:marker>
-            <c:symbol val="circle"/>
-            <c:size val="5"/>
-            <c:spPr>
-              <a:solidFill>
-                <a:schemeClr val="accent1"/>
-              </a:solidFill>
-              <a:ln w="9525">
-                <a:solidFill>
-                  <a:schemeClr val="accent1"/>
-                </a:solidFill>
-              </a:ln>
-              <a:effectLst/>
-            </c:spPr>
-          </c:marker>
-          <c:xVal>
-            <c:numRef>
-              <c:f>Лист1!$F$3:$F$52</c:f>
-              <c:numCache>
-                <c:formatCode>General</c:formatCode>
-                <c:ptCount val="50"/>
-                <c:pt idx="0">
-                  <c:v>1000</c:v>
-                </c:pt>
-                <c:pt idx="1">
-                  <c:v>2000</c:v>
-                </c:pt>
-                <c:pt idx="2">
-                  <c:v>3000</c:v>
-                </c:pt>
-                <c:pt idx="3">
-                  <c:v>4000</c:v>
-                </c:pt>
-                <c:pt idx="4">
-                  <c:v>5000</c:v>
-                </c:pt>
-                <c:pt idx="5">
-                  <c:v>6000</c:v>
-                </c:pt>
-                <c:pt idx="6">
-                  <c:v>7000</c:v>
-                </c:pt>
-                <c:pt idx="7">
-                  <c:v>8000</c:v>
-                </c:pt>
-                <c:pt idx="8">
-                  <c:v>9000</c:v>
-                </c:pt>
-                <c:pt idx="9">
-                  <c:v>10000</c:v>
-                </c:pt>
-                <c:pt idx="10">
-                  <c:v>11000</c:v>
-                </c:pt>
-                <c:pt idx="11">
-                  <c:v>12000</c:v>
-                </c:pt>
-                <c:pt idx="12">
-                  <c:v>13000</c:v>
-                </c:pt>
-                <c:pt idx="13">
-                  <c:v>14000</c:v>
-                </c:pt>
-                <c:pt idx="14">
-                  <c:v>15000</c:v>
-                </c:pt>
-                <c:pt idx="15">
-                  <c:v>16000</c:v>
-                </c:pt>
-                <c:pt idx="16">
-                  <c:v>17000</c:v>
-                </c:pt>
-                <c:pt idx="17">
-                  <c:v>18000</c:v>
-                </c:pt>
-                <c:pt idx="18">
-                  <c:v>19000</c:v>
-                </c:pt>
-                <c:pt idx="19">
-                  <c:v>20000</c:v>
-                </c:pt>
-                <c:pt idx="20">
-                  <c:v>21000</c:v>
-                </c:pt>
-                <c:pt idx="21">
-                  <c:v>22000</c:v>
-                </c:pt>
-                <c:pt idx="22">
-                  <c:v>23000</c:v>
-                </c:pt>
-                <c:pt idx="23">
-                  <c:v>24000</c:v>
-                </c:pt>
-                <c:pt idx="24">
-                  <c:v>25000</c:v>
-                </c:pt>
-                <c:pt idx="25">
-                  <c:v>26000</c:v>
-                </c:pt>
-                <c:pt idx="26">
-                  <c:v>27000</c:v>
-                </c:pt>
-                <c:pt idx="27">
-                  <c:v>28000</c:v>
-                </c:pt>
-                <c:pt idx="28">
-                  <c:v>29000</c:v>
-                </c:pt>
-                <c:pt idx="29">
-                  <c:v>30000</c:v>
-                </c:pt>
-                <c:pt idx="30">
-                  <c:v>31000</c:v>
-                </c:pt>
-                <c:pt idx="31">
-                  <c:v>32000</c:v>
-                </c:pt>
-                <c:pt idx="32">
-                  <c:v>33000</c:v>
-                </c:pt>
-                <c:pt idx="33">
-                  <c:v>34000</c:v>
-                </c:pt>
-                <c:pt idx="34">
-                  <c:v>35000</c:v>
-                </c:pt>
-                <c:pt idx="35">
-                  <c:v>36000</c:v>
-                </c:pt>
-                <c:pt idx="36">
-                  <c:v>37000</c:v>
-                </c:pt>
-                <c:pt idx="37">
-                  <c:v>38000</c:v>
-                </c:pt>
-                <c:pt idx="38">
-                  <c:v>39000</c:v>
-                </c:pt>
-                <c:pt idx="39">
-                  <c:v>40000</c:v>
-                </c:pt>
-                <c:pt idx="40">
-                  <c:v>41000</c:v>
-                </c:pt>
-                <c:pt idx="41">
-                  <c:v>42000</c:v>
-                </c:pt>
-                <c:pt idx="42">
-                  <c:v>43000</c:v>
-                </c:pt>
-                <c:pt idx="43">
-                  <c:v>44000</c:v>
-                </c:pt>
-                <c:pt idx="44">
-                  <c:v>45000</c:v>
-                </c:pt>
-                <c:pt idx="45">
-                  <c:v>46000</c:v>
-                </c:pt>
-                <c:pt idx="46">
-                  <c:v>47000</c:v>
-                </c:pt>
-                <c:pt idx="47">
-                  <c:v>48000</c:v>
-                </c:pt>
-                <c:pt idx="48">
-                  <c:v>49000</c:v>
-                </c:pt>
-                <c:pt idx="49">
-                  <c:v>50000</c:v>
-                </c:pt>
-              </c:numCache>
-            </c:numRef>
-          </c:xVal>
-          <c:yVal>
-            <c:numRef>
-              <c:f>Лист1!$G$3:$G$52</c:f>
-              <c:numCache>
-                <c:formatCode>0.00</c:formatCode>
-                <c:ptCount val="50"/>
-                <c:pt idx="0">
-                  <c:v>0.10970000000000001</c:v>
-                </c:pt>
-                <c:pt idx="1">
-                  <c:v>0.24610000000000001</c:v>
-                </c:pt>
-                <c:pt idx="2">
-                  <c:v>0.40839999999999999</c:v>
-                </c:pt>
-                <c:pt idx="3">
-                  <c:v>0.43880000000000002</c:v>
-                </c:pt>
-                <c:pt idx="4">
-                  <c:v>0.60109999999999997</c:v>
-                </c:pt>
-                <c:pt idx="5">
-                  <c:v>0.73260000000000003</c:v>
-                </c:pt>
-                <c:pt idx="6">
-                  <c:v>0.90290000000000004</c:v>
-                </c:pt>
-                <c:pt idx="7">
-                  <c:v>1.1032</c:v>
-                </c:pt>
-                <c:pt idx="8">
-                  <c:v>1.9279999999999999</c:v>
-                </c:pt>
-                <c:pt idx="9">
-                  <c:v>1.4357</c:v>
-                </c:pt>
-                <c:pt idx="10">
-                  <c:v>1.4260999999999999</c:v>
-                </c:pt>
-                <c:pt idx="11">
-                  <c:v>1.6144000000000001</c:v>
-                </c:pt>
-                <c:pt idx="12">
-                  <c:v>1.8491</c:v>
-                </c:pt>
-                <c:pt idx="13">
-                  <c:v>1.8731</c:v>
-                </c:pt>
-                <c:pt idx="14">
-                  <c:v>2.4016999999999999</c:v>
-                </c:pt>
-                <c:pt idx="15">
-                  <c:v>2.7883</c:v>
-                </c:pt>
-                <c:pt idx="16">
-                  <c:v>2.4594999999999998</c:v>
-                </c:pt>
-                <c:pt idx="17">
-                  <c:v>2.5030999999999999</c:v>
-                </c:pt>
-                <c:pt idx="18">
-                  <c:v>3.3980000000000001</c:v>
-                </c:pt>
-                <c:pt idx="19">
-                  <c:v>3.2469999999999999</c:v>
-                </c:pt>
-                <c:pt idx="20">
-                  <c:v>2.9209000000000001</c:v>
-                </c:pt>
-                <c:pt idx="21">
-                  <c:v>3.5440999999999998</c:v>
-                </c:pt>
-                <c:pt idx="22">
-                  <c:v>3.6703999999999999</c:v>
-                </c:pt>
-                <c:pt idx="23">
-                  <c:v>5.6947000000000001</c:v>
-                </c:pt>
-                <c:pt idx="24">
-                  <c:v>4.0435999999999996</c:v>
-                </c:pt>
-                <c:pt idx="25">
-                  <c:v>4.1167999999999996</c:v>
-                </c:pt>
-                <c:pt idx="26">
-                  <c:v>3.8371</c:v>
-                </c:pt>
-                <c:pt idx="27">
-                  <c:v>4.1287000000000003</c:v>
-                </c:pt>
-                <c:pt idx="28">
-                  <c:v>4.1375999999999999</c:v>
-                </c:pt>
-                <c:pt idx="29">
-                  <c:v>5.0453999999999999</c:v>
-                </c:pt>
-                <c:pt idx="30">
-                  <c:v>6.1965000000000003</c:v>
-                </c:pt>
-                <c:pt idx="31">
-                  <c:v>4.7774000000000001</c:v>
-                </c:pt>
-                <c:pt idx="32">
-                  <c:v>5.8446999999999996</c:v>
-                </c:pt>
-                <c:pt idx="33">
-                  <c:v>6.3240999999999996</c:v>
-                </c:pt>
-                <c:pt idx="34">
-                  <c:v>6.9114000000000004</c:v>
-                </c:pt>
-                <c:pt idx="35">
-                  <c:v>5.8723000000000001</c:v>
-                </c:pt>
-                <c:pt idx="36">
-                  <c:v>5.6105</c:v>
-                </c:pt>
-                <c:pt idx="37">
-                  <c:v>7.1604000000000001</c:v>
-                </c:pt>
-                <c:pt idx="38">
-                  <c:v>5.8361999999999998</c:v>
-                </c:pt>
-                <c:pt idx="39">
-                  <c:v>6.8121999999999998</c:v>
-                </c:pt>
-                <c:pt idx="40">
-                  <c:v>7.0529000000000002</c:v>
-                </c:pt>
-                <c:pt idx="41">
-                  <c:v>7.4992999999999999</c:v>
-                </c:pt>
-                <c:pt idx="42">
-                  <c:v>6.4432</c:v>
-                </c:pt>
-                <c:pt idx="43">
-                  <c:v>7.0289000000000001</c:v>
-                </c:pt>
-                <c:pt idx="44">
-                  <c:v>6.7430000000000003</c:v>
-                </c:pt>
-                <c:pt idx="45">
-                  <c:v>7.7705000000000002</c:v>
-                </c:pt>
-                <c:pt idx="46">
-                  <c:v>7.9287000000000001</c:v>
-                </c:pt>
-                <c:pt idx="47">
-                  <c:v>7.7526000000000002</c:v>
-                </c:pt>
-                <c:pt idx="48">
-                  <c:v>8.0803999999999991</c:v>
-                </c:pt>
-                <c:pt idx="49">
-                  <c:v>8.3695000000000004</c:v>
-                </c:pt>
-              </c:numCache>
-            </c:numRef>
-          </c:yVal>
-          <c:smooth val="0"/>
-          <c:extLst>
-            <c:ext xmlns:c16="http://schemas.microsoft.com/office/drawing/2014/chart" uri="{C3380CC4-5D6E-409C-BE32-E72D297353CC}">
-              <c16:uniqueId val="{00000000-9259-4086-82AB-39ADA466D66A}"/>
-            </c:ext>
-          </c:extLst>
-        </c:ser>
-        <c:ser>
-          <c:idx val="1"/>
-          <c:order val="1"/>
-          <c:tx>
-            <c:strRef>
-              <c:f>Лист1!$I$1:$I$2</c:f>
-              <c:strCache>
-                <c:ptCount val="2"/>
-                <c:pt idx="0">
-                  <c:v>Пирамидальная</c:v>
-                </c:pt>
-                <c:pt idx="1">
-                  <c:v>время сортировки</c:v>
-                </c:pt>
-              </c:strCache>
-            </c:strRef>
-          </c:tx>
-          <c:spPr>
-            <a:ln w="19050" cap="rnd">
+            <a:ln w="28575" cap="rnd">
               <a:solidFill>
                 <a:schemeClr val="accent2"/>
               </a:solidFill>
@@ -6792,330 +6442,365 @@
               <a:effectLst/>
             </c:spPr>
           </c:marker>
-          <c:xVal>
+          <c:val>
             <c:numRef>
-              <c:f>Лист1!$H$3:$H$52</c:f>
+              <c:f>Лист1!$B$2:$B$51</c:f>
               <c:numCache>
-                <c:formatCode>General</c:formatCode>
+                <c:formatCode>0.000</c:formatCode>
                 <c:ptCount val="50"/>
                 <c:pt idx="0">
-                  <c:v>1000</c:v>
+                  <c:v>0.153</c:v>
                 </c:pt>
                 <c:pt idx="1">
-                  <c:v>2000</c:v>
+                  <c:v>0.33300000000000002</c:v>
                 </c:pt>
                 <c:pt idx="2">
-                  <c:v>3000</c:v>
+                  <c:v>0.52600000000000002</c:v>
                 </c:pt>
                 <c:pt idx="3">
-                  <c:v>4000</c:v>
+                  <c:v>0.72499999999999998</c:v>
                 </c:pt>
                 <c:pt idx="4">
-                  <c:v>5000</c:v>
+                  <c:v>0.92800000000000005</c:v>
                 </c:pt>
                 <c:pt idx="5">
-                  <c:v>6000</c:v>
+                  <c:v>1.137</c:v>
                 </c:pt>
                 <c:pt idx="6">
-                  <c:v>7000</c:v>
+                  <c:v>1.4590000000000001</c:v>
                 </c:pt>
                 <c:pt idx="7">
-                  <c:v>8000</c:v>
+                  <c:v>1.595</c:v>
                 </c:pt>
                 <c:pt idx="8">
-                  <c:v>9000</c:v>
+                  <c:v>1.8660000000000001</c:v>
                 </c:pt>
                 <c:pt idx="9">
-                  <c:v>10000</c:v>
+                  <c:v>2.2450000000000001</c:v>
                 </c:pt>
                 <c:pt idx="10">
-                  <c:v>11000</c:v>
+                  <c:v>2.2360000000000002</c:v>
                 </c:pt>
                 <c:pt idx="11">
-                  <c:v>12000</c:v>
+                  <c:v>2.4670000000000001</c:v>
                 </c:pt>
                 <c:pt idx="12">
-                  <c:v>13000</c:v>
+                  <c:v>2.6640000000000001</c:v>
                 </c:pt>
                 <c:pt idx="13">
-                  <c:v>14000</c:v>
+                  <c:v>2.9470000000000001</c:v>
                 </c:pt>
                 <c:pt idx="14">
-                  <c:v>15000</c:v>
+                  <c:v>3.13</c:v>
                 </c:pt>
                 <c:pt idx="15">
-                  <c:v>16000</c:v>
+                  <c:v>3.3540000000000001</c:v>
                 </c:pt>
                 <c:pt idx="16">
-                  <c:v>17000</c:v>
+                  <c:v>3.56</c:v>
                 </c:pt>
                 <c:pt idx="17">
-                  <c:v>18000</c:v>
+                  <c:v>3.8159999999999998</c:v>
                 </c:pt>
                 <c:pt idx="18">
-                  <c:v>19000</c:v>
+                  <c:v>4.41</c:v>
                 </c:pt>
                 <c:pt idx="19">
-                  <c:v>20000</c:v>
+                  <c:v>4.2789999999999999</c:v>
                 </c:pt>
                 <c:pt idx="20">
-                  <c:v>21000</c:v>
+                  <c:v>4.5019999999999998</c:v>
                 </c:pt>
                 <c:pt idx="21">
-                  <c:v>22000</c:v>
+                  <c:v>4.7869999999999999</c:v>
                 </c:pt>
                 <c:pt idx="22">
-                  <c:v>23000</c:v>
+                  <c:v>4.9880000000000004</c:v>
                 </c:pt>
                 <c:pt idx="23">
-                  <c:v>24000</c:v>
+                  <c:v>5.1970000000000001</c:v>
                 </c:pt>
                 <c:pt idx="24">
-                  <c:v>25000</c:v>
+                  <c:v>5.6859999999999999</c:v>
                 </c:pt>
                 <c:pt idx="25">
-                  <c:v>26000</c:v>
+                  <c:v>5.66</c:v>
                 </c:pt>
                 <c:pt idx="26">
-                  <c:v>27000</c:v>
+                  <c:v>6.0289999999999999</c:v>
                 </c:pt>
                 <c:pt idx="27">
-                  <c:v>28000</c:v>
+                  <c:v>6.0289999999999999</c:v>
                 </c:pt>
                 <c:pt idx="28">
-                  <c:v>29000</c:v>
+                  <c:v>6.4390000000000001</c:v>
                 </c:pt>
                 <c:pt idx="29">
-                  <c:v>30000</c:v>
+                  <c:v>6.8280000000000003</c:v>
                 </c:pt>
                 <c:pt idx="30">
-                  <c:v>31000</c:v>
+                  <c:v>6.9080000000000004</c:v>
                 </c:pt>
                 <c:pt idx="31">
-                  <c:v>32000</c:v>
+                  <c:v>7.0839999999999996</c:v>
                 </c:pt>
                 <c:pt idx="32">
-                  <c:v>33000</c:v>
+                  <c:v>8.1999999999999993</c:v>
                 </c:pt>
                 <c:pt idx="33">
-                  <c:v>34000</c:v>
+                  <c:v>7.875</c:v>
                 </c:pt>
                 <c:pt idx="34">
-                  <c:v>35000</c:v>
+                  <c:v>7.8419999999999996</c:v>
                 </c:pt>
                 <c:pt idx="35">
-                  <c:v>36000</c:v>
+                  <c:v>8.6050000000000004</c:v>
                 </c:pt>
                 <c:pt idx="36">
-                  <c:v>37000</c:v>
+                  <c:v>8.31</c:v>
                 </c:pt>
                 <c:pt idx="37">
-                  <c:v>38000</c:v>
+                  <c:v>8.577</c:v>
                 </c:pt>
                 <c:pt idx="38">
-                  <c:v>39000</c:v>
+                  <c:v>8.8360000000000003</c:v>
                 </c:pt>
                 <c:pt idx="39">
-                  <c:v>40000</c:v>
+                  <c:v>9.0609999999999999</c:v>
                 </c:pt>
                 <c:pt idx="40">
-                  <c:v>41000</c:v>
+                  <c:v>10.189</c:v>
                 </c:pt>
                 <c:pt idx="41">
-                  <c:v>42000</c:v>
+                  <c:v>9.5280000000000005</c:v>
                 </c:pt>
                 <c:pt idx="42">
-                  <c:v>43000</c:v>
+                  <c:v>10.096</c:v>
                 </c:pt>
                 <c:pt idx="43">
-                  <c:v>44000</c:v>
+                  <c:v>10.086</c:v>
                 </c:pt>
                 <c:pt idx="44">
-                  <c:v>45000</c:v>
+                  <c:v>10.253</c:v>
                 </c:pt>
                 <c:pt idx="45">
-                  <c:v>46000</c:v>
+                  <c:v>10.693</c:v>
                 </c:pt>
                 <c:pt idx="46">
-                  <c:v>47000</c:v>
+                  <c:v>11.282999999999999</c:v>
                 </c:pt>
                 <c:pt idx="47">
-                  <c:v>48000</c:v>
+                  <c:v>11.938000000000001</c:v>
                 </c:pt>
                 <c:pt idx="48">
-                  <c:v>49000</c:v>
+                  <c:v>11.65</c:v>
                 </c:pt>
                 <c:pt idx="49">
-                  <c:v>50000</c:v>
+                  <c:v>12.162000000000001</c:v>
                 </c:pt>
               </c:numCache>
             </c:numRef>
-          </c:xVal>
-          <c:yVal>
+          </c:val>
+          <c:smooth val="0"/>
+        </c:ser>
+        <c:ser>
+          <c:idx val="2"/>
+          <c:order val="1"/>
+          <c:tx>
+            <c:strRef>
+              <c:f>Лист1!$C$1</c:f>
+              <c:strCache>
+                <c:ptCount val="1"/>
+                <c:pt idx="0">
+                  <c:v>Время сортировки выбором (мс)</c:v>
+                </c:pt>
+              </c:strCache>
+            </c:strRef>
+          </c:tx>
+          <c:spPr>
+            <a:ln w="28575" cap="rnd">
+              <a:solidFill>
+                <a:schemeClr val="accent3"/>
+              </a:solidFill>
+              <a:round/>
+            </a:ln>
+            <a:effectLst/>
+          </c:spPr>
+          <c:marker>
+            <c:symbol val="circle"/>
+            <c:size val="5"/>
+            <c:spPr>
+              <a:solidFill>
+                <a:schemeClr val="accent3"/>
+              </a:solidFill>
+              <a:ln w="9525">
+                <a:solidFill>
+                  <a:schemeClr val="accent3"/>
+                </a:solidFill>
+              </a:ln>
+              <a:effectLst/>
+            </c:spPr>
+          </c:marker>
+          <c:val>
             <c:numRef>
-              <c:f>Лист1!$I$3:$I$52</c:f>
+              <c:f>Лист1!$C$2:$C$51</c:f>
               <c:numCache>
-                <c:formatCode>0.00</c:formatCode>
+                <c:formatCode>0.000</c:formatCode>
                 <c:ptCount val="50"/>
                 <c:pt idx="0">
-                  <c:v>0.33529999999999999</c:v>
+                  <c:v>1.1299999999999999</c:v>
                 </c:pt>
                 <c:pt idx="1">
-                  <c:v>0.56889999999999996</c:v>
+                  <c:v>4.3479999999999999</c:v>
                 </c:pt>
                 <c:pt idx="2">
-                  <c:v>0.8992</c:v>
+                  <c:v>10.452999999999999</c:v>
                 </c:pt>
                 <c:pt idx="3">
-                  <c:v>1.2351000000000001</c:v>
+                  <c:v>17.864000000000001</c:v>
                 </c:pt>
                 <c:pt idx="4">
-                  <c:v>1.6046</c:v>
+                  <c:v>27.8</c:v>
                 </c:pt>
                 <c:pt idx="5">
-                  <c:v>2.2827000000000002</c:v>
+                  <c:v>40.325000000000003</c:v>
                 </c:pt>
                 <c:pt idx="6">
-                  <c:v>3.0472000000000001</c:v>
+                  <c:v>54.768999999999998</c:v>
                 </c:pt>
                 <c:pt idx="7">
-                  <c:v>3.0846</c:v>
+                  <c:v>71.247</c:v>
                 </c:pt>
                 <c:pt idx="8">
-                  <c:v>3.4376000000000002</c:v>
+                  <c:v>90.984999999999999</c:v>
                 </c:pt>
                 <c:pt idx="9">
-                  <c:v>4.0532000000000004</c:v>
+                  <c:v>111.449</c:v>
                 </c:pt>
                 <c:pt idx="10">
-                  <c:v>4.6805000000000003</c:v>
+                  <c:v>135.297</c:v>
                 </c:pt>
                 <c:pt idx="11">
-                  <c:v>5.1364999999999998</c:v>
+                  <c:v>161.518</c:v>
                 </c:pt>
                 <c:pt idx="12">
-                  <c:v>5.6898999999999997</c:v>
+                  <c:v>188.685</c:v>
                 </c:pt>
                 <c:pt idx="13">
-                  <c:v>5.7587000000000002</c:v>
+                  <c:v>223.13499999999999</c:v>
                 </c:pt>
                 <c:pt idx="14">
-                  <c:v>6.0602999999999998</c:v>
+                  <c:v>259.27100000000002</c:v>
                 </c:pt>
                 <c:pt idx="15">
-                  <c:v>6.3582999999999998</c:v>
+                  <c:v>287.16000000000003</c:v>
                 </c:pt>
                 <c:pt idx="16">
-                  <c:v>7.1889000000000003</c:v>
+                  <c:v>323.06599999999997</c:v>
                 </c:pt>
                 <c:pt idx="17">
-                  <c:v>6.3845999999999998</c:v>
+                  <c:v>358.161</c:v>
                 </c:pt>
                 <c:pt idx="18">
-                  <c:v>7.8292000000000002</c:v>
+                  <c:v>400.12900000000002</c:v>
                 </c:pt>
                 <c:pt idx="19">
-                  <c:v>7.5827999999999998</c:v>
+                  <c:v>441.00700000000001</c:v>
                 </c:pt>
                 <c:pt idx="20">
-                  <c:v>8.7025000000000006</c:v>
+                  <c:v>486.15800000000002</c:v>
                 </c:pt>
                 <c:pt idx="21">
-                  <c:v>9.0112000000000005</c:v>
+                  <c:v>533.93399999999997</c:v>
                 </c:pt>
                 <c:pt idx="22">
-                  <c:v>8.6076999999999995</c:v>
+                  <c:v>585.125</c:v>
                 </c:pt>
                 <c:pt idx="23">
-                  <c:v>10.563599999999999</c:v>
+                  <c:v>635.75599999999997</c:v>
                 </c:pt>
                 <c:pt idx="24">
-                  <c:v>10.35</c:v>
+                  <c:v>688.22699999999998</c:v>
                 </c:pt>
                 <c:pt idx="25">
-                  <c:v>11.347300000000001</c:v>
+                  <c:v>746.13199999999995</c:v>
                 </c:pt>
                 <c:pt idx="26">
-                  <c:v>11.1212</c:v>
+                  <c:v>805.49800000000005</c:v>
                 </c:pt>
                 <c:pt idx="27">
-                  <c:v>11.2514</c:v>
+                  <c:v>866.81700000000001</c:v>
                 </c:pt>
                 <c:pt idx="28">
-                  <c:v>11.451000000000001</c:v>
+                  <c:v>931.053</c:v>
                 </c:pt>
                 <c:pt idx="29">
-                  <c:v>11.947699999999999</c:v>
+                  <c:v>997.51</c:v>
                 </c:pt>
                 <c:pt idx="30">
-                  <c:v>12.2338</c:v>
+                  <c:v>1064</c:v>
                 </c:pt>
                 <c:pt idx="31">
-                  <c:v>12.5404</c:v>
+                  <c:v>1131.1099999999999</c:v>
                 </c:pt>
                 <c:pt idx="32">
-                  <c:v>13.4017</c:v>
+                  <c:v>1205.23</c:v>
                 </c:pt>
                 <c:pt idx="33">
-                  <c:v>13.821099999999999</c:v>
+                  <c:v>1276.99</c:v>
                 </c:pt>
                 <c:pt idx="34">
-                  <c:v>14.331300000000001</c:v>
+                  <c:v>1354.38</c:v>
                 </c:pt>
                 <c:pt idx="35">
-                  <c:v>14.7166</c:v>
+                  <c:v>1433.48</c:v>
                 </c:pt>
                 <c:pt idx="36">
-                  <c:v>14.707800000000001</c:v>
+                  <c:v>1511.4</c:v>
                 </c:pt>
                 <c:pt idx="37">
-                  <c:v>15.561400000000001</c:v>
+                  <c:v>1596.14</c:v>
                 </c:pt>
                 <c:pt idx="38">
-                  <c:v>15.8569</c:v>
+                  <c:v>1679.26</c:v>
                 </c:pt>
                 <c:pt idx="39">
-                  <c:v>16.8903</c:v>
+                  <c:v>1764.92</c:v>
                 </c:pt>
                 <c:pt idx="40">
-                  <c:v>16.840900000000001</c:v>
+                  <c:v>1852.3</c:v>
                 </c:pt>
                 <c:pt idx="41">
-                  <c:v>17.072600000000001</c:v>
+                  <c:v>1943.54</c:v>
                 </c:pt>
                 <c:pt idx="42">
-                  <c:v>17.459499999999998</c:v>
+                  <c:v>2035.47</c:v>
                 </c:pt>
                 <c:pt idx="43">
-                  <c:v>18.222100000000001</c:v>
+                  <c:v>2134.66</c:v>
                 </c:pt>
                 <c:pt idx="44">
-                  <c:v>18.180399999999999</c:v>
+                  <c:v>2233.9899999999998</c:v>
                 </c:pt>
                 <c:pt idx="45">
-                  <c:v>19.3904</c:v>
+                  <c:v>2338.62</c:v>
                 </c:pt>
                 <c:pt idx="46">
-                  <c:v>19.6145</c:v>
+                  <c:v>2436.46</c:v>
                 </c:pt>
                 <c:pt idx="47">
-                  <c:v>19.657900000000001</c:v>
+                  <c:v>2545.64</c:v>
                 </c:pt>
                 <c:pt idx="48">
-                  <c:v>19.277100000000001</c:v>
-                </c:pt>
-                <c:pt idx="49">
-                  <c:v>20.988</c:v>
+                  <c:v>2653.97</c:v>
+                </c:pt>
+                <c:pt idx="49" formatCode="General">
+                  <c:v>2761.82</c:v>
                 </c:pt>
               </c:numCache>
             </c:numRef>
-          </c:yVal>
+          </c:val>
           <c:smooth val="0"/>
-          <c:extLst>
-            <c:ext xmlns:c16="http://schemas.microsoft.com/office/drawing/2014/chart" uri="{C3380CC4-5D6E-409C-BE32-E72D297353CC}">
-              <c16:uniqueId val="{00000001-9259-4086-82AB-39ADA466D66A}"/>
-            </c:ext>
-          </c:extLst>
         </c:ser>
         <c:dLbls>
           <c:showLegendKey val="0"/>
@@ -7125,30 +6810,81 @@
           <c:showPercent val="0"/>
           <c:showBubbleSize val="0"/>
         </c:dLbls>
-        <c:axId val="208357072"/>
-        <c:axId val="208364272"/>
-      </c:scatterChart>
-      <c:valAx>
-        <c:axId val="208357072"/>
+        <c:marker val="1"/>
+        <c:smooth val="0"/>
+        <c:axId val="-1803741296"/>
+        <c:axId val="-1803745648"/>
+      </c:lineChart>
+      <c:catAx>
+        <c:axId val="-1803741296"/>
         <c:scaling>
           <c:orientation val="minMax"/>
         </c:scaling>
         <c:delete val="0"/>
         <c:axPos val="b"/>
-        <c:majorGridlines>
+        <c:title>
+          <c:tx>
+            <c:rich>
+              <a:bodyPr rot="0" spcFirstLastPara="1" vertOverflow="ellipsis" vert="horz" wrap="square" anchor="ctr" anchorCtr="1"/>
+              <a:lstStyle/>
+              <a:p>
+                <a:pPr>
+                  <a:defRPr sz="1000" b="0" i="0" u="none" strike="noStrike" kern="1200" baseline="0">
+                    <a:solidFill>
+                      <a:schemeClr val="tx1">
+                        <a:lumMod val="65000"/>
+                        <a:lumOff val="35000"/>
+                      </a:schemeClr>
+                    </a:solidFill>
+                    <a:latin typeface="+mn-lt"/>
+                    <a:ea typeface="+mn-ea"/>
+                    <a:cs typeface="+mn-cs"/>
+                  </a:defRPr>
+                </a:pPr>
+                <a:r>
+                  <a:rPr lang="ru-RU"/>
+                  <a:t>Размер массива (тыс.</a:t>
+                </a:r>
+                <a:r>
+                  <a:rPr lang="ru-RU" baseline="0"/>
+                  <a:t> элементов</a:t>
+                </a:r>
+                <a:r>
+                  <a:rPr lang="ru-RU"/>
+                  <a:t>)</a:t>
+                </a:r>
+              </a:p>
+            </c:rich>
+          </c:tx>
+          <c:overlay val="0"/>
           <c:spPr>
-            <a:ln w="9525" cap="flat" cmpd="sng" algn="ctr">
-              <a:solidFill>
-                <a:schemeClr val="tx1">
-                  <a:lumMod val="15000"/>
-                  <a:lumOff val="85000"/>
-                </a:schemeClr>
-              </a:solidFill>
-              <a:round/>
+            <a:noFill/>
+            <a:ln>
+              <a:noFill/>
             </a:ln>
             <a:effectLst/>
           </c:spPr>
-        </c:majorGridlines>
+          <c:txPr>
+            <a:bodyPr rot="0" spcFirstLastPara="1" vertOverflow="ellipsis" vert="horz" wrap="square" anchor="ctr" anchorCtr="1"/>
+            <a:lstStyle/>
+            <a:p>
+              <a:pPr>
+                <a:defRPr sz="1000" b="0" i="0" u="none" strike="noStrike" kern="1200" baseline="0">
+                  <a:solidFill>
+                    <a:schemeClr val="tx1">
+                      <a:lumMod val="65000"/>
+                      <a:lumOff val="35000"/>
+                    </a:schemeClr>
+                  </a:solidFill>
+                  <a:latin typeface="+mn-lt"/>
+                  <a:ea typeface="+mn-ea"/>
+                  <a:cs typeface="+mn-cs"/>
+                </a:defRPr>
+              </a:pPr>
+              <a:endParaRPr lang="ru-RU"/>
+            </a:p>
+          </c:txPr>
+        </c:title>
         <c:numFmt formatCode="General" sourceLinked="1"/>
         <c:majorTickMark val="none"/>
         <c:minorTickMark val="none"/>
@@ -7158,8 +6894,8 @@
           <a:ln w="9525" cap="flat" cmpd="sng" algn="ctr">
             <a:solidFill>
               <a:schemeClr val="tx1">
-                <a:lumMod val="25000"/>
-                <a:lumOff val="75000"/>
+                <a:lumMod val="15000"/>
+                <a:lumOff val="85000"/>
               </a:schemeClr>
             </a:solidFill>
             <a:round/>
@@ -7186,12 +6922,15 @@
             <a:endParaRPr lang="ru-RU"/>
           </a:p>
         </c:txPr>
-        <c:crossAx val="208364272"/>
+        <c:crossAx val="-1803745648"/>
         <c:crosses val="autoZero"/>
-        <c:crossBetween val="midCat"/>
-      </c:valAx>
+        <c:auto val="1"/>
+        <c:lblAlgn val="ctr"/>
+        <c:lblOffset val="100"/>
+        <c:noMultiLvlLbl val="0"/>
+      </c:catAx>
       <c:valAx>
-        <c:axId val="208364272"/>
+        <c:axId val="-1803745648"/>
         <c:scaling>
           <c:orientation val="minMax"/>
         </c:scaling>
@@ -7211,20 +6950,74 @@
             <a:effectLst/>
           </c:spPr>
         </c:majorGridlines>
-        <c:numFmt formatCode="0.00" sourceLinked="1"/>
+        <c:title>
+          <c:tx>
+            <c:rich>
+              <a:bodyPr rot="-5400000" spcFirstLastPara="1" vertOverflow="ellipsis" vert="horz" wrap="square" anchor="ctr" anchorCtr="1"/>
+              <a:lstStyle/>
+              <a:p>
+                <a:pPr>
+                  <a:defRPr sz="1000" b="0" i="0" u="none" strike="noStrike" kern="1200" baseline="0">
+                    <a:solidFill>
+                      <a:schemeClr val="tx1">
+                        <a:lumMod val="65000"/>
+                        <a:lumOff val="35000"/>
+                      </a:schemeClr>
+                    </a:solidFill>
+                    <a:latin typeface="+mn-lt"/>
+                    <a:ea typeface="+mn-ea"/>
+                    <a:cs typeface="+mn-cs"/>
+                  </a:defRPr>
+                </a:pPr>
+                <a:r>
+                  <a:rPr lang="ru-RU"/>
+                  <a:t>Время сортировки</a:t>
+                </a:r>
+                <a:r>
+                  <a:rPr lang="ru-RU" baseline="0"/>
+                  <a:t> (мс)</a:t>
+                </a:r>
+                <a:endParaRPr lang="ru-RU"/>
+              </a:p>
+            </c:rich>
+          </c:tx>
+          <c:overlay val="0"/>
+          <c:spPr>
+            <a:noFill/>
+            <a:ln>
+              <a:noFill/>
+            </a:ln>
+            <a:effectLst/>
+          </c:spPr>
+          <c:txPr>
+            <a:bodyPr rot="-5400000" spcFirstLastPara="1" vertOverflow="ellipsis" vert="horz" wrap="square" anchor="ctr" anchorCtr="1"/>
+            <a:lstStyle/>
+            <a:p>
+              <a:pPr>
+                <a:defRPr sz="1000" b="0" i="0" u="none" strike="noStrike" kern="1200" baseline="0">
+                  <a:solidFill>
+                    <a:schemeClr val="tx1">
+                      <a:lumMod val="65000"/>
+                      <a:lumOff val="35000"/>
+                    </a:schemeClr>
+                  </a:solidFill>
+                  <a:latin typeface="+mn-lt"/>
+                  <a:ea typeface="+mn-ea"/>
+                  <a:cs typeface="+mn-cs"/>
+                </a:defRPr>
+              </a:pPr>
+              <a:endParaRPr lang="ru-RU"/>
+            </a:p>
+          </c:txPr>
+        </c:title>
+        <c:numFmt formatCode="0.000" sourceLinked="1"/>
         <c:majorTickMark val="none"/>
         <c:minorTickMark val="none"/>
         <c:tickLblPos val="nextTo"/>
         <c:spPr>
           <a:noFill/>
-          <a:ln w="9525" cap="flat" cmpd="sng" algn="ctr">
-            <a:solidFill>
-              <a:schemeClr val="tx1">
-                <a:lumMod val="25000"/>
-                <a:lumOff val="75000"/>
-              </a:schemeClr>
-            </a:solidFill>
-            <a:round/>
+          <a:ln>
+            <a:noFill/>
           </a:ln>
           <a:effectLst/>
         </c:spPr>
@@ -7248,9 +7041,9 @@
             <a:endParaRPr lang="ru-RU"/>
           </a:p>
         </c:txPr>
-        <c:crossAx val="208357072"/>
+        <c:crossAx val="-1803741296"/>
         <c:crosses val="autoZero"/>
-        <c:crossBetween val="midCat"/>
+        <c:crossBetween val="between"/>
       </c:valAx>
       <c:spPr>
         <a:noFill/>
@@ -7327,7 +7120,7 @@
 </file>
 
 <file path=word/charts/chart3.xml><?xml version="1.0" encoding="utf-8"?>
-<c:chartSpace xmlns:c="http://schemas.openxmlformats.org/drawingml/2006/chart" xmlns:a="http://schemas.openxmlformats.org/drawingml/2006/main" xmlns:r="http://schemas.openxmlformats.org/officeDocument/2006/relationships" xmlns:c16r2="http://schemas.microsoft.com/office/drawing/2015/06/chart">
+<c:chartSpace xmlns:c="http://schemas.openxmlformats.org/drawingml/2006/chart" xmlns:a="http://schemas.openxmlformats.org/drawingml/2006/main" xmlns:r="http://schemas.openxmlformats.org/officeDocument/2006/relationships">
   <c:date1904 val="0"/>
   <c:lang val="ru-RU"/>
   <c:roundedCorners val="0"/>
@@ -7360,12 +7153,13 @@
               </a:defRPr>
             </a:pPr>
             <a:r>
-              <a:rPr lang="ru-RU" sz="1400" b="0" i="0" u="none" strike="noStrike" baseline="0">
-                <a:effectLst/>
-              </a:rPr>
-              <a:t>значения расположены в обратном порядке</a:t>
+              <a:rPr lang="ru-RU"/>
+              <a:t>Упорядоченная в</a:t>
             </a:r>
-            <a:endParaRPr lang="ru-RU"/>
+            <a:r>
+              <a:rPr lang="ru-RU" baseline="0"/>
+              <a:t> обратном порядке последовательность значений</a:t>
+            </a:r>
           </a:p>
         </c:rich>
       </c:tx>
@@ -7401,394 +7195,25 @@
     <c:autoTitleDeleted val="0"/>
     <c:plotArea>
       <c:layout/>
-      <c:scatterChart>
-        <c:scatterStyle val="lineMarker"/>
+      <c:lineChart>
+        <c:grouping val="standard"/>
         <c:varyColors val="0"/>
         <c:ser>
-          <c:idx val="0"/>
+          <c:idx val="1"/>
           <c:order val="0"/>
           <c:tx>
             <c:strRef>
-              <c:f>Лист1!$L$1:$L$2</c:f>
+              <c:f>Лист1!$B$1</c:f>
               <c:strCache>
-                <c:ptCount val="2"/>
+                <c:ptCount val="1"/>
                 <c:pt idx="0">
-                  <c:v>Шелла</c:v>
-                </c:pt>
-                <c:pt idx="1">
-                  <c:v>время сортировки</c:v>
+                  <c:v>Время пирамидальной сортировки (мс)</c:v>
                 </c:pt>
               </c:strCache>
             </c:strRef>
           </c:tx>
           <c:spPr>
-            <a:ln w="19050" cap="rnd">
-              <a:solidFill>
-                <a:schemeClr val="accent1"/>
-              </a:solidFill>
-              <a:round/>
-            </a:ln>
-            <a:effectLst/>
-          </c:spPr>
-          <c:marker>
-            <c:symbol val="circle"/>
-            <c:size val="5"/>
-            <c:spPr>
-              <a:solidFill>
-                <a:schemeClr val="accent1"/>
-              </a:solidFill>
-              <a:ln w="9525">
-                <a:solidFill>
-                  <a:schemeClr val="accent1"/>
-                </a:solidFill>
-              </a:ln>
-              <a:effectLst/>
-            </c:spPr>
-          </c:marker>
-          <c:xVal>
-            <c:numRef>
-              <c:f>Лист1!$K$3:$K$52</c:f>
-              <c:numCache>
-                <c:formatCode>General</c:formatCode>
-                <c:ptCount val="50"/>
-                <c:pt idx="0">
-                  <c:v>1000</c:v>
-                </c:pt>
-                <c:pt idx="1">
-                  <c:v>2000</c:v>
-                </c:pt>
-                <c:pt idx="2">
-                  <c:v>3000</c:v>
-                </c:pt>
-                <c:pt idx="3">
-                  <c:v>4000</c:v>
-                </c:pt>
-                <c:pt idx="4">
-                  <c:v>5000</c:v>
-                </c:pt>
-                <c:pt idx="5">
-                  <c:v>6000</c:v>
-                </c:pt>
-                <c:pt idx="6">
-                  <c:v>7000</c:v>
-                </c:pt>
-                <c:pt idx="7">
-                  <c:v>8000</c:v>
-                </c:pt>
-                <c:pt idx="8">
-                  <c:v>9000</c:v>
-                </c:pt>
-                <c:pt idx="9">
-                  <c:v>10000</c:v>
-                </c:pt>
-                <c:pt idx="10">
-                  <c:v>11000</c:v>
-                </c:pt>
-                <c:pt idx="11">
-                  <c:v>12000</c:v>
-                </c:pt>
-                <c:pt idx="12">
-                  <c:v>13000</c:v>
-                </c:pt>
-                <c:pt idx="13">
-                  <c:v>14000</c:v>
-                </c:pt>
-                <c:pt idx="14">
-                  <c:v>15000</c:v>
-                </c:pt>
-                <c:pt idx="15">
-                  <c:v>16000</c:v>
-                </c:pt>
-                <c:pt idx="16">
-                  <c:v>17000</c:v>
-                </c:pt>
-                <c:pt idx="17">
-                  <c:v>18000</c:v>
-                </c:pt>
-                <c:pt idx="18">
-                  <c:v>19000</c:v>
-                </c:pt>
-                <c:pt idx="19">
-                  <c:v>20000</c:v>
-                </c:pt>
-                <c:pt idx="20">
-                  <c:v>21000</c:v>
-                </c:pt>
-                <c:pt idx="21">
-                  <c:v>22000</c:v>
-                </c:pt>
-                <c:pt idx="22">
-                  <c:v>23000</c:v>
-                </c:pt>
-                <c:pt idx="23">
-                  <c:v>24000</c:v>
-                </c:pt>
-                <c:pt idx="24">
-                  <c:v>25000</c:v>
-                </c:pt>
-                <c:pt idx="25">
-                  <c:v>26000</c:v>
-                </c:pt>
-                <c:pt idx="26">
-                  <c:v>27000</c:v>
-                </c:pt>
-                <c:pt idx="27">
-                  <c:v>28000</c:v>
-                </c:pt>
-                <c:pt idx="28">
-                  <c:v>29000</c:v>
-                </c:pt>
-                <c:pt idx="29">
-                  <c:v>30000</c:v>
-                </c:pt>
-                <c:pt idx="30">
-                  <c:v>31000</c:v>
-                </c:pt>
-                <c:pt idx="31">
-                  <c:v>32000</c:v>
-                </c:pt>
-                <c:pt idx="32">
-                  <c:v>33000</c:v>
-                </c:pt>
-                <c:pt idx="33">
-                  <c:v>34000</c:v>
-                </c:pt>
-                <c:pt idx="34">
-                  <c:v>35000</c:v>
-                </c:pt>
-                <c:pt idx="35">
-                  <c:v>36000</c:v>
-                </c:pt>
-                <c:pt idx="36">
-                  <c:v>37000</c:v>
-                </c:pt>
-                <c:pt idx="37">
-                  <c:v>38000</c:v>
-                </c:pt>
-                <c:pt idx="38">
-                  <c:v>39000</c:v>
-                </c:pt>
-                <c:pt idx="39">
-                  <c:v>40000</c:v>
-                </c:pt>
-                <c:pt idx="40">
-                  <c:v>41000</c:v>
-                </c:pt>
-                <c:pt idx="41">
-                  <c:v>42000</c:v>
-                </c:pt>
-                <c:pt idx="42">
-                  <c:v>43000</c:v>
-                </c:pt>
-                <c:pt idx="43">
-                  <c:v>44000</c:v>
-                </c:pt>
-                <c:pt idx="44">
-                  <c:v>45000</c:v>
-                </c:pt>
-                <c:pt idx="45">
-                  <c:v>46000</c:v>
-                </c:pt>
-                <c:pt idx="46">
-                  <c:v>47000</c:v>
-                </c:pt>
-                <c:pt idx="47">
-                  <c:v>48000</c:v>
-                </c:pt>
-                <c:pt idx="48">
-                  <c:v>49000</c:v>
-                </c:pt>
-                <c:pt idx="49">
-                  <c:v>50000</c:v>
-                </c:pt>
-              </c:numCache>
-            </c:numRef>
-          </c:xVal>
-          <c:yVal>
-            <c:numRef>
-              <c:f>Лист1!$L$3:$L$52</c:f>
-              <c:numCache>
-                <c:formatCode>0.00</c:formatCode>
-                <c:ptCount val="50"/>
-                <c:pt idx="0">
-                  <c:v>0.17199999999999999</c:v>
-                </c:pt>
-                <c:pt idx="1">
-                  <c:v>0.35210000000000002</c:v>
-                </c:pt>
-                <c:pt idx="2">
-                  <c:v>0.68589999999999995</c:v>
-                </c:pt>
-                <c:pt idx="3">
-                  <c:v>1.0116000000000001</c:v>
-                </c:pt>
-                <c:pt idx="4">
-                  <c:v>1.111</c:v>
-                </c:pt>
-                <c:pt idx="5">
-                  <c:v>1.1949000000000001</c:v>
-                </c:pt>
-                <c:pt idx="6">
-                  <c:v>1.2483</c:v>
-                </c:pt>
-                <c:pt idx="7">
-                  <c:v>1.4905999999999999</c:v>
-                </c:pt>
-                <c:pt idx="8">
-                  <c:v>2.0735000000000001</c:v>
-                </c:pt>
-                <c:pt idx="9">
-                  <c:v>2.0102000000000002</c:v>
-                </c:pt>
-                <c:pt idx="10">
-                  <c:v>2.3561999999999999</c:v>
-                </c:pt>
-                <c:pt idx="11">
-                  <c:v>2.9474999999999998</c:v>
-                </c:pt>
-                <c:pt idx="12">
-                  <c:v>2.7418</c:v>
-                </c:pt>
-                <c:pt idx="13">
-                  <c:v>2.7305999999999999</c:v>
-                </c:pt>
-                <c:pt idx="14">
-                  <c:v>3.0051999999999999</c:v>
-                </c:pt>
-                <c:pt idx="15">
-                  <c:v>3.4683999999999999</c:v>
-                </c:pt>
-                <c:pt idx="16">
-                  <c:v>4.6325000000000003</c:v>
-                </c:pt>
-                <c:pt idx="17">
-                  <c:v>6.0271999999999997</c:v>
-                </c:pt>
-                <c:pt idx="18">
-                  <c:v>4.8559000000000001</c:v>
-                </c:pt>
-                <c:pt idx="19">
-                  <c:v>5.2454000000000001</c:v>
-                </c:pt>
-                <c:pt idx="20">
-                  <c:v>4.9431000000000003</c:v>
-                </c:pt>
-                <c:pt idx="21">
-                  <c:v>4.9166999999999996</c:v>
-                </c:pt>
-                <c:pt idx="22">
-                  <c:v>5.6932999999999998</c:v>
-                </c:pt>
-                <c:pt idx="23">
-                  <c:v>5.8472999999999997</c:v>
-                </c:pt>
-                <c:pt idx="24">
-                  <c:v>6.8131000000000004</c:v>
-                </c:pt>
-                <c:pt idx="25">
-                  <c:v>5.9134000000000002</c:v>
-                </c:pt>
-                <c:pt idx="26">
-                  <c:v>6.4947999999999997</c:v>
-                </c:pt>
-                <c:pt idx="27">
-                  <c:v>6.8512000000000004</c:v>
-                </c:pt>
-                <c:pt idx="28">
-                  <c:v>6.2474999999999996</c:v>
-                </c:pt>
-                <c:pt idx="29">
-                  <c:v>6.8127000000000004</c:v>
-                </c:pt>
-                <c:pt idx="30">
-                  <c:v>7.1691000000000003</c:v>
-                </c:pt>
-                <c:pt idx="31">
-                  <c:v>7.2037000000000004</c:v>
-                </c:pt>
-                <c:pt idx="32">
-                  <c:v>7.5278999999999998</c:v>
-                </c:pt>
-                <c:pt idx="33">
-                  <c:v>8.7652000000000001</c:v>
-                </c:pt>
-                <c:pt idx="34">
-                  <c:v>7.8743999999999996</c:v>
-                </c:pt>
-                <c:pt idx="35">
-                  <c:v>9.0371000000000006</c:v>
-                </c:pt>
-                <c:pt idx="36">
-                  <c:v>9.4663000000000004</c:v>
-                </c:pt>
-                <c:pt idx="37">
-                  <c:v>8.6034000000000006</c:v>
-                </c:pt>
-                <c:pt idx="38">
-                  <c:v>9.3463999999999992</c:v>
-                </c:pt>
-                <c:pt idx="39">
-                  <c:v>9.1797000000000004</c:v>
-                </c:pt>
-                <c:pt idx="40">
-                  <c:v>9.9350000000000005</c:v>
-                </c:pt>
-                <c:pt idx="41">
-                  <c:v>10.1633</c:v>
-                </c:pt>
-                <c:pt idx="42">
-                  <c:v>10.539300000000001</c:v>
-                </c:pt>
-                <c:pt idx="43">
-                  <c:v>10.5296</c:v>
-                </c:pt>
-                <c:pt idx="44">
-                  <c:v>11.4496</c:v>
-                </c:pt>
-                <c:pt idx="45">
-                  <c:v>11.526400000000001</c:v>
-                </c:pt>
-                <c:pt idx="46">
-                  <c:v>11.3</c:v>
-                </c:pt>
-                <c:pt idx="47">
-                  <c:v>11.5586</c:v>
-                </c:pt>
-                <c:pt idx="48">
-                  <c:v>11.3111</c:v>
-                </c:pt>
-                <c:pt idx="49">
-                  <c:v>12.4902</c:v>
-                </c:pt>
-              </c:numCache>
-            </c:numRef>
-          </c:yVal>
-          <c:smooth val="0"/>
-          <c:extLst>
-            <c:ext xmlns:c16="http://schemas.microsoft.com/office/drawing/2014/chart" uri="{C3380CC4-5D6E-409C-BE32-E72D297353CC}">
-              <c16:uniqueId val="{00000000-F65B-4148-8FC8-8D6AF770745F}"/>
-            </c:ext>
-          </c:extLst>
-        </c:ser>
-        <c:ser>
-          <c:idx val="1"/>
-          <c:order val="1"/>
-          <c:tx>
-            <c:strRef>
-              <c:f>Лист1!$N$1:$N$2</c:f>
-              <c:strCache>
-                <c:ptCount val="2"/>
-                <c:pt idx="0">
-                  <c:v>Пирамидальная</c:v>
-                </c:pt>
-                <c:pt idx="1">
-                  <c:v>время сортировки</c:v>
-                </c:pt>
-              </c:strCache>
-            </c:strRef>
-          </c:tx>
-          <c:spPr>
-            <a:ln w="19050" cap="rnd">
+            <a:ln w="28575" cap="rnd">
               <a:solidFill>
                 <a:schemeClr val="accent2"/>
               </a:solidFill>
@@ -7811,330 +7236,365 @@
               <a:effectLst/>
             </c:spPr>
           </c:marker>
-          <c:xVal>
+          <c:val>
             <c:numRef>
-              <c:f>Лист1!$M$3:$M$52</c:f>
+              <c:f>Лист1!$B$2:$B$51</c:f>
               <c:numCache>
-                <c:formatCode>General</c:formatCode>
+                <c:formatCode>0.000</c:formatCode>
                 <c:ptCount val="50"/>
                 <c:pt idx="0">
-                  <c:v>1000</c:v>
+                  <c:v>0.153</c:v>
                 </c:pt>
                 <c:pt idx="1">
-                  <c:v>2000</c:v>
+                  <c:v>0.33300000000000002</c:v>
                 </c:pt>
                 <c:pt idx="2">
-                  <c:v>3000</c:v>
+                  <c:v>0.52600000000000002</c:v>
                 </c:pt>
                 <c:pt idx="3">
-                  <c:v>4000</c:v>
+                  <c:v>0.72499999999999998</c:v>
                 </c:pt>
                 <c:pt idx="4">
-                  <c:v>5000</c:v>
+                  <c:v>0.92800000000000005</c:v>
                 </c:pt>
                 <c:pt idx="5">
-                  <c:v>6000</c:v>
+                  <c:v>1.137</c:v>
                 </c:pt>
                 <c:pt idx="6">
-                  <c:v>7000</c:v>
+                  <c:v>1.4590000000000001</c:v>
                 </c:pt>
                 <c:pt idx="7">
-                  <c:v>8000</c:v>
+                  <c:v>1.595</c:v>
                 </c:pt>
                 <c:pt idx="8">
-                  <c:v>9000</c:v>
+                  <c:v>1.8660000000000001</c:v>
                 </c:pt>
                 <c:pt idx="9">
-                  <c:v>10000</c:v>
+                  <c:v>2.2450000000000001</c:v>
                 </c:pt>
                 <c:pt idx="10">
-                  <c:v>11000</c:v>
+                  <c:v>2.2360000000000002</c:v>
                 </c:pt>
                 <c:pt idx="11">
-                  <c:v>12000</c:v>
+                  <c:v>2.4670000000000001</c:v>
                 </c:pt>
                 <c:pt idx="12">
-                  <c:v>13000</c:v>
+                  <c:v>2.6640000000000001</c:v>
                 </c:pt>
                 <c:pt idx="13">
-                  <c:v>14000</c:v>
+                  <c:v>2.9470000000000001</c:v>
                 </c:pt>
                 <c:pt idx="14">
-                  <c:v>15000</c:v>
+                  <c:v>3.13</c:v>
                 </c:pt>
                 <c:pt idx="15">
-                  <c:v>16000</c:v>
+                  <c:v>3.3540000000000001</c:v>
                 </c:pt>
                 <c:pt idx="16">
-                  <c:v>17000</c:v>
+                  <c:v>3.56</c:v>
                 </c:pt>
                 <c:pt idx="17">
-                  <c:v>18000</c:v>
+                  <c:v>3.8159999999999998</c:v>
                 </c:pt>
                 <c:pt idx="18">
-                  <c:v>19000</c:v>
+                  <c:v>4.41</c:v>
                 </c:pt>
                 <c:pt idx="19">
-                  <c:v>20000</c:v>
+                  <c:v>4.2789999999999999</c:v>
                 </c:pt>
                 <c:pt idx="20">
-                  <c:v>21000</c:v>
+                  <c:v>4.5019999999999998</c:v>
                 </c:pt>
                 <c:pt idx="21">
-                  <c:v>22000</c:v>
+                  <c:v>4.7869999999999999</c:v>
                 </c:pt>
                 <c:pt idx="22">
-                  <c:v>23000</c:v>
+                  <c:v>4.9880000000000004</c:v>
                 </c:pt>
                 <c:pt idx="23">
-                  <c:v>24000</c:v>
+                  <c:v>5.1970000000000001</c:v>
                 </c:pt>
                 <c:pt idx="24">
-                  <c:v>25000</c:v>
+                  <c:v>5.6859999999999999</c:v>
                 </c:pt>
                 <c:pt idx="25">
-                  <c:v>26000</c:v>
+                  <c:v>5.66</c:v>
                 </c:pt>
                 <c:pt idx="26">
-                  <c:v>27000</c:v>
+                  <c:v>6.0289999999999999</c:v>
                 </c:pt>
                 <c:pt idx="27">
-                  <c:v>28000</c:v>
+                  <c:v>6.0289999999999999</c:v>
                 </c:pt>
                 <c:pt idx="28">
-                  <c:v>29000</c:v>
+                  <c:v>6.4390000000000001</c:v>
                 </c:pt>
                 <c:pt idx="29">
-                  <c:v>30000</c:v>
+                  <c:v>6.8280000000000003</c:v>
                 </c:pt>
                 <c:pt idx="30">
-                  <c:v>31000</c:v>
+                  <c:v>6.9080000000000004</c:v>
                 </c:pt>
                 <c:pt idx="31">
-                  <c:v>32000</c:v>
+                  <c:v>7.0839999999999996</c:v>
                 </c:pt>
                 <c:pt idx="32">
-                  <c:v>33000</c:v>
+                  <c:v>8.1999999999999993</c:v>
                 </c:pt>
                 <c:pt idx="33">
-                  <c:v>34000</c:v>
+                  <c:v>7.875</c:v>
                 </c:pt>
                 <c:pt idx="34">
-                  <c:v>35000</c:v>
+                  <c:v>7.8419999999999996</c:v>
                 </c:pt>
                 <c:pt idx="35">
-                  <c:v>36000</c:v>
+                  <c:v>8.6050000000000004</c:v>
                 </c:pt>
                 <c:pt idx="36">
-                  <c:v>37000</c:v>
+                  <c:v>8.31</c:v>
                 </c:pt>
                 <c:pt idx="37">
-                  <c:v>38000</c:v>
+                  <c:v>8.577</c:v>
                 </c:pt>
                 <c:pt idx="38">
-                  <c:v>39000</c:v>
+                  <c:v>8.8360000000000003</c:v>
                 </c:pt>
                 <c:pt idx="39">
-                  <c:v>40000</c:v>
+                  <c:v>9.0609999999999999</c:v>
                 </c:pt>
                 <c:pt idx="40">
-                  <c:v>41000</c:v>
+                  <c:v>10.189</c:v>
                 </c:pt>
                 <c:pt idx="41">
-                  <c:v>42000</c:v>
+                  <c:v>9.5280000000000005</c:v>
                 </c:pt>
                 <c:pt idx="42">
-                  <c:v>43000</c:v>
+                  <c:v>10.096</c:v>
                 </c:pt>
                 <c:pt idx="43">
-                  <c:v>44000</c:v>
+                  <c:v>10.086</c:v>
                 </c:pt>
                 <c:pt idx="44">
-                  <c:v>45000</c:v>
+                  <c:v>10.253</c:v>
                 </c:pt>
                 <c:pt idx="45">
-                  <c:v>46000</c:v>
+                  <c:v>10.693</c:v>
                 </c:pt>
                 <c:pt idx="46">
-                  <c:v>47000</c:v>
+                  <c:v>11.282999999999999</c:v>
                 </c:pt>
                 <c:pt idx="47">
-                  <c:v>48000</c:v>
+                  <c:v>11.938000000000001</c:v>
                 </c:pt>
                 <c:pt idx="48">
-                  <c:v>49000</c:v>
+                  <c:v>11.65</c:v>
                 </c:pt>
                 <c:pt idx="49">
-                  <c:v>50000</c:v>
+                  <c:v>12.162000000000001</c:v>
                 </c:pt>
               </c:numCache>
             </c:numRef>
-          </c:xVal>
-          <c:yVal>
+          </c:val>
+          <c:smooth val="0"/>
+        </c:ser>
+        <c:ser>
+          <c:idx val="2"/>
+          <c:order val="1"/>
+          <c:tx>
+            <c:strRef>
+              <c:f>Лист1!$C$1</c:f>
+              <c:strCache>
+                <c:ptCount val="1"/>
+                <c:pt idx="0">
+                  <c:v>Время сортировки выбором (мс)</c:v>
+                </c:pt>
+              </c:strCache>
+            </c:strRef>
+          </c:tx>
+          <c:spPr>
+            <a:ln w="28575" cap="rnd">
+              <a:solidFill>
+                <a:schemeClr val="accent3"/>
+              </a:solidFill>
+              <a:round/>
+            </a:ln>
+            <a:effectLst/>
+          </c:spPr>
+          <c:marker>
+            <c:symbol val="circle"/>
+            <c:size val="5"/>
+            <c:spPr>
+              <a:solidFill>
+                <a:schemeClr val="accent3"/>
+              </a:solidFill>
+              <a:ln w="9525">
+                <a:solidFill>
+                  <a:schemeClr val="accent3"/>
+                </a:solidFill>
+              </a:ln>
+              <a:effectLst/>
+            </c:spPr>
+          </c:marker>
+          <c:val>
             <c:numRef>
-              <c:f>Лист1!$N$3:$N$52</c:f>
+              <c:f>Лист1!$C$2:$C$51</c:f>
               <c:numCache>
-                <c:formatCode>@</c:formatCode>
+                <c:formatCode>0.000</c:formatCode>
                 <c:ptCount val="50"/>
                 <c:pt idx="0">
-                  <c:v>0.25140000000000001</c:v>
+                  <c:v>1.1299999999999999</c:v>
                 </c:pt>
                 <c:pt idx="1">
-                  <c:v>0.66279999999999994</c:v>
+                  <c:v>4.3479999999999999</c:v>
                 </c:pt>
                 <c:pt idx="2">
-                  <c:v>1.0378000000000001</c:v>
+                  <c:v>10.452999999999999</c:v>
                 </c:pt>
                 <c:pt idx="3">
-                  <c:v>1.2387999999999999</c:v>
+                  <c:v>17.864000000000001</c:v>
                 </c:pt>
                 <c:pt idx="4">
-                  <c:v>1.5082</c:v>
+                  <c:v>27.8</c:v>
                 </c:pt>
                 <c:pt idx="5">
-                  <c:v>1.7808999999999999</c:v>
+                  <c:v>40.325000000000003</c:v>
                 </c:pt>
                 <c:pt idx="6">
-                  <c:v>2.1596000000000002</c:v>
+                  <c:v>54.768999999999998</c:v>
                 </c:pt>
                 <c:pt idx="7">
-                  <c:v>3.0013000000000001</c:v>
+                  <c:v>71.247</c:v>
                 </c:pt>
                 <c:pt idx="8">
-                  <c:v>3.1139999999999999</c:v>
+                  <c:v>90.984999999999999</c:v>
                 </c:pt>
                 <c:pt idx="9">
-                  <c:v>3.2852000000000001</c:v>
+                  <c:v>111.449</c:v>
                 </c:pt>
                 <c:pt idx="10">
-                  <c:v>5.2933000000000003</c:v>
+                  <c:v>135.297</c:v>
                 </c:pt>
                 <c:pt idx="11">
-                  <c:v>4.7081999999999997</c:v>
+                  <c:v>161.518</c:v>
                 </c:pt>
                 <c:pt idx="12">
-                  <c:v>4.2244000000000002</c:v>
+                  <c:v>188.685</c:v>
                 </c:pt>
                 <c:pt idx="13">
-                  <c:v>5.1826999999999996</c:v>
+                  <c:v>223.13499999999999</c:v>
                 </c:pt>
                 <c:pt idx="14">
-                  <c:v>4.9405999999999999</c:v>
+                  <c:v>259.27100000000002</c:v>
                 </c:pt>
                 <c:pt idx="15">
-                  <c:v>6.7994000000000003</c:v>
+                  <c:v>287.16000000000003</c:v>
                 </c:pt>
                 <c:pt idx="16">
-                  <c:v>6.4013</c:v>
+                  <c:v>323.06599999999997</c:v>
                 </c:pt>
                 <c:pt idx="17">
-                  <c:v>7.7568999999999999</c:v>
+                  <c:v>358.161</c:v>
                 </c:pt>
                 <c:pt idx="18">
-                  <c:v>7.3529999999999998</c:v>
+                  <c:v>400.12900000000002</c:v>
                 </c:pt>
                 <c:pt idx="19">
-                  <c:v>7.0911</c:v>
+                  <c:v>441.00700000000001</c:v>
                 </c:pt>
                 <c:pt idx="20">
-                  <c:v>8.7950999999999997</c:v>
+                  <c:v>486.15800000000002</c:v>
                 </c:pt>
                 <c:pt idx="21">
-                  <c:v>9.2646999999999995</c:v>
+                  <c:v>533.93399999999997</c:v>
                 </c:pt>
                 <c:pt idx="22">
-                  <c:v>9.3315000000000001</c:v>
+                  <c:v>585.125</c:v>
                 </c:pt>
                 <c:pt idx="23">
-                  <c:v>9.4923000000000002</c:v>
+                  <c:v>635.75599999999997</c:v>
                 </c:pt>
                 <c:pt idx="24">
-                  <c:v>9.6950000000000003</c:v>
+                  <c:v>688.22699999999998</c:v>
                 </c:pt>
                 <c:pt idx="25">
-                  <c:v>10.3657</c:v>
+                  <c:v>746.13199999999995</c:v>
                 </c:pt>
                 <c:pt idx="26">
-                  <c:v>10.965299999999999</c:v>
+                  <c:v>805.49800000000005</c:v>
                 </c:pt>
                 <c:pt idx="27">
-                  <c:v>10.6296</c:v>
+                  <c:v>866.81700000000001</c:v>
                 </c:pt>
                 <c:pt idx="28">
-                  <c:v>10.290800000000001</c:v>
+                  <c:v>931.053</c:v>
                 </c:pt>
                 <c:pt idx="29">
-                  <c:v>11.0732</c:v>
+                  <c:v>997.51</c:v>
                 </c:pt>
                 <c:pt idx="30">
-                  <c:v>13.028</c:v>
+                  <c:v>1064</c:v>
                 </c:pt>
                 <c:pt idx="31">
-                  <c:v>11.894399999999999</c:v>
+                  <c:v>1131.1099999999999</c:v>
                 </c:pt>
                 <c:pt idx="32">
-                  <c:v>12.178800000000001</c:v>
+                  <c:v>1205.23</c:v>
                 </c:pt>
                 <c:pt idx="33">
-                  <c:v>13.456099999999999</c:v>
+                  <c:v>1276.99</c:v>
                 </c:pt>
                 <c:pt idx="34">
-                  <c:v>12.5114</c:v>
+                  <c:v>1354.38</c:v>
                 </c:pt>
                 <c:pt idx="35">
-                  <c:v>13.9603</c:v>
+                  <c:v>1433.48</c:v>
                 </c:pt>
                 <c:pt idx="36">
-                  <c:v>13.7288</c:v>
+                  <c:v>1511.4</c:v>
                 </c:pt>
                 <c:pt idx="37">
-                  <c:v>15.0671</c:v>
+                  <c:v>1596.14</c:v>
                 </c:pt>
                 <c:pt idx="38">
-                  <c:v>15.036</c:v>
+                  <c:v>1679.26</c:v>
                 </c:pt>
                 <c:pt idx="39">
-                  <c:v>16.191400000000002</c:v>
+                  <c:v>1764.92</c:v>
                 </c:pt>
                 <c:pt idx="40">
-                  <c:v>15.4422</c:v>
+                  <c:v>1852.3</c:v>
                 </c:pt>
                 <c:pt idx="41">
-                  <c:v>16.596699999999998</c:v>
+                  <c:v>1943.54</c:v>
                 </c:pt>
                 <c:pt idx="42">
-                  <c:v>16.475899999999999</c:v>
+                  <c:v>2035.47</c:v>
                 </c:pt>
                 <c:pt idx="43">
-                  <c:v>17.712800000000001</c:v>
+                  <c:v>2134.66</c:v>
                 </c:pt>
                 <c:pt idx="44">
-                  <c:v>18.178100000000001</c:v>
+                  <c:v>2233.9899999999998</c:v>
                 </c:pt>
                 <c:pt idx="45">
-                  <c:v>19.686800000000002</c:v>
+                  <c:v>2338.62</c:v>
                 </c:pt>
                 <c:pt idx="46">
-                  <c:v>19.100100000000001</c:v>
+                  <c:v>2436.46</c:v>
                 </c:pt>
                 <c:pt idx="47">
-                  <c:v>18.7423</c:v>
+                  <c:v>2545.64</c:v>
                 </c:pt>
                 <c:pt idx="48">
-                  <c:v>19.776900000000001</c:v>
-                </c:pt>
-                <c:pt idx="49">
-                  <c:v>20.731000000000002</c:v>
+                  <c:v>2653.97</c:v>
+                </c:pt>
+                <c:pt idx="49" formatCode="General">
+                  <c:v>2761.82</c:v>
                 </c:pt>
               </c:numCache>
             </c:numRef>
-          </c:yVal>
+          </c:val>
           <c:smooth val="0"/>
-          <c:extLst>
-            <c:ext xmlns:c16="http://schemas.microsoft.com/office/drawing/2014/chart" uri="{C3380CC4-5D6E-409C-BE32-E72D297353CC}">
-              <c16:uniqueId val="{00000001-F65B-4148-8FC8-8D6AF770745F}"/>
-            </c:ext>
-          </c:extLst>
         </c:ser>
         <c:dLbls>
           <c:showLegendKey val="0"/>
@@ -8144,30 +7604,81 @@
           <c:showPercent val="0"/>
           <c:showBubbleSize val="0"/>
         </c:dLbls>
-        <c:axId val="365011408"/>
-        <c:axId val="365012848"/>
-      </c:scatterChart>
-      <c:valAx>
-        <c:axId val="365011408"/>
+        <c:marker val="1"/>
+        <c:smooth val="0"/>
+        <c:axId val="-8282704"/>
+        <c:axId val="-8279984"/>
+      </c:lineChart>
+      <c:catAx>
+        <c:axId val="-8282704"/>
         <c:scaling>
           <c:orientation val="minMax"/>
         </c:scaling>
         <c:delete val="0"/>
         <c:axPos val="b"/>
-        <c:majorGridlines>
+        <c:title>
+          <c:tx>
+            <c:rich>
+              <a:bodyPr rot="0" spcFirstLastPara="1" vertOverflow="ellipsis" vert="horz" wrap="square" anchor="ctr" anchorCtr="1"/>
+              <a:lstStyle/>
+              <a:p>
+                <a:pPr>
+                  <a:defRPr sz="1000" b="0" i="0" u="none" strike="noStrike" kern="1200" baseline="0">
+                    <a:solidFill>
+                      <a:schemeClr val="tx1">
+                        <a:lumMod val="65000"/>
+                        <a:lumOff val="35000"/>
+                      </a:schemeClr>
+                    </a:solidFill>
+                    <a:latin typeface="+mn-lt"/>
+                    <a:ea typeface="+mn-ea"/>
+                    <a:cs typeface="+mn-cs"/>
+                  </a:defRPr>
+                </a:pPr>
+                <a:r>
+                  <a:rPr lang="ru-RU"/>
+                  <a:t>Размер массива (тыс.</a:t>
+                </a:r>
+                <a:r>
+                  <a:rPr lang="ru-RU" baseline="0"/>
+                  <a:t> элементов</a:t>
+                </a:r>
+                <a:r>
+                  <a:rPr lang="ru-RU"/>
+                  <a:t>)</a:t>
+                </a:r>
+              </a:p>
+            </c:rich>
+          </c:tx>
+          <c:overlay val="0"/>
           <c:spPr>
-            <a:ln w="9525" cap="flat" cmpd="sng" algn="ctr">
-              <a:solidFill>
-                <a:schemeClr val="tx1">
-                  <a:lumMod val="15000"/>
-                  <a:lumOff val="85000"/>
-                </a:schemeClr>
-              </a:solidFill>
-              <a:round/>
+            <a:noFill/>
+            <a:ln>
+              <a:noFill/>
             </a:ln>
             <a:effectLst/>
           </c:spPr>
-        </c:majorGridlines>
+          <c:txPr>
+            <a:bodyPr rot="0" spcFirstLastPara="1" vertOverflow="ellipsis" vert="horz" wrap="square" anchor="ctr" anchorCtr="1"/>
+            <a:lstStyle/>
+            <a:p>
+              <a:pPr>
+                <a:defRPr sz="1000" b="0" i="0" u="none" strike="noStrike" kern="1200" baseline="0">
+                  <a:solidFill>
+                    <a:schemeClr val="tx1">
+                      <a:lumMod val="65000"/>
+                      <a:lumOff val="35000"/>
+                    </a:schemeClr>
+                  </a:solidFill>
+                  <a:latin typeface="+mn-lt"/>
+                  <a:ea typeface="+mn-ea"/>
+                  <a:cs typeface="+mn-cs"/>
+                </a:defRPr>
+              </a:pPr>
+              <a:endParaRPr lang="ru-RU"/>
+            </a:p>
+          </c:txPr>
+        </c:title>
         <c:numFmt formatCode="General" sourceLinked="1"/>
         <c:majorTickMark val="none"/>
         <c:minorTickMark val="none"/>
@@ -8177,8 +7688,8 @@
           <a:ln w="9525" cap="flat" cmpd="sng" algn="ctr">
             <a:solidFill>
               <a:schemeClr val="tx1">
-                <a:lumMod val="25000"/>
-                <a:lumOff val="75000"/>
+                <a:lumMod val="15000"/>
+                <a:lumOff val="85000"/>
               </a:schemeClr>
             </a:solidFill>
             <a:round/>
@@ -8205,12 +7716,15 @@
             <a:endParaRPr lang="ru-RU"/>
           </a:p>
         </c:txPr>
-        <c:crossAx val="365012848"/>
+        <c:crossAx val="-8279984"/>
         <c:crosses val="autoZero"/>
-        <c:crossBetween val="midCat"/>
-      </c:valAx>
+        <c:auto val="1"/>
+        <c:lblAlgn val="ctr"/>
+        <c:lblOffset val="100"/>
+        <c:noMultiLvlLbl val="0"/>
+      </c:catAx>
       <c:valAx>
-        <c:axId val="365012848"/>
+        <c:axId val="-8279984"/>
         <c:scaling>
           <c:orientation val="minMax"/>
         </c:scaling>
@@ -8230,20 +7744,74 @@
             <a:effectLst/>
           </c:spPr>
         </c:majorGridlines>
-        <c:numFmt formatCode="0.00" sourceLinked="1"/>
+        <c:title>
+          <c:tx>
+            <c:rich>
+              <a:bodyPr rot="-5400000" spcFirstLastPara="1" vertOverflow="ellipsis" vert="horz" wrap="square" anchor="ctr" anchorCtr="1"/>
+              <a:lstStyle/>
+              <a:p>
+                <a:pPr>
+                  <a:defRPr sz="1000" b="0" i="0" u="none" strike="noStrike" kern="1200" baseline="0">
+                    <a:solidFill>
+                      <a:schemeClr val="tx1">
+                        <a:lumMod val="65000"/>
+                        <a:lumOff val="35000"/>
+                      </a:schemeClr>
+                    </a:solidFill>
+                    <a:latin typeface="+mn-lt"/>
+                    <a:ea typeface="+mn-ea"/>
+                    <a:cs typeface="+mn-cs"/>
+                  </a:defRPr>
+                </a:pPr>
+                <a:r>
+                  <a:rPr lang="ru-RU"/>
+                  <a:t>Время сортировки</a:t>
+                </a:r>
+                <a:r>
+                  <a:rPr lang="ru-RU" baseline="0"/>
+                  <a:t> (мс)</a:t>
+                </a:r>
+                <a:endParaRPr lang="ru-RU"/>
+              </a:p>
+            </c:rich>
+          </c:tx>
+          <c:overlay val="0"/>
+          <c:spPr>
+            <a:noFill/>
+            <a:ln>
+              <a:noFill/>
+            </a:ln>
+            <a:effectLst/>
+          </c:spPr>
+          <c:txPr>
+            <a:bodyPr rot="-5400000" spcFirstLastPara="1" vertOverflow="ellipsis" vert="horz" wrap="square" anchor="ctr" anchorCtr="1"/>
+            <a:lstStyle/>
+            <a:p>
+              <a:pPr>
+                <a:defRPr sz="1000" b="0" i="0" u="none" strike="noStrike" kern="1200" baseline="0">
+                  <a:solidFill>
+                    <a:schemeClr val="tx1">
+                      <a:lumMod val="65000"/>
+                      <a:lumOff val="35000"/>
+                    </a:schemeClr>
+                  </a:solidFill>
+                  <a:latin typeface="+mn-lt"/>
+                  <a:ea typeface="+mn-ea"/>
+                  <a:cs typeface="+mn-cs"/>
+                </a:defRPr>
+              </a:pPr>
+              <a:endParaRPr lang="ru-RU"/>
+            </a:p>
+          </c:txPr>
+        </c:title>
+        <c:numFmt formatCode="0.000" sourceLinked="1"/>
         <c:majorTickMark val="none"/>
         <c:minorTickMark val="none"/>
         <c:tickLblPos val="nextTo"/>
         <c:spPr>
           <a:noFill/>
-          <a:ln w="9525" cap="flat" cmpd="sng" algn="ctr">
-            <a:solidFill>
-              <a:schemeClr val="tx1">
-                <a:lumMod val="25000"/>
-                <a:lumOff val="75000"/>
-              </a:schemeClr>
-            </a:solidFill>
-            <a:round/>
+          <a:ln>
+            <a:noFill/>
           </a:ln>
           <a:effectLst/>
         </c:spPr>
@@ -8267,9 +7835,9 @@
             <a:endParaRPr lang="ru-RU"/>
           </a:p>
         </c:txPr>
-        <c:crossAx val="365011408"/>
+        <c:crossAx val="-8282704"/>
         <c:crosses val="autoZero"/>
-        <c:crossBetween val="midCat"/>
+        <c:crossBetween val="between"/>
       </c:valAx>
       <c:spPr>
         <a:noFill/>
@@ -8466,7 +8034,7 @@
 </file>
 
 <file path=word/charts/style1.xml><?xml version="1.0" encoding="utf-8"?>
-<cs:chartStyle xmlns:cs="http://schemas.microsoft.com/office/drawing/2012/chartStyle" xmlns:a="http://schemas.openxmlformats.org/drawingml/2006/main" id="240">
+<cs:chartStyle xmlns:cs="http://schemas.microsoft.com/office/drawing/2012/chartStyle" xmlns:a="http://schemas.openxmlformats.org/drawingml/2006/main" id="227">
   <cs:axisTitle>
     <cs:lnRef idx="0"/>
     <cs:fillRef idx="0"/>
@@ -8493,8 +8061,8 @@
       <a:ln w="9525" cap="flat" cmpd="sng" algn="ctr">
         <a:solidFill>
           <a:schemeClr val="tx1">
-            <a:lumMod val="25000"/>
-            <a:lumOff val="75000"/>
+            <a:lumMod val="15000"/>
+            <a:lumOff val="85000"/>
           </a:schemeClr>
         </a:solidFill>
         <a:round/>
@@ -8574,6 +8142,11 @@
     <cs:fontRef idx="minor">
       <a:schemeClr val="tx1"/>
     </cs:fontRef>
+    <cs:spPr>
+      <a:solidFill>
+        <a:schemeClr val="phClr"/>
+      </a:solidFill>
+    </cs:spPr>
   </cs:dataPoint>
   <cs:dataPoint3D>
     <cs:lnRef idx="0"/>
@@ -8584,6 +8157,11 @@
     <cs:fontRef idx="minor">
       <a:schemeClr val="tx1"/>
     </cs:fontRef>
+    <cs:spPr>
+      <a:solidFill>
+        <a:schemeClr val="phClr"/>
+      </a:solidFill>
+    </cs:spPr>
   </cs:dataPoint3D>
   <cs:dataPointLine>
     <cs:lnRef idx="0">
@@ -8595,7 +8173,7 @@
       <a:schemeClr val="tx1"/>
     </cs:fontRef>
     <cs:spPr>
-      <a:ln w="19050" cap="rnd">
+      <a:ln w="28575" cap="rnd">
         <a:solidFill>
           <a:schemeClr val="phClr"/>
         </a:solidFill>
@@ -8615,6 +8193,9 @@
       <a:schemeClr val="tx1"/>
     </cs:fontRef>
     <cs:spPr>
+      <a:solidFill>
+        <a:schemeClr val="phClr"/>
+      </a:solidFill>
       <a:ln w="9525">
         <a:solidFill>
           <a:schemeClr val="phClr"/>
@@ -8627,10 +8208,10 @@
     <cs:lnRef idx="0">
       <cs:styleClr val="auto"/>
     </cs:lnRef>
-    <cs:fillRef idx="0"/>
+    <cs:fillRef idx="1"/>
     <cs:effectRef idx="0"/>
     <cs:fontRef idx="minor">
-      <a:schemeClr val="dk1"/>
+      <a:schemeClr val="tx1"/>
     </cs:fontRef>
     <cs:spPr>
       <a:ln w="9525" cap="rnd">
@@ -8670,23 +8251,22 @@
     <cs:fillRef idx="0"/>
     <cs:effectRef idx="0"/>
     <cs:fontRef idx="minor">
-      <a:schemeClr val="tx1"/>
+      <a:schemeClr val="dk1"/>
     </cs:fontRef>
     <cs:spPr>
       <a:solidFill>
         <a:schemeClr val="dk1">
-          <a:lumMod val="75000"/>
-          <a:lumOff val="25000"/>
+          <a:lumMod val="65000"/>
+          <a:lumOff val="35000"/>
         </a:schemeClr>
       </a:solidFill>
-      <a:ln w="9525" cap="flat" cmpd="sng" algn="ctr">
+      <a:ln w="9525">
         <a:solidFill>
           <a:schemeClr val="tx1">
             <a:lumMod val="65000"/>
             <a:lumOff val="35000"/>
           </a:schemeClr>
         </a:solidFill>
-        <a:round/>
       </a:ln>
     </cs:spPr>
   </cs:downBar>
@@ -8791,8 +8371,8 @@
       <a:ln w="9525" cap="flat" cmpd="sng" algn="ctr">
         <a:solidFill>
           <a:schemeClr val="tx1">
-            <a:lumMod val="50000"/>
-            <a:lumOff val="50000"/>
+            <a:lumMod val="75000"/>
+            <a:lumOff val="25000"/>
           </a:schemeClr>
         </a:solidFill>
         <a:round/>
@@ -8924,20 +8504,19 @@
     <cs:fillRef idx="0"/>
     <cs:effectRef idx="0"/>
     <cs:fontRef idx="minor">
-      <a:schemeClr val="tx1"/>
+      <a:schemeClr val="dk1"/>
     </cs:fontRef>
     <cs:spPr>
       <a:solidFill>
         <a:schemeClr val="lt1"/>
       </a:solidFill>
-      <a:ln w="9525" cap="flat" cmpd="sng" algn="ctr">
+      <a:ln w="9525">
         <a:solidFill>
           <a:schemeClr val="tx1">
-            <a:lumMod val="65000"/>
-            <a:lumOff val="35000"/>
+            <a:lumMod val="15000"/>
+            <a:lumOff val="85000"/>
           </a:schemeClr>
         </a:solidFill>
-        <a:round/>
       </a:ln>
     </cs:spPr>
   </cs:upBar>
@@ -8951,17 +8530,6 @@
         <a:lumOff val="35000"/>
       </a:schemeClr>
     </cs:fontRef>
-    <cs:spPr>
-      <a:ln w="9525" cap="flat" cmpd="sng" algn="ctr">
-        <a:solidFill>
-          <a:schemeClr val="tx1">
-            <a:lumMod val="25000"/>
-            <a:lumOff val="75000"/>
-          </a:schemeClr>
-        </a:solidFill>
-        <a:round/>
-      </a:ln>
-    </cs:spPr>
     <cs:defRPr sz="900" kern="1200"/>
   </cs:valueAxis>
   <cs:wall>
@@ -8982,7 +8550,7 @@
 </file>
 
 <file path=word/charts/style2.xml><?xml version="1.0" encoding="utf-8"?>
-<cs:chartStyle xmlns:cs="http://schemas.microsoft.com/office/drawing/2012/chartStyle" xmlns:a="http://schemas.openxmlformats.org/drawingml/2006/main" id="240">
+<cs:chartStyle xmlns:cs="http://schemas.microsoft.com/office/drawing/2012/chartStyle" xmlns:a="http://schemas.openxmlformats.org/drawingml/2006/main" id="227">
   <cs:axisTitle>
     <cs:lnRef idx="0"/>
     <cs:fillRef idx="0"/>
@@ -9009,8 +8577,8 @@
       <a:ln w="9525" cap="flat" cmpd="sng" algn="ctr">
         <a:solidFill>
           <a:schemeClr val="tx1">
-            <a:lumMod val="25000"/>
-            <a:lumOff val="75000"/>
+            <a:lumMod val="15000"/>
+            <a:lumOff val="85000"/>
           </a:schemeClr>
         </a:solidFill>
         <a:round/>
@@ -9090,6 +8658,11 @@
     <cs:fontRef idx="minor">
       <a:schemeClr val="tx1"/>
     </cs:fontRef>
+    <cs:spPr>
+      <a:solidFill>
+        <a:schemeClr val="phClr"/>
+      </a:solidFill>
+    </cs:spPr>
   </cs:dataPoint>
   <cs:dataPoint3D>
     <cs:lnRef idx="0"/>
@@ -9100,6 +8673,11 @@
     <cs:fontRef idx="minor">
       <a:schemeClr val="tx1"/>
     </cs:fontRef>
+    <cs:spPr>
+      <a:solidFill>
+        <a:schemeClr val="phClr"/>
+      </a:solidFill>
+    </cs:spPr>
   </cs:dataPoint3D>
   <cs:dataPointLine>
     <cs:lnRef idx="0">
@@ -9111,7 +8689,7 @@
       <a:schemeClr val="tx1"/>
     </cs:fontRef>
     <cs:spPr>
-      <a:ln w="19050" cap="rnd">
+      <a:ln w="28575" cap="rnd">
         <a:solidFill>
           <a:schemeClr val="phClr"/>
         </a:solidFill>
@@ -9131,6 +8709,9 @@
       <a:schemeClr val="tx1"/>
     </cs:fontRef>
     <cs:spPr>
+      <a:solidFill>
+        <a:schemeClr val="phClr"/>
+      </a:solidFill>
       <a:ln w="9525">
         <a:solidFill>
           <a:schemeClr val="phClr"/>
@@ -9143,10 +8724,10 @@
     <cs:lnRef idx="0">
       <cs:styleClr val="auto"/>
     </cs:lnRef>
-    <cs:fillRef idx="0"/>
+    <cs:fillRef idx="1"/>
     <cs:effectRef idx="0"/>
     <cs:fontRef idx="minor">
-      <a:schemeClr val="dk1"/>
+      <a:schemeClr val="tx1"/>
     </cs:fontRef>
     <cs:spPr>
       <a:ln w="9525" cap="rnd">
@@ -9186,23 +8767,22 @@
     <cs:fillRef idx="0"/>
     <cs:effectRef idx="0"/>
     <cs:fontRef idx="minor">
-      <a:schemeClr val="tx1"/>
+      <a:schemeClr val="dk1"/>
     </cs:fontRef>
     <cs:spPr>
       <a:solidFill>
         <a:schemeClr val="dk1">
-          <a:lumMod val="75000"/>
-          <a:lumOff val="25000"/>
+          <a:lumMod val="65000"/>
+          <a:lumOff val="35000"/>
         </a:schemeClr>
       </a:solidFill>
-      <a:ln w="9525" cap="flat" cmpd="sng" algn="ctr">
+      <a:ln w="9525">
         <a:solidFill>
           <a:schemeClr val="tx1">
             <a:lumMod val="65000"/>
             <a:lumOff val="35000"/>
           </a:schemeClr>
         </a:solidFill>
-        <a:round/>
       </a:ln>
     </cs:spPr>
   </cs:downBar>
@@ -9307,8 +8887,8 @@
       <a:ln w="9525" cap="flat" cmpd="sng" algn="ctr">
         <a:solidFill>
           <a:schemeClr val="tx1">
-            <a:lumMod val="50000"/>
-            <a:lumOff val="50000"/>
+            <a:lumMod val="75000"/>
+            <a:lumOff val="25000"/>
           </a:schemeClr>
         </a:solidFill>
         <a:round/>
@@ -9440,20 +9020,19 @@
     <cs:fillRef idx="0"/>
     <cs:effectRef idx="0"/>
     <cs:fontRef idx="minor">
-      <a:schemeClr val="tx1"/>
+      <a:schemeClr val="dk1"/>
     </cs:fontRef>
     <cs:spPr>
       <a:solidFill>
         <a:schemeClr val="lt1"/>
       </a:solidFill>
-      <a:ln w="9525" cap="flat" cmpd="sng" algn="ctr">
+      <a:ln w="9525">
         <a:solidFill>
           <a:schemeClr val="tx1">
-            <a:lumMod val="65000"/>
-            <a:lumOff val="35000"/>
+            <a:lumMod val="15000"/>
+            <a:lumOff val="85000"/>
           </a:schemeClr>
         </a:solidFill>
-        <a:round/>
       </a:ln>
     </cs:spPr>
   </cs:upBar>
@@ -9467,17 +9046,6 @@
         <a:lumOff val="35000"/>
       </a:schemeClr>
     </cs:fontRef>
-    <cs:spPr>
-      <a:ln w="9525" cap="flat" cmpd="sng" algn="ctr">
-        <a:solidFill>
-          <a:schemeClr val="tx1">
-            <a:lumMod val="25000"/>
-            <a:lumOff val="75000"/>
-          </a:schemeClr>
-        </a:solidFill>
-        <a:round/>
-      </a:ln>
-    </cs:spPr>
     <cs:defRPr sz="900" kern="1200"/>
   </cs:valueAxis>
   <cs:wall>
@@ -9498,7 +9066,7 @@
 </file>
 
 <file path=word/charts/style3.xml><?xml version="1.0" encoding="utf-8"?>
-<cs:chartStyle xmlns:cs="http://schemas.microsoft.com/office/drawing/2012/chartStyle" xmlns:a="http://schemas.openxmlformats.org/drawingml/2006/main" id="240">
+<cs:chartStyle xmlns:cs="http://schemas.microsoft.com/office/drawing/2012/chartStyle" xmlns:a="http://schemas.openxmlformats.org/drawingml/2006/main" id="227">
   <cs:axisTitle>
     <cs:lnRef idx="0"/>
     <cs:fillRef idx="0"/>
@@ -9525,8 +9093,8 @@
       <a:ln w="9525" cap="flat" cmpd="sng" algn="ctr">
         <a:solidFill>
           <a:schemeClr val="tx1">
-            <a:lumMod val="25000"/>
-            <a:lumOff val="75000"/>
+            <a:lumMod val="15000"/>
+            <a:lumOff val="85000"/>
           </a:schemeClr>
         </a:solidFill>
         <a:round/>
@@ -9606,6 +9174,11 @@
     <cs:fontRef idx="minor">
       <a:schemeClr val="tx1"/>
     </cs:fontRef>
+    <cs:spPr>
+      <a:solidFill>
+        <a:schemeClr val="phClr"/>
+      </a:solidFill>
+    </cs:spPr>
   </cs:dataPoint>
   <cs:dataPoint3D>
     <cs:lnRef idx="0"/>
@@ -9616,6 +9189,11 @@
     <cs:fontRef idx="minor">
       <a:schemeClr val="tx1"/>
     </cs:fontRef>
+    <cs:spPr>
+      <a:solidFill>
+        <a:schemeClr val="phClr"/>
+      </a:solidFill>
+    </cs:spPr>
   </cs:dataPoint3D>
   <cs:dataPointLine>
     <cs:lnRef idx="0">
@@ -9627,7 +9205,7 @@
       <a:schemeClr val="tx1"/>
     </cs:fontRef>
     <cs:spPr>
-      <a:ln w="19050" cap="rnd">
+      <a:ln w="28575" cap="rnd">
         <a:solidFill>
           <a:schemeClr val="phClr"/>
         </a:solidFill>
@@ -9647,6 +9225,9 @@
       <a:schemeClr val="tx1"/>
     </cs:fontRef>
     <cs:spPr>
+      <a:solidFill>
+        <a:schemeClr val="phClr"/>
+      </a:solidFill>
       <a:ln w="9525">
         <a:solidFill>
           <a:schemeClr val="phClr"/>
@@ -9659,10 +9240,10 @@
     <cs:lnRef idx="0">
       <cs:styleClr val="auto"/>
     </cs:lnRef>
-    <cs:fillRef idx="0"/>
+    <cs:fillRef idx="1"/>
     <cs:effectRef idx="0"/>
     <cs:fontRef idx="minor">
-      <a:schemeClr val="dk1"/>
+      <a:schemeClr val="tx1"/>
     </cs:fontRef>
     <cs:spPr>
       <a:ln w="9525" cap="rnd">
@@ -9702,23 +9283,22 @@
     <cs:fillRef idx="0"/>
     <cs:effectRef idx="0"/>
     <cs:fontRef idx="minor">
-      <a:schemeClr val="tx1"/>
+      <a:schemeClr val="dk1"/>
     </cs:fontRef>
     <cs:spPr>
       <a:solidFill>
         <a:schemeClr val="dk1">
-          <a:lumMod val="75000"/>
-          <a:lumOff val="25000"/>
+          <a:lumMod val="65000"/>
+          <a:lumOff val="35000"/>
         </a:schemeClr>
       </a:solidFill>
-      <a:ln w="9525" cap="flat" cmpd="sng" algn="ctr">
+      <a:ln w="9525">
         <a:solidFill>
           <a:schemeClr val="tx1">
             <a:lumMod val="65000"/>
             <a:lumOff val="35000"/>
           </a:schemeClr>
         </a:solidFill>
-        <a:round/>
       </a:ln>
     </cs:spPr>
   </cs:downBar>
@@ -9823,8 +9403,8 @@
       <a:ln w="9525" cap="flat" cmpd="sng" algn="ctr">
         <a:solidFill>
           <a:schemeClr val="tx1">
-            <a:lumMod val="50000"/>
-            <a:lumOff val="50000"/>
+            <a:lumMod val="75000"/>
+            <a:lumOff val="25000"/>
           </a:schemeClr>
         </a:solidFill>
         <a:round/>
@@ -9956,20 +9536,19 @@
     <cs:fillRef idx="0"/>
     <cs:effectRef idx="0"/>
     <cs:fontRef idx="minor">
-      <a:schemeClr val="tx1"/>
+      <a:schemeClr val="dk1"/>
     </cs:fontRef>
     <cs:spPr>
       <a:solidFill>
         <a:schemeClr val="lt1"/>
       </a:solidFill>
-      <a:ln w="9525" cap="flat" cmpd="sng" algn="ctr">
+      <a:ln w="9525">
         <a:solidFill>
           <a:schemeClr val="tx1">
-            <a:lumMod val="65000"/>
-            <a:lumOff val="35000"/>
+            <a:lumMod val="15000"/>
+            <a:lumOff val="85000"/>
           </a:schemeClr>
         </a:solidFill>
-        <a:round/>
       </a:ln>
     </cs:spPr>
   </cs:upBar>
@@ -9983,17 +9562,6 @@
         <a:lumOff val="35000"/>
       </a:schemeClr>
     </cs:fontRef>
-    <cs:spPr>
-      <a:ln w="9525" cap="flat" cmpd="sng" algn="ctr">
-        <a:solidFill>
-          <a:schemeClr val="tx1">
-            <a:lumMod val="25000"/>
-            <a:lumOff val="75000"/>
-          </a:schemeClr>
-        </a:solidFill>
-        <a:round/>
-      </a:ln>
-    </cs:spPr>
     <cs:defRPr sz="900" kern="1200"/>
   </cs:valueAxis>
   <cs:wall>
@@ -10313,7 +9881,7 @@
 </file>
 
 <file path=customXml/itemProps1.xml><?xml version="1.0" encoding="utf-8"?>
-<ds:datastoreItem xmlns:ds="http://schemas.openxmlformats.org/officeDocument/2006/customXml" ds:itemID="{E06601D9-E8D0-40F2-956F-3BC54AB8EF99}">
+<ds:datastoreItem xmlns:ds="http://schemas.openxmlformats.org/officeDocument/2006/customXml" ds:itemID="{8A4CF195-6014-4074-A70C-9359DAD5C21D}">
   <ds:schemaRefs>
     <ds:schemaRef ds:uri="http://schemas.openxmlformats.org/officeDocument/2006/bibliography"/>
   </ds:schemaRefs>
